--- a/docs/AI_law_从现象到规律.docx
+++ b/docs/AI_law_从现象到规律.docx
@@ -200,7 +200,7 @@
           <w:color w:val="1A1A1A"/>
           <w:sz w:val="22"/>
         </w:rPr>
-        <w:t xml:space="preserve">。每一拍是一段主题弧，不是逐章标签；主线靠三拍推进——第 1–7 章构成第一、二拍与第三拍的”判”，第 8 章是第三拍的”望”（回望·选读，跳过不影响主线）。</w:t>
+        <w:t xml:space="preserve">。每一拍是一段主题弧，不是逐章标签；主线靠三拍推进——前七章构成第一、二拍与第三拍的”判”，《理论之梯》章是第三拍的”望”（回望·选读，跳过不影响主线）。</w:t>
       </w:r>
     </w:p>
     <w:p>
@@ -215,7 +215,7 @@
           <w:color w:val="1A1A1A"/>
           <w:sz w:val="22"/>
         </w:rPr>
-        <w:t xml:space="preserve">第一拍，看：现象与动力学（第1–3章）。</w:t>
+        <w:t xml:space="preserve">第一拍，看：现象与动力学。</w:t>
       </w:r>
       <w:r>
         <w:rPr>
@@ -264,23 +264,23 @@
           <w:color w:val="1A1A1A"/>
           <w:sz w:val="22"/>
         </w:rPr>
-        <w:t xml:space="preserve">第二拍，懂：规律与机制（第4–6章）。</w:t>
-      </w:r>
-      <w:r>
-        <w:rPr>
-          <w:rFonts w:ascii="Calibri" w:hAnsi="Calibri" w:eastAsia="宋体"/>
-          <w:color w:val="1A1A1A"/>
-          <w:sz w:val="22"/>
-        </w:rPr>
-        <w:t xml:space="preserve"> </w:t>
-      </w:r>
-      <w:r>
-        <w:rPr>
-          <w:rFonts w:ascii="Calibri" w:hAnsi="Calibri" w:eastAsia="宋体"/>
-          <w:color w:val="1A1A1A"/>
-          <w:sz w:val="22"/>
-        </w:rPr>
-        <w:t xml:space="preserve">先给规律、再拆机制（拍内顺序不变）：第 4 章先兑现第一条能外推的规律——尺度定律——并摆出三个起源候选（数据谱／表示压缩与叠加／语言结构随机图）；随后两章逐候选验收——第 5 章用谱工具与特征学习接住”数据谱”（lazy/rich、μP 超参迁移），第 6 章用表示结构接住”压缩/叠加”（叠加几何、SAE 可恢复、induction 电路）；</w:t>
+        <w:t xml:space="preserve">第二拍，懂：规律与机制（尺度定律、特征学习与潜空间规律）。</w:t>
+      </w:r>
+      <w:r>
+        <w:rPr>
+          <w:rFonts w:ascii="Calibri" w:hAnsi="Calibri" w:eastAsia="宋体"/>
+          <w:color w:val="1A1A1A"/>
+          <w:sz w:val="22"/>
+        </w:rPr>
+        <w:t xml:space="preserve"> </w:t>
+      </w:r>
+      <w:r>
+        <w:rPr>
+          <w:rFonts w:ascii="Calibri" w:hAnsi="Calibri" w:eastAsia="宋体"/>
+          <w:color w:val="1A1A1A"/>
+          <w:sz w:val="22"/>
+        </w:rPr>
+        <w:t xml:space="preserve">先给规律、再拆机制（拍内顺序不变）：尺度定律一章先兑现第一条能外推的规律——尺度定律——并摆出三个起源候选（数据谱／表示压缩与叠加／语言结构随机图）；随后两章逐候选验收——第 5 章用谱工具与特征学习接住”数据谱”（lazy/rich、μP 超参迁移），第 6 章用表示结构接住”压缩/叠加”（叠加几何、SAE 可恢复、induction 电路）；</w:t>
       </w:r>
       <w:r>
         <w:rPr>
@@ -327,23 +327,23 @@
           <w:color w:val="1A1A1A"/>
           <w:sz w:val="22"/>
         </w:rPr>
-        <w:t xml:space="preserve">第三拍，判：边界怎么量、何时失效（第7章）。</w:t>
-      </w:r>
-      <w:r>
-        <w:rPr>
-          <w:rFonts w:ascii="Calibri" w:hAnsi="Calibri" w:eastAsia="宋体"/>
-          <w:color w:val="1A1A1A"/>
-          <w:sz w:val="22"/>
-        </w:rPr>
-        <w:t xml:space="preserve"> </w:t>
-      </w:r>
-      <w:r>
-        <w:rPr>
-          <w:rFonts w:ascii="Calibri" w:hAnsi="Calibri" w:eastAsia="宋体"/>
-          <w:color w:val="1A1A1A"/>
-          <w:sz w:val="22"/>
-        </w:rPr>
-        <w:t xml:space="preserve">怎么衡量一条规律、它何时失效，给出五类边界。没有失效条件的规律不是规律，是口号。第 7 章全章即工具箱：测量方法直接可用，§7.4–7.6 为选读与方法论。</w:t>
+        <w:t xml:space="preserve">第三拍，判：边界怎么量、何时失效（衡量与边界章）。</w:t>
+      </w:r>
+      <w:r>
+        <w:rPr>
+          <w:rFonts w:ascii="Calibri" w:hAnsi="Calibri" w:eastAsia="宋体"/>
+          <w:color w:val="1A1A1A"/>
+          <w:sz w:val="22"/>
+        </w:rPr>
+        <w:t xml:space="preserve"> </w:t>
+      </w:r>
+      <w:r>
+        <w:rPr>
+          <w:rFonts w:ascii="Calibri" w:hAnsi="Calibri" w:eastAsia="宋体"/>
+          <w:color w:val="1A1A1A"/>
+          <w:sz w:val="22"/>
+        </w:rPr>
+        <w:t xml:space="preserve">怎么衡量一条规律、它何时失效，给出五类边界。没有失效条件的规律不是规律，是口号。该章全章即工具箱：测量方法直接可用，对齐极限、世界模型与方法论三节为选读。</w:t>
       </w:r>
     </w:p>
     <w:p>
@@ -358,23 +358,23 @@
           <w:color w:val="1A1A1A"/>
           <w:sz w:val="22"/>
         </w:rPr>
-        <w:t xml:space="preserve">第三拍，望：理论之梯（第8章，回望·选读）。</w:t>
-      </w:r>
-      <w:r>
-        <w:rPr>
-          <w:rFonts w:ascii="Calibri" w:hAnsi="Calibri" w:eastAsia="宋体"/>
-          <w:color w:val="1A1A1A"/>
-          <w:sz w:val="22"/>
-        </w:rPr>
-        <w:t xml:space="preserve"> </w:t>
-      </w:r>
-      <w:r>
-        <w:rPr>
-          <w:rFonts w:ascii="Calibri" w:hAnsi="Calibri" w:eastAsia="宋体"/>
-          <w:color w:val="1A1A1A"/>
-          <w:sz w:val="22"/>
-        </w:rPr>
-        <w:t xml:space="preserve">判而未果处，才需要望——第 7 章的”墙”正是第 8 章回望的理由。第 8 章把不可能性换一只手看：经典/现代理论按四路给 AI 供水（词汇／算法／结构／护栏）、滞后-复用是常态、现代理论在证伪中重锚定。主线上读完第 7 章后按需回望，跳过不影响主线。第 8 章为回望视角章：十余条理论的贡献清单本身即查阅工具。</w:t>
+        <w:t xml:space="preserve">第三拍，望：理论之梯（理论之梯，回望·选读）。</w:t>
+      </w:r>
+      <w:r>
+        <w:rPr>
+          <w:rFonts w:ascii="Calibri" w:hAnsi="Calibri" w:eastAsia="宋体"/>
+          <w:color w:val="1A1A1A"/>
+          <w:sz w:val="22"/>
+        </w:rPr>
+        <w:t xml:space="preserve"> </w:t>
+      </w:r>
+      <w:r>
+        <w:rPr>
+          <w:rFonts w:ascii="Calibri" w:hAnsi="Calibri" w:eastAsia="宋体"/>
+          <w:color w:val="1A1A1A"/>
+          <w:sz w:val="22"/>
+        </w:rPr>
+        <w:t xml:space="preserve">判而未果处，才需要望——衡量与边界章的”墙”正是回望的理由。本章把不可能性换一只手看：经典/现代理论按四路给 AI 供水（词汇／算法／结构／护栏）、滞后-复用是常态、现代理论在证伪中重锚定。主线上读完第 7 章后按需回望，跳过不影响主线。第 8 章为回望视角章：十余条理论的贡献清单本身即查阅工具。</w:t>
       </w:r>
     </w:p>
     <w:p>
@@ -850,31 +850,33 @@
         </w:rPr>
         <w:t xml:space="preserve">4. 两速度分解把双下降与 grokking 放进同一把时钟。</w:t>
       </w:r>
-      <w:r>
-        <w:rPr>
-          <w:rFonts w:ascii="Calibri" w:hAnsi="Calibri" w:eastAsia="宋体"/>
+    </w:p>
+    <w:p>
+      <w:pPr>
+        <w:pStyle w:val="BlockText"/>
+        <w:shd w:fill="FFF9E6" w:val="clear"/>
+        <w:spacing w:before="120" w:after="120" w:line="312" w:lineRule="auto"/>
+        <w:pBdr>
+          <w:left w:val="single" w:sz="18" w:space="8" w:color="E0A800"/>
+        </w:pBdr>
+      </w:pPr>
+      <w:r>
+        <w:rPr>
+          <w:bCs/>
+          <w:rFonts w:ascii="Calibri" w:hAnsi="Calibri" w:eastAsia="宋体"/>
+          <w:b/>
           <w:color w:val="555555"/>
           <w:sz w:val="21"/>
         </w:rPr>
-        <w:t xml:space="preserve"> </w:t>
-      </w:r>
-      <w:r>
-        <w:rPr>
-          <w:bCs/>
-          <w:rFonts w:ascii="Calibri" w:hAnsi="Calibri" w:eastAsia="宋体"/>
-          <w:b/>
+        <w:t xml:space="preserve">本章路线</w:t>
+      </w:r>
+      <w:r>
+        <w:rPr>
+          <w:rFonts w:ascii="Calibri" w:hAnsi="Calibri" w:eastAsia="宋体"/>
           <w:color w:val="555555"/>
           <w:sz w:val="21"/>
         </w:rPr>
-        <w:t xml:space="preserve">本章路线</w:t>
-      </w:r>
-      <w:r>
-        <w:rPr>
-          <w:rFonts w:ascii="Calibri" w:hAnsi="Calibri" w:eastAsia="宋体"/>
-          <w:color w:val="555555"/>
-          <w:sz w:val="21"/>
-        </w:rPr>
-        <w:t xml:space="preserve">：§1.0–§1.2 先问“误差从哪来、被怎么分解”；§1.3–§1.4 看经典理论及其失效；§1.5–§1.7 看双下降与两速度、隐式正则化机制；§1.8–§1.10 收束。</w:t>
+        <w:t xml:space="preserve">：先问”误差从哪来、被怎么分解”，再看经典理论及其失效，接着看双下降、两速度分解与隐式正则化机制，最后落地、误解与回顾。</w:t>
       </w:r>
     </w:p>
     <w:bookmarkStart w:id="23" w:name="Xa8ccc2aacbe6b023cc2eb69a007606706a3bbc7"/>
@@ -5364,7 +5366,16 @@
           <w:color w:val="1A1A1A"/>
           <w:sz w:val="22"/>
         </w:rPr>
-        <w:t xml:space="preserve">（arXiv:2605.27078，Flatiron/Harvard/Kempner 团队，预印本）。</w:t>
+        <w:t xml:space="preserve">（Flatiron/Harvard/Kempner 团队，预印本）。</w:t>
+      </w:r>
+      <w:r>
+        <w:rPr>
+          <w:rFonts w:ascii="Calibri" w:hAnsi="Calibri" w:eastAsia="宋体"/>
+          <w:color w:val="1A1A1A"/>
+          <w:sz w:val="22"/>
+          <w:vertAlign w:val="superscript"/>
+        </w:rPr>
+        <w:t xml:space="preserve">[3]</w:t>
       </w:r>
     </w:p>
     <w:p>
@@ -5852,7 +5863,16 @@
           <w:color w:val="1A1A1A"/>
           <w:sz w:val="22"/>
         </w:rPr>
-        <w:t xml:space="preserve">：在可分数据上，梯度下降（包括带标签噪声的训练）收敛到的解，方向趋近最大间隔分类器。隐式正则化的效果，可以写成显式的几何目标（Soudry 等 2018 起的系列工作）。</w:t>
+        <w:t xml:space="preserve">：在可分数据上，梯度下降（包括带标签噪声的训练）收敛到的解，方向趋近最大间隔分类器。隐式正则化的效果，可以写成显式的几何目标。</w:t>
+      </w:r>
+      <w:r>
+        <w:rPr>
+          <w:rFonts w:ascii="Calibri" w:hAnsi="Calibri" w:eastAsia="宋体"/>
+          <w:color w:val="1A1A1A"/>
+          <w:sz w:val="22"/>
+          <w:vertAlign w:val="superscript"/>
+        </w:rPr>
+        <w:t xml:space="preserve">[5]</w:t>
       </w:r>
     </w:p>
     <w:p>
@@ -7043,21 +7063,31 @@
       </w:r>
       <w:r>
         <w:rPr>
-          <w:bCs/>
-          <w:rFonts w:ascii="Calibri" w:hAnsi="Calibri" w:eastAsia="宋体"/>
-          <w:b/>
+          <w:rFonts w:ascii="Calibri" w:hAnsi="Calibri" w:eastAsia="宋体"/>
           <w:color w:val="555555"/>
           <w:sz w:val="21"/>
         </w:rPr>
-        <w:t xml:space="preserve">本章路线</w:t>
-      </w:r>
-      <w:r>
-        <w:rPr>
-          <w:rFonts w:ascii="Calibri" w:hAnsi="Calibri" w:eastAsia="宋体"/>
+        <w:t xml:space="preserve">5. SGD 噪声是隐式正则化的物理来源：噪声越大，解越平坦。</w:t>
+      </w:r>
+    </w:p>
+    <w:p>
+      <w:pPr>
+        <w:pStyle w:val="BlockText"/>
+        <w:shd w:fill="FFF9E6" w:val="clear"/>
+        <w:spacing w:before="120" w:after="120" w:line="312" w:lineRule="auto"/>
+        <w:pBdr>
+          <w:left w:val="single" w:sz="18" w:space="8" w:color="E0A800"/>
+        </w:pBdr>
+      </w:pPr>
+      <w:r>
+        <w:rPr>
+          <w:bCs/>
+          <w:rFonts w:ascii="Calibri" w:hAnsi="Calibri" w:eastAsia="宋体"/>
+          <w:b/>
           <w:color w:val="555555"/>
           <w:sz w:val="21"/>
         </w:rPr>
-        <w:t xml:space="preserve">：§2.0–§2.1 看高维景观（鞍点为主）与逃逸；§2.3–§2.5 看解的盆地、edge of stability 与守恒慢变量；§2.6 收束到隐式正则化动力学；§2.7–§2.9 落地、误解与回顾。</w:t>
+        <w:t xml:space="preserve">本章路线</w:t>
       </w:r>
       <w:r>
         <w:rPr>
@@ -7065,15 +7095,7 @@
           <w:color w:val="555555"/>
           <w:sz w:val="21"/>
         </w:rPr>
-        <w:t xml:space="preserve"> </w:t>
-      </w:r>
-      <w:r>
-        <w:rPr>
-          <w:rFonts w:ascii="Calibri" w:hAnsi="Calibri" w:eastAsia="宋体"/>
-          <w:color w:val="555555"/>
-          <w:sz w:val="21"/>
-        </w:rPr>
-        <w:t xml:space="preserve">5. SGD 噪声是隐式正则化的物理来源：噪声越大，解越平坦。</w:t>
+        <w:t xml:space="preserve">：先看高维景观（鞍点为主）与鞍点逃逸，再看解的盆地、edge of stability 与守恒慢变量，收束到隐式正则化的动力学机制，最后落地、误解与回顾。</w:t>
       </w:r>
     </w:p>
     <w:bookmarkStart w:id="41" w:name="X6ed5f3c56b95b039edf960333177196280b1b3b"/>
@@ -7427,7 +7449,16 @@
           <w:color w:val="1A1A1A"/>
           <w:sz w:val="22"/>
         </w:rPr>
-        <w:t xml:space="preserve">。真实 Hessian 的方向彼此相关，具体数值不同，但量级上的判断一致：维度越高，极小值越罕见（随机场理论的严格版本见 Bray &amp; Dean 2007：大多数临界点都是鞍点）。</w:t>
+        <w:t xml:space="preserve">。真实 Hessian 的方向彼此相关，具体数值不同，但量级上的判断一致：维度越高，极小值越罕见——随机场理论严格版本的分析说明，大多数临界点都是鞍点。</w:t>
+      </w:r>
+      <w:r>
+        <w:rPr>
+          <w:rFonts w:ascii="Calibri" w:hAnsi="Calibri" w:eastAsia="宋体"/>
+          <w:color w:val="1A1A1A"/>
+          <w:sz w:val="22"/>
+          <w:vertAlign w:val="superscript"/>
+        </w:rPr>
+        <w:t xml:space="preserve">[10]</w:t>
       </w:r>
     </w:p>
     <w:p>
@@ -9534,7 +9565,32 @@
           <w:color w:val="1A1A1A"/>
           <w:sz w:val="22"/>
         </w:rPr>
-        <w:t xml:space="preserve">网络为了拟合数据，决策边界会越用越锐利，损失曲面的曲率随之上升。这个”渐进锐化”（progressive sharpening）在深度线性网络里有严格证明（Even 等 2023），在真实网络里是普遍观察。它把锐度一路推高，直到触到</w:t>
+        <w:t xml:space="preserve">网络为了拟合数据，决策边界会越用越锐利，损失曲面的曲率随之上升。这个”渐进锐化”（progressive sharpening）在深度线性网络里有严格证明，在真实网络里是普遍观察。</w:t>
+      </w:r>
+      <w:r>
+        <w:rPr>
+          <w:rFonts w:ascii="Calibri" w:hAnsi="Calibri" w:eastAsia="宋体"/>
+          <w:color w:val="1A1A1A"/>
+          <w:sz w:val="22"/>
+          <w:vertAlign w:val="superscript"/>
+        </w:rPr>
+        <w:t xml:space="preserve">[8]</w:t>
+      </w:r>
+      <w:r>
+        <w:rPr>
+          <w:rFonts w:ascii="Calibri" w:hAnsi="Calibri" w:eastAsia="宋体"/>
+          <w:color w:val="1A1A1A"/>
+          <w:sz w:val="22"/>
+        </w:rPr>
+        <w:t xml:space="preserve"> </w:t>
+      </w:r>
+      <w:r>
+        <w:rPr>
+          <w:rFonts w:ascii="Calibri" w:hAnsi="Calibri" w:eastAsia="宋体"/>
+          <w:color w:val="1A1A1A"/>
+          <w:sz w:val="22"/>
+        </w:rPr>
+        <w:t xml:space="preserve">它把锐度一路推高，直到触到</w:t>
       </w:r>
       <w:r>
         <w:rPr>
@@ -9636,7 +9692,32 @@
           <w:color w:val="1A1A1A"/>
           <w:sz w:val="22"/>
         </w:rPr>
-        <w:t xml:space="preserve">后，参数在锐利方向上每一步都过冲，进入确定性的来回震荡。震荡的平均效果，相当于给损失加了一项曲率惩罚：三阶曲率决定震荡偏向哪一侧，结果把参数的平均位置推向曲率更低处（Damian 等 2022 给出三阶项驱动的平衡）。Cohen 等 2025 把两层合并成一句话：edge of stability 上的整条轨迹，等价于一条”带曲率惩罚的梯度流”。两个力——拟合推高曲率、震荡压回曲率——在</w:t>
+        <w:t xml:space="preserve">后，参数在锐利方向上每一步都过冲，进入确定性的来回震荡。震荡的平均效果，相当于给损失加了一项曲率惩罚：三阶曲率决定震荡偏向哪一侧，结果把参数的平均位置推向曲率更低处。</w:t>
+      </w:r>
+      <w:r>
+        <w:rPr>
+          <w:rFonts w:ascii="Calibri" w:hAnsi="Calibri" w:eastAsia="宋体"/>
+          <w:color w:val="1A1A1A"/>
+          <w:sz w:val="22"/>
+          <w:vertAlign w:val="superscript"/>
+        </w:rPr>
+        <w:t xml:space="preserve">[8]</w:t>
+      </w:r>
+      <w:r>
+        <w:rPr>
+          <w:rFonts w:ascii="Calibri" w:hAnsi="Calibri" w:eastAsia="宋体"/>
+          <w:color w:val="1A1A1A"/>
+          <w:sz w:val="22"/>
+        </w:rPr>
+        <w:t xml:space="preserve"> </w:t>
+      </w:r>
+      <w:r>
+        <w:rPr>
+          <w:rFonts w:ascii="Calibri" w:hAnsi="Calibri" w:eastAsia="宋体"/>
+          <w:color w:val="1A1A1A"/>
+          <w:sz w:val="22"/>
+        </w:rPr>
+        <w:t xml:space="preserve">Cohen 等 2025 把两层合并成一句话：edge of stability 上的整条轨迹，等价于一条”带曲率惩罚的梯度流”。两个力——拟合推高曲率、震荡压回曲率——在</w:t>
       </w:r>
       <w:r>
         <w:rPr>
@@ -10490,7 +10571,16 @@
           <w:color w:val="1A1A1A"/>
           <w:sz w:val="22"/>
         </w:rPr>
-        <w:t xml:space="preserve">（Saxe 等 2014 在输入白化设定下的精确结果）。</w:t>
+        <w:t xml:space="preserve">（在输入白化设定下的精确结果）。</w:t>
+      </w:r>
+      <w:r>
+        <w:rPr>
+          <w:rFonts w:ascii="Calibri" w:hAnsi="Calibri" w:eastAsia="宋体"/>
+          <w:color w:val="1A1A1A"/>
+          <w:sz w:val="22"/>
+          <w:vertAlign w:val="superscript"/>
+        </w:rPr>
+        <w:t xml:space="preserve">[6]</w:t>
       </w:r>
     </w:p>
     <w:p>
@@ -10688,7 +10778,24 @@
           <w:color w:val="1A1A1A"/>
           <w:sz w:val="22"/>
         </w:rPr>
-        <w:t xml:space="preserve">不改变输出。损失沿这个方向完全不变，梯度为零，所以梯度流在这个方向上的某个组合量守恒。这正是诺特定理（Noether’s theorem）说的”对称性对应守恒量”，Kunin 等 2021 把它系统化。</w:t>
+        <w:t xml:space="preserve">不改变输出。损失沿这个方向完全不变，梯度为零，所以梯度流在这个方向上的某个组合量守恒。这正是诺特定理（Noether’s theorem）说的”对称性对应守恒量”，Kunin 等人把它系统化。</w:t>
+      </w:r>
+      <w:r>
+        <w:rPr>
+          <w:rFonts w:ascii="Calibri" w:hAnsi="Calibri" w:eastAsia="宋体"/>
+          <w:color w:val="1A1A1A"/>
+          <w:sz w:val="22"/>
+          <w:vertAlign w:val="superscript"/>
+        </w:rPr>
+        <w:t xml:space="preserve">[7]</w:t>
+      </w:r>
+      <w:r>
+        <w:rPr>
+          <w:rFonts w:ascii="Calibri" w:hAnsi="Calibri" w:eastAsia="宋体"/>
+          <w:color w:val="1A1A1A"/>
+          <w:sz w:val="22"/>
+        </w:rPr>
+        <w:t xml:space="preserve"> </w:t>
       </w:r>
       <w:r>
         <w:rPr>
@@ -10790,7 +10897,24 @@
           <w:color w:val="1A1A1A"/>
           <w:sz w:val="22"/>
         </w:rPr>
-        <w:t xml:space="preserve">缩小，输出与损失都不变，梯度为零——所以两层之间的范数差被冻结，能量不能自由地在两层之间流动。若没有这个冻结，模式会借着重标度自由度互相串扰；冻结之后，配合白化输入的关键假设（模式间的交叉项消失，Saxe 2014），每个奇异值方向才能各自独立演化。</w:t>
+        <w:t xml:space="preserve">缩小，输出与损失都不变，梯度为零——所以两层之间的范数差被冻结，能量不能自由地在两层之间流动。若没有这个冻结，模式会借着重标度自由度互相串扰；冻结之后，配合白化输入的关键假设（模式间的交叉项消失），每个奇异值方向才能各自独立演化。</w:t>
+      </w:r>
+      <w:r>
+        <w:rPr>
+          <w:rFonts w:ascii="Calibri" w:hAnsi="Calibri" w:eastAsia="宋体"/>
+          <w:color w:val="1A1A1A"/>
+          <w:sz w:val="22"/>
+          <w:vertAlign w:val="superscript"/>
+        </w:rPr>
+        <w:t xml:space="preserve">[6]</w:t>
+      </w:r>
+      <w:r>
+        <w:rPr>
+          <w:rFonts w:ascii="Calibri" w:hAnsi="Calibri" w:eastAsia="宋体"/>
+          <w:color w:val="1A1A1A"/>
+          <w:sz w:val="22"/>
+        </w:rPr>
+        <w:t xml:space="preserve"> </w:t>
       </w:r>
       <w:r>
         <w:rPr>
@@ -10816,7 +10940,32 @@
           <w:color w:val="1A1A1A"/>
           <w:sz w:val="22"/>
         </w:rPr>
-        <w:t xml:space="preserve">白化输入下，Saxe 等 2014 证明每个奇异值满足独立的演化方程。小奇异值阶段，增速近似正比于自身大小（</w:t>
+        <w:t xml:space="preserve">白化输入下可以证明每个奇异值满足独立的演化方程。</w:t>
+      </w:r>
+      <w:r>
+        <w:rPr>
+          <w:rFonts w:ascii="Calibri" w:hAnsi="Calibri" w:eastAsia="宋体"/>
+          <w:color w:val="1A1A1A"/>
+          <w:sz w:val="22"/>
+          <w:vertAlign w:val="superscript"/>
+        </w:rPr>
+        <w:t xml:space="preserve">[6]</w:t>
+      </w:r>
+      <w:r>
+        <w:rPr>
+          <w:rFonts w:ascii="Calibri" w:hAnsi="Calibri" w:eastAsia="宋体"/>
+          <w:color w:val="1A1A1A"/>
+          <w:sz w:val="22"/>
+        </w:rPr>
+        <w:t xml:space="preserve"> </w:t>
+      </w:r>
+      <w:r>
+        <w:rPr>
+          <w:rFonts w:ascii="Calibri" w:hAnsi="Calibri" w:eastAsia="宋体"/>
+          <w:color w:val="1A1A1A"/>
+          <w:sz w:val="22"/>
+        </w:rPr>
+        <w:t xml:space="preserve">小奇异值阶段，增速近似正比于自身大小（</w:t>
       </w:r>
       <m:oMath>
         <m:r>
@@ -11001,7 +11150,16 @@
           <w:color w:val="555555"/>
           <w:sz w:val="21"/>
         </w:rPr>
-        <w:t xml:space="preserve">：奇异值顺序学习——有效矩阵的奇异值随训练步数逐级追上最终值（Saxe 2014）。</w:t>
+        <w:t xml:space="preserve">：奇异值顺序学习——有效矩阵的奇异值随训练步数逐级追上最终值。</w:t>
+      </w:r>
+      <w:r>
+        <w:rPr>
+          <w:rFonts w:ascii="Calibri" w:hAnsi="Calibri" w:eastAsia="宋体"/>
+          <w:color w:val="555555"/>
+          <w:sz w:val="21"/>
+          <w:vertAlign w:val="superscript"/>
+        </w:rPr>
+        <w:t xml:space="preserve">[6]</w:t>
       </w:r>
     </w:p>
     <w:p>
@@ -11181,7 +11339,32 @@
           <w:color w:val="1A1A1A"/>
           <w:sz w:val="22"/>
         </w:rPr>
-        <w:t xml:space="preserve">。把学习率与批大小同时放大相同的倍数，并把训练步数按比例缩小（保持看过的样本数不变），训练轨迹近似不变（Goyal 等 2017）。这是一条被实践反复验证的经验律：在批大小从 256 调到 1024 时，学习率从 0.1 调到 0.4，效果基本持平。这条经验律有一个边界：</w:t>
+        <w:t xml:space="preserve">。把学习率与批大小同时放大相同的倍数，并把训练步数按比例缩小（保持看过的样本数不变），训练轨迹近似不变。</w:t>
+      </w:r>
+      <w:r>
+        <w:rPr>
+          <w:rFonts w:ascii="Calibri" w:hAnsi="Calibri" w:eastAsia="宋体"/>
+          <w:color w:val="1A1A1A"/>
+          <w:sz w:val="22"/>
+          <w:vertAlign w:val="superscript"/>
+        </w:rPr>
+        <w:t xml:space="preserve">[9]</w:t>
+      </w:r>
+      <w:r>
+        <w:rPr>
+          <w:rFonts w:ascii="Calibri" w:hAnsi="Calibri" w:eastAsia="宋体"/>
+          <w:color w:val="1A1A1A"/>
+          <w:sz w:val="22"/>
+        </w:rPr>
+        <w:t xml:space="preserve"> </w:t>
+      </w:r>
+      <w:r>
+        <w:rPr>
+          <w:rFonts w:ascii="Calibri" w:hAnsi="Calibri" w:eastAsia="宋体"/>
+          <w:color w:val="1A1A1A"/>
+          <w:sz w:val="22"/>
+        </w:rPr>
+        <w:t xml:space="preserve">这是一条被实践反复验证的经验律：在批大小从 256 调到 1024 时，学习率从 0.1 调到 0.4，效果基本持平。这条经验律有一个边界：</w:t>
       </w:r>
       <w:r>
         <w:rPr>
@@ -11233,7 +11416,32 @@
           <w:color w:val="1A1A1A"/>
           <w:sz w:val="22"/>
         </w:rPr>
-        <w:t xml:space="preserve">，下标 crit 即 critical；McCandlish 等 2018）。它的模型很干净，两条公式：串行时间</w:t>
+        <w:t xml:space="preserve">，下标 crit 即 critical）。</w:t>
+      </w:r>
+      <w:r>
+        <w:rPr>
+          <w:rFonts w:ascii="Calibri" w:hAnsi="Calibri" w:eastAsia="宋体"/>
+          <w:color w:val="1A1A1A"/>
+          <w:sz w:val="22"/>
+          <w:vertAlign w:val="superscript"/>
+        </w:rPr>
+        <w:t xml:space="preserve">[9]</w:t>
+      </w:r>
+      <w:r>
+        <w:rPr>
+          <w:rFonts w:ascii="Calibri" w:hAnsi="Calibri" w:eastAsia="宋体"/>
+          <w:color w:val="1A1A1A"/>
+          <w:sz w:val="22"/>
+        </w:rPr>
+        <w:t xml:space="preserve"> </w:t>
+      </w:r>
+      <w:r>
+        <w:rPr>
+          <w:rFonts w:ascii="Calibri" w:hAnsi="Calibri" w:eastAsia="宋体"/>
+          <w:color w:val="1A1A1A"/>
+          <w:sz w:val="22"/>
+        </w:rPr>
+        <w:t xml:space="preserve">它的模型很干净，两条公式：串行时间</w:t>
       </w:r>
       <w:r>
         <w:rPr>
@@ -11474,7 +11682,7 @@
           <w:color w:val="1A1A1A"/>
           <w:sz w:val="22"/>
         </w:rPr>
-        <w:t xml:space="preserve">。批大小从 512 提到 2000 再提到 8000，串行时间约为最小值的 4.9 → 2.0 → 1.25 倍；总算力约为 1.3 → 2.0 → 5.0 倍。把批从 2000 提到 8000，时间只省 0.75 个单位，算力多烧 3 个单位——这笔交易通常不划算。McCandlish 等实测常见任务，</w:t>
+        <w:t xml:space="preserve">。批大小从 512 提到 2000 再提到 8000，串行时间约为最小值的 4.9 → 2.0 → 1.25 倍；总算力约为 1.3 → 2.0 → 5.0 倍。把批从 2000 提到 8000，时间只省 0.75 个单位，算力多烧 3 个单位——这笔交易通常不划算。常见任务实测下，</w:t>
       </w:r>
       <m:oMath>
         <m:sSub>
@@ -12772,21 +12980,31 @@
       </w:r>
       <w:r>
         <w:rPr>
-          <w:bCs/>
-          <w:rFonts w:ascii="Calibri" w:hAnsi="Calibri" w:eastAsia="宋体"/>
-          <w:b/>
+          <w:rFonts w:ascii="Calibri" w:hAnsi="Calibri" w:eastAsia="宋体"/>
           <w:color w:val="555555"/>
           <w:sz w:val="21"/>
         </w:rPr>
-        <w:t xml:space="preserve">本章路线</w:t>
-      </w:r>
-      <w:r>
-        <w:rPr>
-          <w:rFonts w:ascii="Calibri" w:hAnsi="Calibri" w:eastAsia="宋体"/>
+        <w:t xml:space="preserve">5. 对实践：验证曲线上的长平台不等于没在学，早停可能杀死 grokking。</w:t>
+      </w:r>
+    </w:p>
+    <w:p>
+      <w:pPr>
+        <w:pStyle w:val="BlockText"/>
+        <w:shd w:fill="FFF9E6" w:val="clear"/>
+        <w:spacing w:before="120" w:after="120" w:line="312" w:lineRule="auto"/>
+        <w:pBdr>
+          <w:left w:val="single" w:sz="18" w:space="8" w:color="E0A800"/>
+        </w:pBdr>
+      </w:pPr>
+      <w:r>
+        <w:rPr>
+          <w:bCs/>
+          <w:rFonts w:ascii="Calibri" w:hAnsi="Calibri" w:eastAsia="宋体"/>
+          <w:b/>
           <w:color w:val="555555"/>
           <w:sz w:val="21"/>
         </w:rPr>
-        <w:t xml:space="preserve">：§3.0–§3.1 看 grokking 现象；§3.2 给出相变语言；§3.3–§3.5 看五种理论、涌现之争与平坦性；§3.6–§3.8 收束。</w:t>
+        <w:t xml:space="preserve">本章路线</w:t>
       </w:r>
       <w:r>
         <w:rPr>
@@ -12794,15 +13012,7 @@
           <w:color w:val="555555"/>
           <w:sz w:val="21"/>
         </w:rPr>
-        <w:t xml:space="preserve"> </w:t>
-      </w:r>
-      <w:r>
-        <w:rPr>
-          <w:rFonts w:ascii="Calibri" w:hAnsi="Calibri" w:eastAsia="宋体"/>
-          <w:color w:val="555555"/>
-          <w:sz w:val="21"/>
-        </w:rPr>
-        <w:t xml:space="preserve">5. 对实践：验证曲线上的长平台不等于没在学，早停可能杀死 grokking。</w:t>
+        <w:t xml:space="preserve">：先看 grokking 现象，再用相变语言说清”突然学会”，接着看五种理论、涌现之争与平坦性，最后落地、误解与回顾。</w:t>
       </w:r>
     </w:p>
     <w:bookmarkStart w:id="61" w:name="X0ca01eec575706f763339df450a996621cd92e6"/>
@@ -14442,7 +14652,16 @@
           <w:color w:val="1A1A1A"/>
           <w:sz w:val="22"/>
         </w:rPr>
-        <w:t xml:space="preserve">。（Transformer 原设定里跃迁更陡峭，Power 等 2022；本演示用 MLP，跃迁相对平缓，但”训练饱和→测试滞后→快速追赶”的结构一致。）</w:t>
+        <w:t xml:space="preserve">——Transformer 原设定里跃迁更陡峭，本演示用 MLP 则相对平缓，但”训练饱和→测试滞后→快速追赶”的结构一致。</w:t>
+      </w:r>
+      <w:r>
+        <w:rPr>
+          <w:rFonts w:ascii="Calibri" w:hAnsi="Calibri" w:eastAsia="宋体"/>
+          <w:color w:val="1A1A1A"/>
+          <w:sz w:val="22"/>
+          <w:vertAlign w:val="superscript"/>
+        </w:rPr>
+        <w:t xml:space="preserve">[17]</w:t>
       </w:r>
     </w:p>
     <w:p>
@@ -15509,7 +15728,7 @@
                 <w:color w:val="1A1A1A"/>
                 <w:sz w:val="21"/>
               </w:rPr>
-              <w:t xml:space="preserve">ICML 2026 Oral，作者 Vardi/Safran 为知名理论研究者；线性设定，非线性网络尚未覆盖</w:t>
+              <w:t xml:space="preserve">ICML 2026；线性设定，非线性网络尚未覆盖</w:t>
             </w:r>
           </w:p>
         </w:tc>
@@ -16301,7 +16520,7 @@
           <w:color w:val="1A1A1A"/>
           <w:sz w:val="22"/>
         </w:rPr>
-        <w:t xml:space="preserve">Lubana 等 2025 提出第三种图景：能力确实可以突现，但它是潜空间中某个子结构连续变化、跨过阈值时被激活的结果。这种</w:t>
+        <w:t xml:space="preserve">Lubana 等人提出第三种图景：能力确实可以突现，但它是潜空间中某个子结构连续变化、跨过阈值时被激活的结果。这种</w:t>
       </w:r>
       <w:r>
         <w:rPr>
@@ -16319,7 +16538,16 @@
           <w:color w:val="1A1A1A"/>
           <w:sz w:val="22"/>
         </w:rPr>
-        <w:t xml:space="preserve">（percolation）式相变见 arXiv:2405.12617。</w:t>
+        <w:t xml:space="preserve">（percolation）式相变已有理论刻画。</w:t>
+      </w:r>
+      <w:r>
+        <w:rPr>
+          <w:rFonts w:ascii="Calibri" w:hAnsi="Calibri" w:eastAsia="宋体"/>
+          <w:color w:val="1A1A1A"/>
+          <w:sz w:val="22"/>
+          <w:vertAlign w:val="superscript"/>
+        </w:rPr>
+        <w:t xml:space="preserve">[15]</w:t>
       </w:r>
     </w:p>
     <w:p>
@@ -16410,7 +16638,24 @@
           <w:color w:val="1A1A1A"/>
           <w:sz w:val="22"/>
         </w:rPr>
-        <w:t xml:space="preserve">（神经坍缩，Papyan 等 2020）是一个被广泛复现的经验规律：训练结束时，同一类的样本表示聚拢到类均值附近，不同类的均值排成正交的单纯形结构。</w:t>
+        <w:t xml:space="preserve">（神经坍缩）是一个被广泛复现的经验规律：训练结束时，同一类的样本表示聚拢到类均值附近，不同类的均值排成正交的单纯形结构。</w:t>
+      </w:r>
+      <w:r>
+        <w:rPr>
+          <w:rFonts w:ascii="Calibri" w:hAnsi="Calibri" w:eastAsia="宋体"/>
+          <w:color w:val="1A1A1A"/>
+          <w:sz w:val="22"/>
+          <w:vertAlign w:val="superscript"/>
+        </w:rPr>
+        <w:t xml:space="preserve">[19]</w:t>
+      </w:r>
+      <w:r>
+        <w:rPr>
+          <w:rFonts w:ascii="Calibri" w:hAnsi="Calibri" w:eastAsia="宋体"/>
+          <w:color w:val="1A1A1A"/>
+          <w:sz w:val="22"/>
+        </w:rPr>
+        <w:t xml:space="preserve"> </w:t>
       </w:r>
       <w:r>
         <w:rPr>
@@ -16441,7 +16686,7 @@
           <w:color w:val="1A1A1A"/>
           <w:sz w:val="22"/>
         </w:rPr>
-        <w:t xml:space="preserve">证据来自 grokking 的过程（NeurIPS 2025）：在泛化跃迁之前，模型已经记住训练集，表示也接近 collapse，但测试准确率仍然趴在随机水平。真正与泛化同步出现的，是解的平坦性（第 2.4 节的锐度下降）。换句话说：collapse 是”记住得好”的样子，平坦性是”泛化得好”的原因；</w:t>
+        <w:t xml:space="preserve">证据来自 grokking 的过程：在泛化跃迁之前，模型已经记住训练集，表示也接近 collapse，但测试准确率仍然趴在随机水平。真正与泛化同步出现的，是解的平坦性（第 2.4 节的锐度下降）。换句话说：collapse 是”记住得好”的样子，平坦性是”泛化得好”的原因；</w:t>
       </w:r>
       <w:r>
         <w:rPr>
@@ -16460,6 +16705,15 @@
           <w:sz w:val="22"/>
         </w:rPr>
         <w:t xml:space="preserve">。grokking 把两者在时间上分开了。</w:t>
+      </w:r>
+      <w:r>
+        <w:rPr>
+          <w:rFonts w:ascii="Calibri" w:hAnsi="Calibri" w:eastAsia="宋体"/>
+          <w:color w:val="1A1A1A"/>
+          <w:sz w:val="22"/>
+          <w:vertAlign w:val="superscript"/>
+        </w:rPr>
+        <w:t xml:space="preserve">[14]</w:t>
       </w:r>
     </w:p>
     <w:p>
@@ -16583,7 +16837,32 @@
           <w:color w:val="1A1A1A"/>
           <w:sz w:val="22"/>
         </w:rPr>
-        <w:t xml:space="preserve">。grokking 的平台期可能长达训练全程的一半以上（本演示：训练 2000 步饱和，测试 7000 步才接近满分）。验证损失长期不降时，先确认表示是否仍在更新（第 3.1 节的表示变化率），再决定是继续等还是调参——直接早停会杀死即将到来的泛化。LLM 预训练里”记忆→泛化”的相变迹象已有报告（Where to Find Grokking in LLM Pretraining，arXiv:2506.21551）。规模效应与玩具设定是否同源，仍有争议。</w:t>
+        <w:t xml:space="preserve">。grokking 的平台期可能长达训练全程的一半以上（本演示：训练 2000 步饱和，测试 7000 步才接近满分）。验证损失长期不降时，先确认表示是否仍在更新（第 3.1 节的表示变化率），再决定是继续等还是调参——直接早停会杀死即将到来的泛化。LLM 预训练里”记忆→泛化”的相变迹象已有报告。</w:t>
+      </w:r>
+      <w:r>
+        <w:rPr>
+          <w:rFonts w:ascii="Calibri" w:hAnsi="Calibri" w:eastAsia="宋体"/>
+          <w:color w:val="1A1A1A"/>
+          <w:sz w:val="22"/>
+          <w:vertAlign w:val="superscript"/>
+        </w:rPr>
+        <w:t xml:space="preserve">[16]</w:t>
+      </w:r>
+      <w:r>
+        <w:rPr>
+          <w:rFonts w:ascii="Calibri" w:hAnsi="Calibri" w:eastAsia="宋体"/>
+          <w:color w:val="1A1A1A"/>
+          <w:sz w:val="22"/>
+        </w:rPr>
+        <w:t xml:space="preserve"> </w:t>
+      </w:r>
+      <w:r>
+        <w:rPr>
+          <w:rFonts w:ascii="Calibri" w:hAnsi="Calibri" w:eastAsia="宋体"/>
+          <w:color w:val="1A1A1A"/>
+          <w:sz w:val="22"/>
+        </w:rPr>
+        <w:t xml:space="preserve">规模效应与玩具设定是否同源，仍有争议。</w:t>
       </w:r>
     </w:p>
     <w:p>
@@ -16687,7 +16966,32 @@
           <w:color w:val="1A1A1A"/>
           <w:sz w:val="22"/>
         </w:rPr>
-        <w:t xml:space="preserve">grokking 的本质——训练饱和后泛化延迟——在大模型预训练里也有对应迹象（记忆早于泛化、指标长时间停滞）。但证据分级是”迹象”而非”实锤”（arXiv:2506.21551 及其后续讨论）。玩具模型的价值在于把机制隔离出来；机制是否同源，是开放问题，不是否定它的理由。</w:t>
+        <w:t xml:space="preserve">grokking 的本质——训练饱和后泛化延迟——在大模型预训练里也有对应迹象（记忆早于泛化、指标长时间停滞）。但证据分级是”迹象”而非”实锤”。</w:t>
+      </w:r>
+      <w:r>
+        <w:rPr>
+          <w:rFonts w:ascii="Calibri" w:hAnsi="Calibri" w:eastAsia="宋体"/>
+          <w:color w:val="1A1A1A"/>
+          <w:sz w:val="22"/>
+          <w:vertAlign w:val="superscript"/>
+        </w:rPr>
+        <w:t xml:space="preserve">[16]</w:t>
+      </w:r>
+      <w:r>
+        <w:rPr>
+          <w:rFonts w:ascii="Calibri" w:hAnsi="Calibri" w:eastAsia="宋体"/>
+          <w:color w:val="1A1A1A"/>
+          <w:sz w:val="22"/>
+        </w:rPr>
+        <w:t xml:space="preserve"> </w:t>
+      </w:r>
+      <w:r>
+        <w:rPr>
+          <w:rFonts w:ascii="Calibri" w:hAnsi="Calibri" w:eastAsia="宋体"/>
+          <w:color w:val="1A1A1A"/>
+          <w:sz w:val="22"/>
+        </w:rPr>
+        <w:t xml:space="preserve">玩具模型的价值在于把机制隔离出来；机制是否同源，是开放问题，不是否定它的理由。</w:t>
       </w:r>
     </w:p>
     <w:p>
@@ -17387,32 +17691,6 @@
       </w:r>
       <w:r>
         <w:rPr>
-          <w:bCs/>
-          <w:rFonts w:ascii="Calibri" w:hAnsi="Calibri" w:eastAsia="宋体"/>
-          <w:b/>
-          <w:color w:val="555555"/>
-          <w:sz w:val="21"/>
-        </w:rPr>
-        <w:t xml:space="preserve">本章路线</w:t>
-      </w:r>
-      <w:r>
-        <w:rPr>
-          <w:rFonts w:ascii="Calibri" w:hAnsi="Calibri" w:eastAsia="宋体"/>
-          <w:color w:val="555555"/>
-          <w:sz w:val="21"/>
-        </w:rPr>
-        <w:t xml:space="preserve">：§4.0–§4.1 看幂律现象；§4.2 讲清“能外推才是定律”；§4.3–§4.5 看起源三候选、最优配比与失效边界；§4.6–§4.8 收束。</w:t>
-      </w:r>
-      <w:r>
-        <w:rPr>
-          <w:rFonts w:ascii="Calibri" w:hAnsi="Calibri" w:eastAsia="宋体"/>
-          <w:color w:val="555555"/>
-          <w:sz w:val="21"/>
-        </w:rPr>
-        <w:t xml:space="preserve"> </w:t>
-      </w:r>
-      <w:r>
-        <w:rPr>
           <w:rFonts w:ascii="Calibri" w:hAnsi="Calibri" w:eastAsia="宋体"/>
           <w:color w:val="555555"/>
           <w:sz w:val="21"/>
@@ -17459,6 +17737,34 @@
           <w:sz w:val="21"/>
         </w:rPr>
         <w:t xml:space="preserve">是收益递减的终点；相变区与验证器不完美会破坏外推。</w:t>
+      </w:r>
+    </w:p>
+    <w:p>
+      <w:pPr>
+        <w:pStyle w:val="BlockText"/>
+        <w:shd w:fill="FFF9E6" w:val="clear"/>
+        <w:spacing w:before="120" w:after="120" w:line="312" w:lineRule="auto"/>
+        <w:pBdr>
+          <w:left w:val="single" w:sz="18" w:space="8" w:color="E0A800"/>
+        </w:pBdr>
+      </w:pPr>
+      <w:r>
+        <w:rPr>
+          <w:bCs/>
+          <w:rFonts w:ascii="Calibri" w:hAnsi="Calibri" w:eastAsia="宋体"/>
+          <w:b/>
+          <w:color w:val="555555"/>
+          <w:sz w:val="21"/>
+        </w:rPr>
+        <w:t xml:space="preserve">本章路线</w:t>
+      </w:r>
+      <w:r>
+        <w:rPr>
+          <w:rFonts w:ascii="Calibri" w:hAnsi="Calibri" w:eastAsia="宋体"/>
+          <w:color w:val="555555"/>
+          <w:sz w:val="21"/>
+        </w:rPr>
+        <w:t xml:space="preserve">：先看损失随规模幂律下降的现象，再讲清”能外推才是定律”，接着看起源三候选、最优配比与失效边界，最后落地、误解与回顾。</w:t>
       </w:r>
     </w:p>
     <w:bookmarkStart w:id="74" w:name="Xd95bb575d8a1d6210a2f460c32dc92e4aad9697"/>
@@ -18092,7 +18398,32 @@
           <w:color w:val="1A1A1A"/>
           <w:sz w:val="22"/>
         </w:rPr>
-        <w:t xml:space="preserve">这条经验律在真实 LLM 上被反复验证（Kaplan 2020、Chinchilla 2022 的曲线；现象层面《基座模型》§2.3 已述，本章不重复数字，只接机制与边界）。它对实践意味着：</w:t>
+        <w:t xml:space="preserve">这条经验律在真实 LLM 上被反复验证（现象层面《基座模型》§2.3 已述，本章不重复数字，只接机制与边界）。</w:t>
+      </w:r>
+      <w:r>
+        <w:rPr>
+          <w:rFonts w:ascii="Calibri" w:hAnsi="Calibri" w:eastAsia="宋体"/>
+          <w:color w:val="1A1A1A"/>
+          <w:sz w:val="22"/>
+          <w:vertAlign w:val="superscript"/>
+        </w:rPr>
+        <w:t xml:space="preserve">[29]</w:t>
+      </w:r>
+      <w:r>
+        <w:rPr>
+          <w:rFonts w:ascii="Calibri" w:hAnsi="Calibri" w:eastAsia="宋体"/>
+          <w:color w:val="1A1A1A"/>
+          <w:sz w:val="22"/>
+        </w:rPr>
+        <w:t xml:space="preserve"> </w:t>
+      </w:r>
+      <w:r>
+        <w:rPr>
+          <w:rFonts w:ascii="Calibri" w:hAnsi="Calibri" w:eastAsia="宋体"/>
+          <w:color w:val="1A1A1A"/>
+          <w:sz w:val="22"/>
+        </w:rPr>
+        <w:t xml:space="preserve">它对实践意味着：</w:t>
       </w:r>
       <w:r>
         <w:rPr>
@@ -18359,7 +18690,32 @@
           <w:color w:val="1A1A1A"/>
           <w:sz w:val="22"/>
         </w:rPr>
-        <w:t xml:space="preserve">用的就是慢尾巴谱（Sharma &amp; Kaplan 可解模型的思想，arXiv:2210.16859；主流假说）。教师是一个 4096 维线性函数，权重按</w:t>
+        <w:t xml:space="preserve">用的就是慢尾巴谱（可解模型的思想；主流假说）。</w:t>
+      </w:r>
+      <w:r>
+        <w:rPr>
+          <w:rFonts w:ascii="Calibri" w:hAnsi="Calibri" w:eastAsia="宋体"/>
+          <w:color w:val="1A1A1A"/>
+          <w:sz w:val="22"/>
+          <w:vertAlign w:val="superscript"/>
+        </w:rPr>
+        <w:t xml:space="preserve">[30]</w:t>
+      </w:r>
+      <w:r>
+        <w:rPr>
+          <w:rFonts w:ascii="Calibri" w:hAnsi="Calibri" w:eastAsia="宋体"/>
+          <w:color w:val="1A1A1A"/>
+          <w:sz w:val="22"/>
+        </w:rPr>
+        <w:t xml:space="preserve"> </w:t>
+      </w:r>
+      <w:r>
+        <w:rPr>
+          <w:rFonts w:ascii="Calibri" w:hAnsi="Calibri" w:eastAsia="宋体"/>
+          <w:color w:val="1A1A1A"/>
+          <w:sz w:val="22"/>
+        </w:rPr>
+        <w:t xml:space="preserve">教师是一个 4096 维线性函数，权重按</w:t>
       </w:r>
       <w:r>
         <w:rPr>
@@ -20673,7 +21029,32 @@
           <w:color w:val="1A1A1A"/>
           <w:sz w:val="22"/>
         </w:rPr>
-        <w:t xml:space="preserve">。统一的框架想把多轴合成一个超曲面（UNSL：Unified Neural Scaling Laws，arXiv:2605.26248；前沿未定）。它把参数、数据、算力、时间都当作耦合的自变量。</w:t>
+        <w:t xml:space="preserve">。统一的框架想把多轴合成一个超曲面。</w:t>
+      </w:r>
+      <w:r>
+        <w:rPr>
+          <w:rFonts w:ascii="Calibri" w:hAnsi="Calibri" w:eastAsia="宋体"/>
+          <w:color w:val="1A1A1A"/>
+          <w:sz w:val="22"/>
+          <w:vertAlign w:val="superscript"/>
+        </w:rPr>
+        <w:t xml:space="preserve">[33]</w:t>
+      </w:r>
+      <w:r>
+        <w:rPr>
+          <w:rFonts w:ascii="Calibri" w:hAnsi="Calibri" w:eastAsia="宋体"/>
+          <w:color w:val="1A1A1A"/>
+          <w:sz w:val="22"/>
+        </w:rPr>
+        <w:t xml:space="preserve"> </w:t>
+      </w:r>
+      <w:r>
+        <w:rPr>
+          <w:rFonts w:ascii="Calibri" w:hAnsi="Calibri" w:eastAsia="宋体"/>
+          <w:color w:val="1A1A1A"/>
+          <w:sz w:val="22"/>
+        </w:rPr>
+        <w:t xml:space="preserve">它把参数、数据、算力、时间都当作耦合的自变量。</w:t>
       </w:r>
     </w:p>
     <w:p>
@@ -21917,7 +22298,32 @@
           <w:color w:val="1A1A1A"/>
           <w:sz w:val="22"/>
         </w:rPr>
-        <w:t xml:space="preserve">趋近 0，曲线在双对数上弯向水平。在这个饱和区，外推会高估”加规模的收益”。信息论给出它的下界：长上下文建模的互信息缩放定律（L2M，NeurIPS 2025，MIT，arXiv:2503.04725）说明，损失底由数据的信息量决定，不归模型管。实践中，这就是”数据墙”和”模型崩塌”（Shumailov 2024）讨论的背景——</w:t>
+        <w:t xml:space="preserve">趋近 0，曲线在双对数上弯向水平。在这个饱和区，外推会高估”加规模的收益”。信息论给出它的下界：长上下文建模的互信息缩放定律说明，损失底由数据的信息量决定，不归模型管。</w:t>
+      </w:r>
+      <w:r>
+        <w:rPr>
+          <w:rFonts w:ascii="Calibri" w:hAnsi="Calibri" w:eastAsia="宋体"/>
+          <w:color w:val="1A1A1A"/>
+          <w:sz w:val="22"/>
+          <w:vertAlign w:val="superscript"/>
+        </w:rPr>
+        <w:t xml:space="preserve">[38]</w:t>
+      </w:r>
+      <w:r>
+        <w:rPr>
+          <w:rFonts w:ascii="Calibri" w:hAnsi="Calibri" w:eastAsia="宋体"/>
+          <w:color w:val="1A1A1A"/>
+          <w:sz w:val="22"/>
+        </w:rPr>
+        <w:t xml:space="preserve"> </w:t>
+      </w:r>
+      <w:r>
+        <w:rPr>
+          <w:rFonts w:ascii="Calibri" w:hAnsi="Calibri" w:eastAsia="宋体"/>
+          <w:color w:val="1A1A1A"/>
+          <w:sz w:val="22"/>
+        </w:rPr>
+        <w:t xml:space="preserve">实践中，这就是”数据墙”和”模型崩塌”讨论的背景——</w:t>
       </w:r>
       <m:oMath>
         <m:sSub>
@@ -21952,6 +22358,15 @@
         </w:rPr>
         <w:t xml:space="preserve">定住了你能买到的下限。</w:t>
       </w:r>
+      <w:r>
+        <w:rPr>
+          <w:rFonts w:ascii="Calibri" w:hAnsi="Calibri" w:eastAsia="宋体"/>
+          <w:color w:val="1A1A1A"/>
+          <w:sz w:val="22"/>
+          <w:vertAlign w:val="superscript"/>
+        </w:rPr>
+        <w:t xml:space="preserve">[39]</w:t>
+      </w:r>
     </w:p>
     <w:p>
       <w:pPr>
@@ -21996,7 +22411,57 @@
           <w:color w:val="1A1A1A"/>
           <w:sz w:val="22"/>
         </w:rPr>
-        <w:t xml:space="preserve">。测试时算力（test-time compute，TTC）也有自己的缩放定律。它甚至有可证明版本：Provable Scaling Laws for the Test-Time Compute of LLMs（NeurIPS 2025；主流假说）。用到它的设定，见《基座模型》§3.3；数学工具在《AI数学》第 7 章。但 TTC 不是简单幂律：收益随任务难度与验证器状态变化（Kinetics，arXiv:2506.05333，NeurIPS 2025；主流假说）。验证器一不完美，增益就被钝化（ROC-n-reroll，MPI，主流假说）。TTC 是”要做更多计算”的轴，但它服从的是有条件的、分层的规律，不是一条外推到底的直线。</w:t>
+        <w:t xml:space="preserve">。测试时算力（test-time compute，TTC）也有自己的缩放定律。它甚至有可证明版本：Provable Scaling Laws for the Test-Time Compute of LLMs。</w:t>
+      </w:r>
+      <w:r>
+        <w:rPr>
+          <w:rFonts w:ascii="Calibri" w:hAnsi="Calibri" w:eastAsia="宋体"/>
+          <w:color w:val="1A1A1A"/>
+          <w:sz w:val="22"/>
+          <w:vertAlign w:val="superscript"/>
+        </w:rPr>
+        <w:t xml:space="preserve">[36]</w:t>
+      </w:r>
+      <w:r>
+        <w:rPr>
+          <w:rFonts w:ascii="Calibri" w:hAnsi="Calibri" w:eastAsia="宋体"/>
+          <w:color w:val="1A1A1A"/>
+          <w:sz w:val="22"/>
+        </w:rPr>
+        <w:t xml:space="preserve"> </w:t>
+      </w:r>
+      <w:r>
+        <w:rPr>
+          <w:rFonts w:ascii="Calibri" w:hAnsi="Calibri" w:eastAsia="宋体"/>
+          <w:color w:val="1A1A1A"/>
+          <w:sz w:val="22"/>
+        </w:rPr>
+        <w:t xml:space="preserve">用到它的设定，见《基座模型》§3.3；数学工具在《AI数学》第 7 章。但 TTC 不是简单幂律：收益随任务难度与验证器状态变化（Kinetics）。</w:t>
+      </w:r>
+      <w:r>
+        <w:rPr>
+          <w:rFonts w:ascii="Calibri" w:hAnsi="Calibri" w:eastAsia="宋体"/>
+          <w:color w:val="1A1A1A"/>
+          <w:sz w:val="22"/>
+          <w:vertAlign w:val="superscript"/>
+        </w:rPr>
+        <w:t xml:space="preserve">[37]</w:t>
+      </w:r>
+      <w:r>
+        <w:rPr>
+          <w:rFonts w:ascii="Calibri" w:hAnsi="Calibri" w:eastAsia="宋体"/>
+          <w:color w:val="1A1A1A"/>
+          <w:sz w:val="22"/>
+        </w:rPr>
+        <w:t xml:space="preserve"> </w:t>
+      </w:r>
+      <w:r>
+        <w:rPr>
+          <w:rFonts w:ascii="Calibri" w:hAnsi="Calibri" w:eastAsia="宋体"/>
+          <w:color w:val="1A1A1A"/>
+          <w:sz w:val="22"/>
+        </w:rPr>
+        <w:t xml:space="preserve">验证器一不完美，增益就被钝化（ROC-n-reroll，MPI，主流假说）。TTC 是”要做更多计算”的轴，但它服从的是有条件的、分层的规律，不是一条外推到底的直线。</w:t>
       </w:r>
     </w:p>
     <w:bookmarkEnd w:id="85"/>
@@ -23305,21 +23770,24 @@
       </w:r>
       <w:r>
         <w:rPr>
-          <w:bCs/>
-          <w:rFonts w:ascii="Calibri" w:hAnsi="Calibri" w:eastAsia="宋体"/>
-          <w:b/>
+          <w:rFonts w:ascii="Calibri" w:hAnsi="Calibri" w:eastAsia="宋体"/>
           <w:color w:val="555555"/>
           <w:sz w:val="21"/>
         </w:rPr>
-        <w:t xml:space="preserve">本章路线</w:t>
-      </w:r>
+        <w:t xml:space="preserve">5. 理论有坑：</w:t>
+      </w:r>
+      <m:oMath>
+        <m:r>
+          <m:t>μ</m:t>
+        </m:r>
+      </m:oMath>
       <w:r>
         <w:rPr>
           <w:rFonts w:ascii="Calibri" w:hAnsi="Calibri" w:eastAsia="宋体"/>
           <w:color w:val="555555"/>
           <w:sz w:val="21"/>
         </w:rPr>
-        <w:t xml:space="preserve">：§5.0–§5.1 看 lazy/rich 之分；§5.2 讲清宽度与参数化怎样锁住特征；§5.3 给出 μP 与最优学习率不变量；§5.4 标出参数化理论的坑；§5.5–§5.7 收束。</w:t>
+        <w:t xml:space="preserve">P 的 embedding 层学习率需要单独校正（embedding-layer hole）——</w:t>
       </w:r>
       <w:r>
         <w:rPr>
@@ -23327,7 +23795,7 @@
           <w:color w:val="555555"/>
           <w:sz w:val="21"/>
         </w:rPr>
-        <w:t xml:space="preserve"> </w:t>
+        <w:t xml:space="preserve">“</w:t>
       </w:r>
       <w:r>
         <w:rPr>
@@ -23335,20 +23803,15 @@
           <w:color w:val="555555"/>
           <w:sz w:val="21"/>
         </w:rPr>
-        <w:t xml:space="preserve">5. 理论有坑：</w:t>
-      </w:r>
-      <m:oMath>
-        <m:r>
-          <m:t>μ</m:t>
-        </m:r>
-      </m:oMath>
+        <w:t xml:space="preserve">理论完美</w:t>
+      </w:r>
       <w:r>
         <w:rPr>
           <w:rFonts w:ascii="Calibri" w:hAnsi="Calibri" w:eastAsia="宋体"/>
           <w:color w:val="555555"/>
           <w:sz w:val="21"/>
         </w:rPr>
-        <w:t xml:space="preserve">P 的 embedding 层学习率需要单独校正（embedding-layer hole）——</w:t>
+        <w:t xml:space="preserve">”</w:t>
       </w:r>
       <w:r>
         <w:rPr>
@@ -23356,15 +23819,27 @@
           <w:color w:val="555555"/>
           <w:sz w:val="21"/>
         </w:rPr>
-        <w:t xml:space="preserve">“</w:t>
-      </w:r>
-      <w:r>
-        <w:rPr>
-          <w:rFonts w:ascii="Calibri" w:hAnsi="Calibri" w:eastAsia="宋体"/>
+        <w:t xml:space="preserve">不是免检证。</w:t>
+      </w:r>
+    </w:p>
+    <w:p>
+      <w:pPr>
+        <w:pStyle w:val="BlockText"/>
+        <w:shd w:fill="FFF9E6" w:val="clear"/>
+        <w:spacing w:before="120" w:after="120" w:line="312" w:lineRule="auto"/>
+        <w:pBdr>
+          <w:left w:val="single" w:sz="18" w:space="8" w:color="E0A800"/>
+        </w:pBdr>
+      </w:pPr>
+      <w:r>
+        <w:rPr>
+          <w:bCs/>
+          <w:rFonts w:ascii="Calibri" w:hAnsi="Calibri" w:eastAsia="宋体"/>
+          <w:b/>
           <w:color w:val="555555"/>
           <w:sz w:val="21"/>
         </w:rPr>
-        <w:t xml:space="preserve">理论完美</w:t>
+        <w:t xml:space="preserve">本章路线</w:t>
       </w:r>
       <w:r>
         <w:rPr>
@@ -23372,15 +23847,7 @@
           <w:color w:val="555555"/>
           <w:sz w:val="21"/>
         </w:rPr>
-        <w:t xml:space="preserve">”</w:t>
-      </w:r>
-      <w:r>
-        <w:rPr>
-          <w:rFonts w:ascii="Calibri" w:hAnsi="Calibri" w:eastAsia="宋体"/>
-          <w:color w:val="555555"/>
-          <w:sz w:val="21"/>
-        </w:rPr>
-        <w:t xml:space="preserve">不是免检证。</w:t>
+        <w:t xml:space="preserve">：先看 lazy 与 rich 之分，再讲清宽度与参数化怎样锁住特征，接着给出 μP 与最优学习率不变量，并标出参数化理论的坑，最后落地、误解与回顾。</w:t>
       </w:r>
     </w:p>
     <w:bookmarkStart w:id="90" w:name="X5acf2526af4ae0647260124e530e5b251a57de8"/>
@@ -24918,7 +25385,16 @@
           <w:color w:val="1A1A1A"/>
           <w:sz w:val="22"/>
         </w:rPr>
-        <w:t xml:space="preserve">。神经正切核（neural tangent kernel，NTK，Jacot 等 2018）回答”什么条件下特征会锁死”。答案是：当宽度趋于无穷、参数在训练中只动一点点时，训练过程等价于在固定特征上做核回归。回归的核，是初始化瞬间的梯度方向矩阵。这个极限是严格的数学结论，也是”lazy”的精确版本：参数动得越来越小，特征根本没有机会改。</w:t>
+        <w:t xml:space="preserve">。神经正切核（neural tangent kernel，NTK）回答”什么条件下特征会锁死”。答案是：当宽度趋于无穷、参数在训练中只动一点点时，训练过程等价于在固定特征上做核回归。回归的核，是初始化瞬间的梯度方向矩阵。这个极限是严格的数学结论，也是”lazy”的精确版本：参数动得越来越小，特征根本没有机会改。</w:t>
+      </w:r>
+      <w:r>
+        <w:rPr>
+          <w:rFonts w:ascii="Calibri" w:hAnsi="Calibri" w:eastAsia="宋体"/>
+          <w:color w:val="1A1A1A"/>
+          <w:sz w:val="22"/>
+          <w:vertAlign w:val="superscript"/>
+        </w:rPr>
+        <w:t xml:space="preserve">[20]</w:t>
       </w:r>
     </w:p>
     <w:p>
@@ -25034,7 +25510,57 @@
           <w:color w:val="1A1A1A"/>
           <w:sz w:val="22"/>
         </w:rPr>
-        <w:t xml:space="preserve">P（maximal update parameterization，最大化更新参数化；第 5.3 节详述）让特征学习在任意宽度都被保留。理论载体也在补位。深度线性网络的精确动力学，给出了 lazy→rich 转变。严格刻画见 From Lazy to Rich: Exact Learning Dynamics in Deep Linear Networks（ICLR 2025；主流假说）。同套框架把特征学习解释成”神经低次滤波”：网络先学数据里的低阶结构，再逐层升级。这个谱理论见 Neural Low-Degree Filtering（arXiv:2605.13612；前沿未定）。这正是第 2.5 节奇异值顺序学习的特征版：大奇异值先被学到，大尺度结构先出现在表示里。</w:t>
+        <w:t xml:space="preserve">P（maximal update parameterization，最大化更新参数化；第 5.3 节详述）让特征学习在任意宽度都被保留。理论载体也在补位：深度线性网络的精确动力学给出了 lazy→rich 转变，严格刻画见 From Lazy to Rich 一文；</w:t>
+      </w:r>
+      <w:r>
+        <w:rPr>
+          <w:rFonts w:ascii="Calibri" w:hAnsi="Calibri" w:eastAsia="宋体"/>
+          <w:color w:val="1A1A1A"/>
+          <w:sz w:val="22"/>
+          <w:vertAlign w:val="superscript"/>
+        </w:rPr>
+        <w:t xml:space="preserve">[22]</w:t>
+      </w:r>
+      <w:r>
+        <w:rPr>
+          <w:rFonts w:ascii="Calibri" w:hAnsi="Calibri" w:eastAsia="宋体"/>
+          <w:color w:val="1A1A1A"/>
+          <w:sz w:val="22"/>
+        </w:rPr>
+        <w:t xml:space="preserve"> </w:t>
+      </w:r>
+      <w:r>
+        <w:rPr>
+          <w:rFonts w:ascii="Calibri" w:hAnsi="Calibri" w:eastAsia="宋体"/>
+          <w:color w:val="1A1A1A"/>
+          <w:sz w:val="22"/>
+        </w:rPr>
+        <w:t xml:space="preserve">同套框架把特征学习解释成”神经低次滤波”——网络先学数据里的低阶结构，再逐层升级，谱理论见 Neural Low-Degree Filtering；</w:t>
+      </w:r>
+      <w:r>
+        <w:rPr>
+          <w:rFonts w:ascii="Calibri" w:hAnsi="Calibri" w:eastAsia="宋体"/>
+          <w:color w:val="1A1A1A"/>
+          <w:sz w:val="22"/>
+          <w:vertAlign w:val="superscript"/>
+        </w:rPr>
+        <w:t xml:space="preserve">[23]</w:t>
+      </w:r>
+      <w:r>
+        <w:rPr>
+          <w:rFonts w:ascii="Calibri" w:hAnsi="Calibri" w:eastAsia="宋体"/>
+          <w:color w:val="1A1A1A"/>
+          <w:sz w:val="22"/>
+        </w:rPr>
+        <w:t xml:space="preserve"> </w:t>
+      </w:r>
+      <w:r>
+        <w:rPr>
+          <w:rFonts w:ascii="Calibri" w:hAnsi="Calibri" w:eastAsia="宋体"/>
+          <w:color w:val="1A1A1A"/>
+          <w:sz w:val="22"/>
+        </w:rPr>
+        <w:t xml:space="preserve">这正是第 2.5 节奇异值顺序学习的特征版：大奇异值先被学到，大尺度结构先出现在表示里。</w:t>
       </w:r>
     </w:p>
     <w:p>
@@ -25094,7 +25620,41 @@
           <w:color w:val="555555"/>
           <w:sz w:val="21"/>
         </w:rPr>
-        <w:t xml:space="preserve">是连续谱的两端，不是开关（Beyond the Lazy-Rich Dichotomy，arXiv:2503.18114）。另外，RNN 与 DNN 的特征学习已有统一理论（arXiv:2602.15593；前沿未定）。</w:t>
+        <w:t xml:space="preserve">是连续谱的两端，不是开关。</w:t>
+      </w:r>
+      <w:r>
+        <w:rPr>
+          <w:rFonts w:ascii="Calibri" w:hAnsi="Calibri" w:eastAsia="宋体"/>
+          <w:color w:val="555555"/>
+          <w:sz w:val="21"/>
+          <w:vertAlign w:val="superscript"/>
+        </w:rPr>
+        <w:t xml:space="preserve">[24]</w:t>
+      </w:r>
+      <w:r>
+        <w:rPr>
+          <w:rFonts w:ascii="Calibri" w:hAnsi="Calibri" w:eastAsia="宋体"/>
+          <w:color w:val="555555"/>
+          <w:sz w:val="21"/>
+        </w:rPr>
+        <w:t xml:space="preserve"> </w:t>
+      </w:r>
+      <w:r>
+        <w:rPr>
+          <w:rFonts w:ascii="Calibri" w:hAnsi="Calibri" w:eastAsia="宋体"/>
+          <w:color w:val="555555"/>
+          <w:sz w:val="21"/>
+        </w:rPr>
+        <w:t xml:space="preserve">另外，RNN 与 DNN 的特征学习已有统一理论。</w:t>
+      </w:r>
+      <w:r>
+        <w:rPr>
+          <w:rFonts w:ascii="Calibri" w:hAnsi="Calibri" w:eastAsia="宋体"/>
+          <w:color w:val="555555"/>
+          <w:sz w:val="21"/>
+          <w:vertAlign w:val="superscript"/>
+        </w:rPr>
+        <w:t xml:space="preserve">[24]</w:t>
       </w:r>
     </w:p>
     <w:p>
@@ -25226,7 +25786,7 @@
           <w:color w:val="1A1A1A"/>
           <w:sz w:val="22"/>
         </w:rPr>
-        <w:t xml:space="preserve">P（maximal update parameterization，最大化更新参数化；Yang 2021–2023）是一套</w:t>
+        <w:t xml:space="preserve">P（maximal update parameterization，最大化更新参数化）是一套</w:t>
       </w:r>
       <w:r>
         <w:rPr>
@@ -25244,7 +25804,32 @@
           <w:color w:val="1A1A1A"/>
           <w:sz w:val="22"/>
         </w:rPr>
-        <w:t xml:space="preserve">：回答”每一层参数的更新应该多大”。设计目标只有一个——</w:t>
+        <w:t xml:space="preserve">：回答”每一层参数的更新应该多大”。</w:t>
+      </w:r>
+      <w:r>
+        <w:rPr>
+          <w:rFonts w:ascii="Calibri" w:hAnsi="Calibri" w:eastAsia="宋体"/>
+          <w:color w:val="1A1A1A"/>
+          <w:sz w:val="22"/>
+          <w:vertAlign w:val="superscript"/>
+        </w:rPr>
+        <w:t xml:space="preserve">[25]</w:t>
+      </w:r>
+      <w:r>
+        <w:rPr>
+          <w:rFonts w:ascii="Calibri" w:hAnsi="Calibri" w:eastAsia="宋体"/>
+          <w:color w:val="1A1A1A"/>
+          <w:sz w:val="22"/>
+        </w:rPr>
+        <w:t xml:space="preserve"> </w:t>
+      </w:r>
+      <w:r>
+        <w:rPr>
+          <w:rFonts w:ascii="Calibri" w:hAnsi="Calibri" w:eastAsia="宋体"/>
+          <w:color w:val="1A1A1A"/>
+          <w:sz w:val="22"/>
+        </w:rPr>
+        <w:t xml:space="preserve">设计目标只有一个——</w:t>
       </w:r>
       <w:r>
         <w:rPr>
@@ -27350,7 +27935,32 @@
           <w:color w:val="1A1A1A"/>
           <w:sz w:val="22"/>
         </w:rPr>
-        <w:t xml:space="preserve">）。这样特征层与读出层各按自己的宽度标度演化，不互相淹没。Tensor Programs 框架（arXiv:2203.03466）把这个原则严格化：保持更新的尺度守恒，就得到学习率在宽度维度的不变量。2026 年的可证明分离结果（ICML 2025）确认</w:t>
+        <w:t xml:space="preserve">）。这样特征层与读出层各按自己的宽度标度演化，不互相淹没。Tensor Programs 框架把这个原则严格化：保持更新的尺度守恒，就得到学习率在宽度维度的不变量。</w:t>
+      </w:r>
+      <w:r>
+        <w:rPr>
+          <w:rFonts w:ascii="Calibri" w:hAnsi="Calibri" w:eastAsia="宋体"/>
+          <w:color w:val="1A1A1A"/>
+          <w:sz w:val="22"/>
+          <w:vertAlign w:val="superscript"/>
+        </w:rPr>
+        <w:t xml:space="preserve">[25]</w:t>
+      </w:r>
+      <w:r>
+        <w:rPr>
+          <w:rFonts w:ascii="Calibri" w:hAnsi="Calibri" w:eastAsia="宋体"/>
+          <w:color w:val="1A1A1A"/>
+          <w:sz w:val="22"/>
+        </w:rPr>
+        <w:t xml:space="preserve"> </w:t>
+      </w:r>
+      <w:r>
+        <w:rPr>
+          <w:rFonts w:ascii="Calibri" w:hAnsi="Calibri" w:eastAsia="宋体"/>
+          <w:color w:val="1A1A1A"/>
+          <w:sz w:val="22"/>
+        </w:rPr>
+        <w:t xml:space="preserve">2026 年的可证明分离结果确认</w:t>
       </w:r>
       <w:r>
         <w:rPr>
@@ -27371,7 +27981,32 @@
           <w:color w:val="1A1A1A"/>
           <w:sz w:val="22"/>
         </w:rPr>
-        <w:t xml:space="preserve">P 各尺度在无限宽下确实分离——证据分级：主流假说。超参迁移本身是工程反复验证的</w:t>
+        <w:t xml:space="preserve">P 各尺度在无限宽下确实分离——证据分级：主流假说。</w:t>
+      </w:r>
+      <w:r>
+        <w:rPr>
+          <w:rFonts w:ascii="Calibri" w:hAnsi="Calibri" w:eastAsia="宋体"/>
+          <w:color w:val="1A1A1A"/>
+          <w:sz w:val="22"/>
+          <w:vertAlign w:val="superscript"/>
+        </w:rPr>
+        <w:t xml:space="preserve">[26]</w:t>
+      </w:r>
+      <w:r>
+        <w:rPr>
+          <w:rFonts w:ascii="Calibri" w:hAnsi="Calibri" w:eastAsia="宋体"/>
+          <w:color w:val="1A1A1A"/>
+          <w:sz w:val="22"/>
+        </w:rPr>
+        <w:t xml:space="preserve"> </w:t>
+      </w:r>
+      <w:r>
+        <w:rPr>
+          <w:rFonts w:ascii="Calibri" w:hAnsi="Calibri" w:eastAsia="宋体"/>
+          <w:color w:val="1A1A1A"/>
+          <w:sz w:val="22"/>
+        </w:rPr>
+        <w:t xml:space="preserve">超参迁移本身是工程反复验证的</w:t>
       </w:r>
       <w:r>
         <w:rPr>
@@ -27389,7 +28024,32 @@
           <w:color w:val="1A1A1A"/>
           <w:sz w:val="22"/>
         </w:rPr>
-        <w:t xml:space="preserve">（综述 arXiv:2601.01306）：在</w:t>
+        <w:t xml:space="preserve">。</w:t>
+      </w:r>
+      <w:r>
+        <w:rPr>
+          <w:rFonts w:ascii="Calibri" w:hAnsi="Calibri" w:eastAsia="宋体"/>
+          <w:color w:val="1A1A1A"/>
+          <w:sz w:val="22"/>
+          <w:vertAlign w:val="superscript"/>
+        </w:rPr>
+        <w:t xml:space="preserve">[27]</w:t>
+      </w:r>
+      <w:r>
+        <w:rPr>
+          <w:rFonts w:ascii="Calibri" w:hAnsi="Calibri" w:eastAsia="宋体"/>
+          <w:color w:val="1A1A1A"/>
+          <w:sz w:val="22"/>
+        </w:rPr>
+        <w:t xml:space="preserve"> </w:t>
+      </w:r>
+      <w:r>
+        <w:rPr>
+          <w:rFonts w:ascii="Calibri" w:hAnsi="Calibri" w:eastAsia="宋体"/>
+          <w:color w:val="1A1A1A"/>
+          <w:sz w:val="22"/>
+        </w:rPr>
+        <w:t xml:space="preserve">在</w:t>
       </w:r>
       <w:r>
         <w:rPr>
@@ -27702,7 +28362,32 @@
           <w:color w:val="1A1A1A"/>
           <w:sz w:val="22"/>
         </w:rPr>
-        <w:t xml:space="preserve">露出一个洞（Kalra 和 Barkeshli 等，arXiv:2605.21486）。这要求 embedding 的学习率远大于理论值、单独校正，否则迁移失真。证据分级：前沿未定（单篇预印本、新发现，可能被修正）。</w:t>
+        <w:t xml:space="preserve">露出一个洞。</w:t>
+      </w:r>
+      <w:r>
+        <w:rPr>
+          <w:rFonts w:ascii="Calibri" w:hAnsi="Calibri" w:eastAsia="宋体"/>
+          <w:color w:val="1A1A1A"/>
+          <w:sz w:val="22"/>
+          <w:vertAlign w:val="superscript"/>
+        </w:rPr>
+        <w:t xml:space="preserve">[28]</w:t>
+      </w:r>
+      <w:r>
+        <w:rPr>
+          <w:rFonts w:ascii="Calibri" w:hAnsi="Calibri" w:eastAsia="宋体"/>
+          <w:color w:val="1A1A1A"/>
+          <w:sz w:val="22"/>
+        </w:rPr>
+        <w:t xml:space="preserve"> </w:t>
+      </w:r>
+      <w:r>
+        <w:rPr>
+          <w:rFonts w:ascii="Calibri" w:hAnsi="Calibri" w:eastAsia="宋体"/>
+          <w:color w:val="1A1A1A"/>
+          <w:sz w:val="22"/>
+        </w:rPr>
+        <w:t xml:space="preserve">这要求 embedding 的学习率远大于理论值、单独校正，否则迁移失真。证据分级：前沿未定（单篇预印本、新发现，可能被修正）。</w:t>
       </w:r>
     </w:p>
     <w:p>
@@ -28869,21 +29554,31 @@
       </w:r>
       <w:r>
         <w:rPr>
-          <w:bCs/>
-          <w:rFonts w:ascii="Calibri" w:hAnsi="Calibri" w:eastAsia="宋体"/>
-          <w:b/>
+          <w:rFonts w:ascii="Calibri" w:hAnsi="Calibri" w:eastAsia="宋体"/>
           <w:color w:val="555555"/>
           <w:sz w:val="21"/>
         </w:rPr>
-        <w:t xml:space="preserve">本章路线</w:t>
-      </w:r>
-      <w:r>
-        <w:rPr>
-          <w:rFonts w:ascii="Calibri" w:hAnsi="Calibri" w:eastAsia="宋体"/>
+        <w:t xml:space="preserve">5. 什么算”解释”？工具（SAE、电路分析）都带着假设，结论必须能复现、可因果验证——这条线到第 7 章收束。</w:t>
+      </w:r>
+    </w:p>
+    <w:p>
+      <w:pPr>
+        <w:pStyle w:val="BlockText"/>
+        <w:shd w:fill="FFF9E6" w:val="clear"/>
+        <w:spacing w:before="120" w:after="120" w:line="312" w:lineRule="auto"/>
+        <w:pBdr>
+          <w:left w:val="single" w:sz="18" w:space="8" w:color="E0A800"/>
+        </w:pBdr>
+      </w:pPr>
+      <w:r>
+        <w:rPr>
+          <w:bCs/>
+          <w:rFonts w:ascii="Calibri" w:hAnsi="Calibri" w:eastAsia="宋体"/>
+          <w:b/>
           <w:color w:val="555555"/>
           <w:sz w:val="21"/>
         </w:rPr>
-        <w:t xml:space="preserve">：§6.0–§6.1 看特征几何与叠加；§6.2 看 SAE 能恢复什么；§6.3–§6.4 拆机制（叠加与 induction 电路）；§6.5 问“什么算解释”；§6.6–§6.8 收束。</w:t>
+        <w:t xml:space="preserve">本章路线</w:t>
       </w:r>
       <w:r>
         <w:rPr>
@@ -28891,15 +29586,7 @@
           <w:color w:val="555555"/>
           <w:sz w:val="21"/>
         </w:rPr>
-        <w:t xml:space="preserve"> </w:t>
-      </w:r>
-      <w:r>
-        <w:rPr>
-          <w:rFonts w:ascii="Calibri" w:hAnsi="Calibri" w:eastAsia="宋体"/>
-          <w:color w:val="555555"/>
-          <w:sz w:val="21"/>
-        </w:rPr>
-        <w:t xml:space="preserve">5. 什么算”解释”？工具（SAE、电路分析）都带着假设，结论必须能复现、可因果验证——这条线到第 7 章收束。</w:t>
+        <w:t xml:space="preserve">：先看特征几何与叠加，再看 SAE 能恢复什么，接着拆机制（叠加与 induction 电路），并问”什么算解释”，最后落地、误解与回顾。</w:t>
       </w:r>
     </w:p>
     <w:bookmarkStart w:id="105" w:name="Xe4f5dd14ede48690b498bdb8865b7d13eaf4cdf"/>
@@ -31642,7 +32329,32 @@
           <w:color w:val="1A1A1A"/>
           <w:sz w:val="22"/>
         </w:rPr>
-        <w:t xml:space="preserve">新的表示理论把叠加几何的来源接上了数据统计。结论一句话：特征的相关性与出现频率，决定方向如何摆放——见 How Correlations Shape Superposition（ICLR 2026；主流假说）。不相关、高频的特征更容易被做成独立方向；相关、低频的更容易挤在一起。这把第 6.1 节的”维度够不够”升级成”数据说了算”：同样的维度，不同的数据统计会养出不同的叠加几何。</w:t>
+        <w:t xml:space="preserve">新的表示理论把叠加几何的来源接上了数据统计。结论一句话：特征的相关性与出现频率，决定方向如何摆放。</w:t>
+      </w:r>
+      <w:r>
+        <w:rPr>
+          <w:rFonts w:ascii="Calibri" w:hAnsi="Calibri" w:eastAsia="宋体"/>
+          <w:color w:val="1A1A1A"/>
+          <w:sz w:val="22"/>
+          <w:vertAlign w:val="superscript"/>
+        </w:rPr>
+        <w:t xml:space="preserve">[41]</w:t>
+      </w:r>
+      <w:r>
+        <w:rPr>
+          <w:rFonts w:ascii="Calibri" w:hAnsi="Calibri" w:eastAsia="宋体"/>
+          <w:color w:val="1A1A1A"/>
+          <w:sz w:val="22"/>
+        </w:rPr>
+        <w:t xml:space="preserve"> </w:t>
+      </w:r>
+      <w:r>
+        <w:rPr>
+          <w:rFonts w:ascii="Calibri" w:hAnsi="Calibri" w:eastAsia="宋体"/>
+          <w:color w:val="1A1A1A"/>
+          <w:sz w:val="22"/>
+        </w:rPr>
+        <w:t xml:space="preserve">不相关、高频的特征更容易被做成独立方向；相关、低频的更容易挤在一起。这把第 6.1 节的”维度够不够”升级成”数据说了算”：同样的维度，不同的数据统计会养出不同的叠加几何。</w:t>
       </w:r>
     </w:p>
     <w:p>
@@ -31655,7 +32367,32 @@
           <w:color w:val="1A1A1A"/>
           <w:sz w:val="22"/>
         </w:rPr>
-        <w:t xml:space="preserve">叠加还是第 4 章幂律起源的一个候选（表示压缩/叠加使缩放稳健，NeurIPS 2025；主流假说）。同一块几何，一头连着能否恢复（本章），一头连着损失怎么随规模降（第 4 章）。两条线索互相印证：表示不是一笔糊涂账，而是可以用几何和稀疏性审计的。</w:t>
+        <w:t xml:space="preserve">叠加还是第 4 章幂律起源的一个候选（表示压缩/叠加使缩放稳健）。</w:t>
+      </w:r>
+      <w:r>
+        <w:rPr>
+          <w:rFonts w:ascii="Calibri" w:hAnsi="Calibri" w:eastAsia="宋体"/>
+          <w:color w:val="1A1A1A"/>
+          <w:sz w:val="22"/>
+          <w:vertAlign w:val="superscript"/>
+        </w:rPr>
+        <w:t xml:space="preserve">[42]</w:t>
+      </w:r>
+      <w:r>
+        <w:rPr>
+          <w:rFonts w:ascii="Calibri" w:hAnsi="Calibri" w:eastAsia="宋体"/>
+          <w:color w:val="1A1A1A"/>
+          <w:sz w:val="22"/>
+        </w:rPr>
+        <w:t xml:space="preserve"> </w:t>
+      </w:r>
+      <w:r>
+        <w:rPr>
+          <w:rFonts w:ascii="Calibri" w:hAnsi="Calibri" w:eastAsia="宋体"/>
+          <w:color w:val="1A1A1A"/>
+          <w:sz w:val="22"/>
+        </w:rPr>
+        <w:t xml:space="preserve">同一块几何，一头连着能否恢复（本章），一头连着损失怎么随规模降（第 4 章）。两条线索互相印证：表示不是一笔糊涂账，而是可以用几何和稀疏性审计的。</w:t>
       </w:r>
     </w:p>
     <w:p>
@@ -32083,7 +32820,66 @@
           <w:color w:val="1A1A1A"/>
           <w:sz w:val="22"/>
         </w:rPr>
-        <w:t xml:space="preserve">真实 transformer 比这个构造复杂，但结构同源。一条 induction head 通常由两层合作：第一层先做出”上一个 token”或 bigram 表示，第二层用匹配-复制完成预测。而且电路是从训练动力中长出来的。ICL 在训练中出现的行为，已有专门的动力学刻画（Learning dynamics of emergent ICL，UCL；前沿未定）。无梯度更新时的隐式 ICL 有另一支动力学研究（arXiv:2507.16003；前沿未定）。可解的一面也有：线性注意力的 ICL 已有渐近理论（PNAS 2025，arXiv:2405.11751；主流假说），是第一个能完全算清楚的 ICL 设定。</w:t>
+        <w:t xml:space="preserve">真实 transformer 比这个构造复杂，但结构同源。一条 induction head 通常由两层合作：第一层先做出”上一个 token”或 bigram 表示，第二层用匹配-复制完成预测。而且电路是从训练动力中长出来的。ICL 在训练中出现的行为，已有专门的动力学刻画（前沿未定）。</w:t>
+      </w:r>
+      <w:r>
+        <w:rPr>
+          <w:rFonts w:ascii="Calibri" w:hAnsi="Calibri" w:eastAsia="宋体"/>
+          <w:color w:val="1A1A1A"/>
+          <w:sz w:val="22"/>
+          <w:vertAlign w:val="superscript"/>
+        </w:rPr>
+        <w:t xml:space="preserve">[45]</w:t>
+      </w:r>
+      <w:r>
+        <w:rPr>
+          <w:rFonts w:ascii="Calibri" w:hAnsi="Calibri" w:eastAsia="宋体"/>
+          <w:color w:val="1A1A1A"/>
+          <w:sz w:val="22"/>
+        </w:rPr>
+        <w:t xml:space="preserve"> </w:t>
+      </w:r>
+      <w:r>
+        <w:rPr>
+          <w:rFonts w:ascii="Calibri" w:hAnsi="Calibri" w:eastAsia="宋体"/>
+          <w:color w:val="1A1A1A"/>
+          <w:sz w:val="22"/>
+        </w:rPr>
+        <w:t xml:space="preserve">无梯度更新时的隐式 ICL 有另一支动力学研究（前沿未定）。</w:t>
+      </w:r>
+      <w:r>
+        <w:rPr>
+          <w:rFonts w:ascii="Calibri" w:hAnsi="Calibri" w:eastAsia="宋体"/>
+          <w:color w:val="1A1A1A"/>
+          <w:sz w:val="22"/>
+          <w:vertAlign w:val="superscript"/>
+        </w:rPr>
+        <w:t xml:space="preserve">[24]</w:t>
+      </w:r>
+      <w:r>
+        <w:rPr>
+          <w:rFonts w:ascii="Calibri" w:hAnsi="Calibri" w:eastAsia="宋体"/>
+          <w:color w:val="1A1A1A"/>
+          <w:sz w:val="22"/>
+        </w:rPr>
+        <w:t xml:space="preserve"> </w:t>
+      </w:r>
+      <w:r>
+        <w:rPr>
+          <w:rFonts w:ascii="Calibri" w:hAnsi="Calibri" w:eastAsia="宋体"/>
+          <w:color w:val="1A1A1A"/>
+          <w:sz w:val="22"/>
+        </w:rPr>
+        <w:t xml:space="preserve">可解的一面也有：线性注意力的 ICL 已有渐近理论，是第一个能完全算清楚的 ICL 设定。</w:t>
+      </w:r>
+      <w:r>
+        <w:rPr>
+          <w:rFonts w:ascii="Calibri" w:hAnsi="Calibri" w:eastAsia="宋体"/>
+          <w:color w:val="1A1A1A"/>
+          <w:sz w:val="22"/>
+          <w:vertAlign w:val="superscript"/>
+        </w:rPr>
+        <w:t xml:space="preserve">[44]</w:t>
       </w:r>
     </w:p>
     <w:p>
@@ -32330,7 +33126,32 @@
           <w:color w:val="1A1A1A"/>
           <w:sz w:val="22"/>
         </w:rPr>
-        <w:t xml:space="preserve">：同一个特征/电路，在独立的模型或数据上再出现，才算数。SAE 的可复现审计把”找特征”变成了可跑的流程（arXiv:2607.12166）。它问的不是”这个单元激活了吗”，而是”这个特征在另一份数据与模型里还在吗”。</w:t>
+        <w:t xml:space="preserve">：同一个特征/电路，在独立的模型或数据上再出现，才算数。SAE 的可复现审计把”找特征”变成了可跑的流程。</w:t>
+      </w:r>
+      <w:r>
+        <w:rPr>
+          <w:rFonts w:ascii="Calibri" w:hAnsi="Calibri" w:eastAsia="宋体"/>
+          <w:color w:val="1A1A1A"/>
+          <w:sz w:val="22"/>
+          <w:vertAlign w:val="superscript"/>
+        </w:rPr>
+        <w:t xml:space="preserve">[43]</w:t>
+      </w:r>
+      <w:r>
+        <w:rPr>
+          <w:rFonts w:ascii="Calibri" w:hAnsi="Calibri" w:eastAsia="宋体"/>
+          <w:color w:val="1A1A1A"/>
+          <w:sz w:val="22"/>
+        </w:rPr>
+        <w:t xml:space="preserve"> </w:t>
+      </w:r>
+      <w:r>
+        <w:rPr>
+          <w:rFonts w:ascii="Calibri" w:hAnsi="Calibri" w:eastAsia="宋体"/>
+          <w:color w:val="1A1A1A"/>
+          <w:sz w:val="22"/>
+        </w:rPr>
+        <w:t xml:space="preserve">它问的不是”这个单元激活了吗”，而是”这个特征在另一份数据与模型里还在吗”。</w:t>
       </w:r>
     </w:p>
     <w:p>
@@ -32384,7 +33205,57 @@
           <w:color w:val="1A1A1A"/>
           <w:sz w:val="22"/>
         </w:rPr>
-        <w:t xml:space="preserve">。SAE 在特征太密集、太相关、或字典不唯一时，会给出”能重构但错位”的分解；这类失效已有专门的理论刻画（Limits of SAE，ICLR 2026；主流假说）。多义干扰本身也可以跨模型预测与迁移（Polysemantic Interference，ICLR 2026；前沿未定）。也就是说，一个”解释”即使内部自洽，也可能是另一个机制的表象。</w:t>
+        <w:t xml:space="preserve">。SAE 在特征太密集、太相关、或字典不唯一时，会给出”能重构但错位”的分解；这类失效已有专门的理论刻画（主流假说）。</w:t>
+      </w:r>
+      <w:r>
+        <w:rPr>
+          <w:rFonts w:ascii="Calibri" w:hAnsi="Calibri" w:eastAsia="宋体"/>
+          <w:color w:val="1A1A1A"/>
+          <w:sz w:val="22"/>
+          <w:vertAlign w:val="superscript"/>
+        </w:rPr>
+        <w:t xml:space="preserve">[41]</w:t>
+      </w:r>
+      <w:r>
+        <w:rPr>
+          <w:rFonts w:ascii="Calibri" w:hAnsi="Calibri" w:eastAsia="宋体"/>
+          <w:color w:val="1A1A1A"/>
+          <w:sz w:val="22"/>
+        </w:rPr>
+        <w:t xml:space="preserve"> </w:t>
+      </w:r>
+      <w:r>
+        <w:rPr>
+          <w:rFonts w:ascii="Calibri" w:hAnsi="Calibri" w:eastAsia="宋体"/>
+          <w:color w:val="1A1A1A"/>
+          <w:sz w:val="22"/>
+        </w:rPr>
+        <w:t xml:space="preserve">多义干扰本身也可以跨模型预测与迁移（前沿未定）。</w:t>
+      </w:r>
+      <w:r>
+        <w:rPr>
+          <w:rFonts w:ascii="Calibri" w:hAnsi="Calibri" w:eastAsia="宋体"/>
+          <w:color w:val="1A1A1A"/>
+          <w:sz w:val="22"/>
+          <w:vertAlign w:val="superscript"/>
+        </w:rPr>
+        <w:t xml:space="preserve">[42]</w:t>
+      </w:r>
+      <w:r>
+        <w:rPr>
+          <w:rFonts w:ascii="Calibri" w:hAnsi="Calibri" w:eastAsia="宋体"/>
+          <w:color w:val="1A1A1A"/>
+          <w:sz w:val="22"/>
+        </w:rPr>
+        <w:t xml:space="preserve"> </w:t>
+      </w:r>
+      <w:r>
+        <w:rPr>
+          <w:rFonts w:ascii="Calibri" w:hAnsi="Calibri" w:eastAsia="宋体"/>
+          <w:color w:val="1A1A1A"/>
+          <w:sz w:val="22"/>
+        </w:rPr>
+        <w:t xml:space="preserve">也就是说，一个”解释”即使内部自洽，也可能是另一个机制的表象。</w:t>
       </w:r>
     </w:p>
     <w:p>
@@ -33597,21 +34468,31 @@
       </w:r>
       <w:r>
         <w:rPr>
-          <w:bCs/>
-          <w:rFonts w:ascii="Calibri" w:hAnsi="Calibri" w:eastAsia="宋体"/>
-          <w:b/>
+          <w:rFonts w:ascii="Calibri" w:hAnsi="Calibri" w:eastAsia="宋体"/>
           <w:color w:val="555555"/>
           <w:sz w:val="21"/>
         </w:rPr>
-        <w:t xml:space="preserve">本章路线</w:t>
-      </w:r>
-      <w:r>
-        <w:rPr>
-          <w:rFonts w:ascii="Calibri" w:hAnsi="Calibri" w:eastAsia="宋体"/>
+        <w:t xml:space="preserve">5. 其余开放问题（世界模型、对齐、统一理论）按证据分级标注，不假装已有答案。</w:t>
+      </w:r>
+    </w:p>
+    <w:p>
+      <w:pPr>
+        <w:pStyle w:val="BlockText"/>
+        <w:shd w:fill="FFF9E6" w:val="clear"/>
+        <w:spacing w:before="120" w:after="120" w:line="312" w:lineRule="auto"/>
+        <w:pBdr>
+          <w:left w:val="single" w:sz="18" w:space="8" w:color="E0A800"/>
+        </w:pBdr>
+      </w:pPr>
+      <w:r>
+        <w:rPr>
+          <w:bCs/>
+          <w:rFonts w:ascii="Calibri" w:hAnsi="Calibri" w:eastAsia="宋体"/>
+          <w:b/>
           <w:color w:val="555555"/>
           <w:sz w:val="21"/>
         </w:rPr>
-        <w:t xml:space="preserve">：§7.0–§7.2 把评估做成可靠仪表（含演示⑬）；§7.3 给出五类边界类型学；§7.4–§7.6 看对齐极限、世界模型与方法论（选读）；§7.7 回顾。</w:t>
+        <w:t xml:space="preserve">本章路线</w:t>
       </w:r>
       <w:r>
         <w:rPr>
@@ -33619,15 +34500,7 @@
           <w:color w:val="555555"/>
           <w:sz w:val="21"/>
         </w:rPr>
-        <w:t xml:space="preserve"> </w:t>
-      </w:r>
-      <w:r>
-        <w:rPr>
-          <w:rFonts w:ascii="Calibri" w:hAnsi="Calibri" w:eastAsia="宋体"/>
-          <w:color w:val="555555"/>
-          <w:sz w:val="21"/>
-        </w:rPr>
-        <w:t xml:space="preserve">5. 其余开放问题（世界模型、对齐、统一理论）按证据分级标注，不假装已有答案。</w:t>
+        <w:t xml:space="preserve">：先把评估做成可靠仪表，再给出五类边界类型学，接着看对齐极限、世界模型与方法论（选读），最后回顾。</w:t>
       </w:r>
     </w:p>
     <w:bookmarkStart w:id="124" w:name="X75b66dd7b1bded5fd905fed9018358bc59267f2"/>
@@ -33791,7 +34664,32 @@
           <w:color w:val="1A1A1A"/>
           <w:sz w:val="22"/>
         </w:rPr>
-        <w:t xml:space="preserve">。评测必须落在”每一条”上，而不是”总体正确率”。条目级支持复现与诊断：哪一类样本错了、错在哪一技能，都可以精确指认（Item-level Benchmark，arXiv:2604.03244；方向共识）。这是测量的最小单位。</w:t>
+        <w:t xml:space="preserve">。评测必须落在”每一条”上，而不是”总体正确率”。条目级支持复现与诊断：哪一类样本错了、错在哪一技能，都可以精确指认（方向共识）。</w:t>
+      </w:r>
+      <w:r>
+        <w:rPr>
+          <w:rFonts w:ascii="Calibri" w:hAnsi="Calibri" w:eastAsia="宋体"/>
+          <w:color w:val="1A1A1A"/>
+          <w:sz w:val="22"/>
+          <w:vertAlign w:val="superscript"/>
+        </w:rPr>
+        <w:t xml:space="preserve">[47]</w:t>
+      </w:r>
+      <w:r>
+        <w:rPr>
+          <w:rFonts w:ascii="Calibri" w:hAnsi="Calibri" w:eastAsia="宋体"/>
+          <w:color w:val="1A1A1A"/>
+          <w:sz w:val="22"/>
+        </w:rPr>
+        <w:t xml:space="preserve"> </w:t>
+      </w:r>
+      <w:r>
+        <w:rPr>
+          <w:rFonts w:ascii="Calibri" w:hAnsi="Calibri" w:eastAsia="宋体"/>
+          <w:color w:val="1A1A1A"/>
+          <w:sz w:val="22"/>
+        </w:rPr>
+        <w:t xml:space="preserve">这是测量的最小单位。</w:t>
       </w:r>
     </w:p>
     <w:p>
@@ -33837,7 +34735,32 @@
           <w:color w:val="1A1A1A"/>
           <w:sz w:val="22"/>
         </w:rPr>
-        <w:t xml:space="preserve">。好的评估分数本身要有解释力与预测力：你能用小规模评估外推大规模表现（General scales，Nature 2026；方向共识、方案未定）。这正是第 4 章幂律外推在”评估”轴上的延续——评估分数和损失一样，可以是规模的函数。</w:t>
+        <w:t xml:space="preserve">。好的评估分数本身要有解释力与预测力：你能用小规模评估外推大规模表现（方向共识、方案未定）。</w:t>
+      </w:r>
+      <w:r>
+        <w:rPr>
+          <w:rFonts w:ascii="Calibri" w:hAnsi="Calibri" w:eastAsia="宋体"/>
+          <w:color w:val="1A1A1A"/>
+          <w:sz w:val="22"/>
+          <w:vertAlign w:val="superscript"/>
+        </w:rPr>
+        <w:t xml:space="preserve">[49]</w:t>
+      </w:r>
+      <w:r>
+        <w:rPr>
+          <w:rFonts w:ascii="Calibri" w:hAnsi="Calibri" w:eastAsia="宋体"/>
+          <w:color w:val="1A1A1A"/>
+          <w:sz w:val="22"/>
+        </w:rPr>
+        <w:t xml:space="preserve"> </w:t>
+      </w:r>
+      <w:r>
+        <w:rPr>
+          <w:rFonts w:ascii="Calibri" w:hAnsi="Calibri" w:eastAsia="宋体"/>
+          <w:color w:val="1A1A1A"/>
+          <w:sz w:val="22"/>
+        </w:rPr>
+        <w:t xml:space="preserve">这正是第 4 章幂律外推在”评估”轴上的延续——评估分数和损失一样，可以是规模的函数。</w:t>
       </w:r>
     </w:p>
     <w:bookmarkEnd w:id="125"/>
@@ -34970,7 +35893,33 @@
                 <w:color w:val="1A1A1A"/>
                 <w:sz w:val="21"/>
               </w:rPr>
-              <w:t xml:space="preserve">（2402.12875）</w:t>
+              <w:t xml:space="preserve">（2402.12875）；固定精度 Transformer</w:t>
+            </w:r>
+            <w:r>
+              <w:rPr>
+                <w:rFonts w:ascii="Calibri" w:hAnsi="Calibri" w:eastAsia="宋体"/>
+                <w:color w:val="1A1A1A"/>
+                <w:sz w:val="21"/>
+              </w:rPr>
+              <w:t xml:space="preserve"> </w:t>
+            </w:r>
+            <w:r>
+              <w:rPr>
+                <w:bCs/>
+                <w:rFonts w:ascii="Calibri" w:hAnsi="Calibri" w:eastAsia="宋体"/>
+                <w:b/>
+                <w:color w:val="1A1A1A"/>
+                <w:sz w:val="21"/>
+              </w:rPr>
+              <w:t xml:space="preserve">内禀简洁</w:t>
+            </w:r>
+            <w:r>
+              <w:rPr>
+                <w:rFonts w:ascii="Calibri" w:hAnsi="Calibri" w:eastAsia="宋体"/>
+                <w:color w:val="1A1A1A"/>
+                <w:sz w:val="21"/>
+              </w:rPr>
+              <w:t xml:space="preserve">——极小模型即可指数级紧凑描述复杂语言，最弱硬注意力类亦然（2510.19315）</w:t>
             </w:r>
           </w:p>
         </w:tc>
@@ -35321,7 +36270,7 @@
                 <w:color w:val="1A1A1A"/>
                 <w:sz w:val="21"/>
               </w:rPr>
-              <w:t xml:space="preserve">信息论/实证</w:t>
+              <w:t xml:space="preserve">实践（资源/测量）</w:t>
             </w:r>
           </w:p>
         </w:tc>
@@ -35388,6 +36337,55 @@
           <w:color w:val="1A1A1A"/>
           <w:sz w:val="22"/>
         </w:rPr>
+        <w:t xml:space="preserve">五类边界按”限制的根源”分两档：</w:t>
+      </w:r>
+      <w:r>
+        <w:rPr>
+          <w:bCs/>
+          <w:rFonts w:ascii="Calibri" w:hAnsi="Calibri" w:eastAsia="宋体"/>
+          <w:b/>
+          <w:color w:val="1A1A1A"/>
+          <w:sz w:val="22"/>
+        </w:rPr>
+        <w:t xml:space="preserve">前四行是数学证书</w:t>
+      </w:r>
+      <w:r>
+        <w:rPr>
+          <w:rFonts w:ascii="Calibri" w:hAnsi="Calibri" w:eastAsia="宋体"/>
+          <w:color w:val="1A1A1A"/>
+          <w:sz w:val="22"/>
+        </w:rPr>
+        <w:t xml:space="preserve">——在给定形式化假设下证明的”做不到”（可计算性、可学习性、可验证性、可判定性），它们给出的是数学形式内的上界，绕开方式列就是这些上界给实践留的活口；</w:t>
+      </w:r>
+      <w:r>
+        <w:rPr>
+          <w:bCs/>
+          <w:rFonts w:ascii="Calibri" w:hAnsi="Calibri" w:eastAsia="宋体"/>
+          <w:b/>
+          <w:color w:val="1A1A1A"/>
+          <w:sz w:val="22"/>
+        </w:rPr>
+        <w:t xml:space="preserve">第五行是工程现实</w:t>
+      </w:r>
+      <w:r>
+        <w:rPr>
+          <w:rFonts w:ascii="Calibri" w:hAnsi="Calibri" w:eastAsia="宋体"/>
+          <w:color w:val="1A1A1A"/>
+          <w:sz w:val="22"/>
+        </w:rPr>
+        <w:t xml:space="preserve">——数据供给与测量可靠两股资源-测量约束合流，它不由定理锁定，主要由资源与测量技术决定，绕开余地更大。</w:t>
+      </w:r>
+    </w:p>
+    <w:p>
+      <w:pPr>
+        <w:pStyle w:val="BodyText"/>
+      </w:pPr>
+      <w:r>
+        <w:rPr>
+          <w:rFonts w:ascii="Calibri" w:hAnsi="Calibri" w:eastAsia="宋体"/>
+          <w:color w:val="1A1A1A"/>
+          <w:sz w:val="22"/>
+        </w:rPr>
         <w:t xml:space="preserve">每一类一行话。</w:t>
       </w:r>
       <w:r>
@@ -35478,7 +36476,56 @@
           <w:color w:val="1A1A1A"/>
           <w:sz w:val="22"/>
         </w:rPr>
-        <w:t xml:space="preserve">：数据墙与基准饱和把”规模与分数的收益”摁住了。顶部饱和已出现”模型得分 92% 而人类专家约 65%“的反直觉观测（2602.16763、2607.01254）。</w:t>
+        <w:t xml:space="preserve">：数据墙与基准饱和把”规模与分数的收益”摁住了。顶部饱和已出现”模型得分 92% 而人类专家约 65%</w:t>
+      </w:r>
+      <w:r>
+        <w:rPr>
+          <w:rFonts w:ascii="Calibri" w:hAnsi="Calibri" w:eastAsia="宋体"/>
+          <w:color w:val="1A1A1A"/>
+          <w:sz w:val="22"/>
+        </w:rPr>
+        <w:t xml:space="preserve">“</w:t>
+      </w:r>
+      <w:r>
+        <w:rPr>
+          <w:rFonts w:ascii="Calibri" w:hAnsi="Calibri" w:eastAsia="宋体"/>
+          <w:color w:val="1A1A1A"/>
+          <w:sz w:val="22"/>
+        </w:rPr>
+        <w:t xml:space="preserve">的反直觉观测。</w:t>
+      </w:r>
+      <w:r>
+        <w:rPr>
+          <w:rFonts w:ascii="Calibri" w:hAnsi="Calibri" w:eastAsia="宋体"/>
+          <w:color w:val="1A1A1A"/>
+          <w:sz w:val="22"/>
+          <w:vertAlign w:val="superscript"/>
+        </w:rPr>
+        <w:t xml:space="preserve">[54]</w:t>
+      </w:r>
+      <w:r>
+        <w:rPr>
+          <w:rFonts w:ascii="Calibri" w:hAnsi="Calibri" w:eastAsia="宋体"/>
+          <w:color w:val="1A1A1A"/>
+          <w:sz w:val="22"/>
+        </w:rPr>
+        <w:t xml:space="preserve">（说明：第五类与前四类不同构——前四类是</w:t>
+      </w:r>
+      <w:r>
+        <w:rPr>
+          <w:rFonts w:ascii="Calibri" w:hAnsi="Calibri" w:eastAsia="宋体"/>
+          <w:color w:val="1A1A1A"/>
+          <w:sz w:val="22"/>
+        </w:rPr>
+        <w:t xml:space="preserve">”</w:t>
+      </w:r>
+      <w:r>
+        <w:rPr>
+          <w:rFonts w:ascii="Calibri" w:hAnsi="Calibri" w:eastAsia="宋体"/>
+          <w:color w:val="1A1A1A"/>
+          <w:sz w:val="22"/>
+        </w:rPr>
+        <w:t xml:space="preserve">可X性”式的数学上界，这一类是数据供给与评估可测两股力量合流，属资源-测量约束）</w:t>
       </w:r>
     </w:p>
     <w:p>
@@ -35573,7 +36620,24 @@
           <w:color w:val="1A1A1A"/>
           <w:sz w:val="22"/>
         </w:rPr>
-        <w:t xml:space="preserve">在有限的 KL 预算（允许偏离基座多远）下，奖励提升有一个上限。这个结论来自 Theoretical Limits of Language Model Alignment（Paes 等，arXiv:2605.07105；选读候选）。</w:t>
+        <w:t xml:space="preserve">在有限的 KL 预算（允许偏离基座多远）下，奖励提升有一个上限。这个结论来自 Theoretical Limits of Language Model Alignment（选读候选）。</w:t>
+      </w:r>
+      <w:r>
+        <w:rPr>
+          <w:rFonts w:ascii="Calibri" w:hAnsi="Calibri" w:eastAsia="宋体"/>
+          <w:color w:val="1A1A1A"/>
+          <w:sz w:val="22"/>
+          <w:vertAlign w:val="superscript"/>
+        </w:rPr>
+        <w:t xml:space="preserve">[55]</w:t>
+      </w:r>
+      <w:r>
+        <w:rPr>
+          <w:rFonts w:ascii="Calibri" w:hAnsi="Calibri" w:eastAsia="宋体"/>
+          <w:color w:val="1A1A1A"/>
+          <w:sz w:val="22"/>
+        </w:rPr>
+        <w:t xml:space="preserve"> </w:t>
       </w:r>
       <w:r>
         <w:rPr>
@@ -35717,7 +36781,32 @@
           <w:color w:val="1A1A1A"/>
           <w:sz w:val="22"/>
         </w:rPr>
-        <w:t xml:space="preserve">。一旦你盯着某个代理指标（proxy，比如把”好评率”当”质量”）优化，指标与真正目标之间的失真会在训练里被一步步放大。对齐里这是核心威胁：RL 的奖励本来就是目标的代理，越优化奖励，目标越可能被牺牲。Take Goodhart Seriously（2510.02840；注记级）把这件事讲成一般目的优化的原则性上限：只要奖励是代理，追求它就必然偏离目标。务实含义：防 Goodhart 靠测量学（条目级数据 + 技能分解 + 审计），而不是更聪明的 loss——这正是 7.1 节三支柱在安全轴上的延伸。</w:t>
+        <w:t xml:space="preserve">。一旦你盯着某个代理指标（proxy，比如把”好评率”当”质量”）优化，指标与真正目标之间的失真会在训练里被一步步放大。对齐里这是核心威胁：RL 的奖励本来就是目标的代理，越优化奖励，目标越可能被牺牲。Take Goodhart Seriously（注记级）把这件事讲成一般目的优化的原则性上限：只要奖励是代理，追求它就必然偏离目标。</w:t>
+      </w:r>
+      <w:r>
+        <w:rPr>
+          <w:rFonts w:ascii="Calibri" w:hAnsi="Calibri" w:eastAsia="宋体"/>
+          <w:color w:val="1A1A1A"/>
+          <w:sz w:val="22"/>
+          <w:vertAlign w:val="superscript"/>
+        </w:rPr>
+        <w:t xml:space="preserve">[57]</w:t>
+      </w:r>
+      <w:r>
+        <w:rPr>
+          <w:rFonts w:ascii="Calibri" w:hAnsi="Calibri" w:eastAsia="宋体"/>
+          <w:color w:val="1A1A1A"/>
+          <w:sz w:val="22"/>
+        </w:rPr>
+        <w:t xml:space="preserve"> </w:t>
+      </w:r>
+      <w:r>
+        <w:rPr>
+          <w:rFonts w:ascii="Calibri" w:hAnsi="Calibri" w:eastAsia="宋体"/>
+          <w:color w:val="1A1A1A"/>
+          <w:sz w:val="22"/>
+        </w:rPr>
+        <w:t xml:space="preserve">务实含义：防 Goodhart 靠测量学（条目级数据 + 技能分解 + 审计），而不是更聪明的 loss——这正是 7.1 节三支柱在安全轴上的延伸。</w:t>
       </w:r>
     </w:p>
     <w:p>
@@ -35780,7 +36869,24 @@
           <w:color w:val="1A1A1A"/>
           <w:sz w:val="22"/>
         </w:rPr>
-        <w:t xml:space="preserve">：LLM 是世界模型的一种特例（From Tokens to States，2606.28127；注记级，单作者观点文）。</w:t>
+        <w:t xml:space="preserve">：LLM 是世界模型的一种特例（注记级，单作者观点文）。</w:t>
+      </w:r>
+      <w:r>
+        <w:rPr>
+          <w:rFonts w:ascii="Calibri" w:hAnsi="Calibri" w:eastAsia="宋体"/>
+          <w:color w:val="1A1A1A"/>
+          <w:sz w:val="22"/>
+          <w:vertAlign w:val="superscript"/>
+        </w:rPr>
+        <w:t xml:space="preserve">[58]</w:t>
+      </w:r>
+      <w:r>
+        <w:rPr>
+          <w:rFonts w:ascii="Calibri" w:hAnsi="Calibri" w:eastAsia="宋体"/>
+          <w:color w:val="1A1A1A"/>
+          <w:sz w:val="22"/>
+        </w:rPr>
+        <w:t xml:space="preserve"> </w:t>
       </w:r>
       <w:r>
         <w:rPr>
@@ -35839,7 +36945,16 @@
           <w:color w:val="1A1A1A"/>
           <w:sz w:val="22"/>
         </w:rPr>
-        <w:t xml:space="preserve">：世界模型要在”路径空间”里做预测——给定当前状态与一个动作，能预测后续状态，包括不可逆分支。这个判据与本书主线一致：能不能预测，是它有没有规律的试金石（A Path-Space Formulation，2606.28751；前沿未定）。</w:t>
+        <w:t xml:space="preserve">：世界模型要在”路径空间”里做预测——给定当前状态与一个动作，能预测后续状态，包括不可逆分支。这个判据与本书主线一致：能不能预测，是它有没有规律的试金石（前沿未定）。</w:t>
+      </w:r>
+      <w:r>
+        <w:rPr>
+          <w:rFonts w:ascii="Calibri" w:hAnsi="Calibri" w:eastAsia="宋体"/>
+          <w:color w:val="1A1A1A"/>
+          <w:sz w:val="22"/>
+          <w:vertAlign w:val="superscript"/>
+        </w:rPr>
+        <w:t xml:space="preserve">[58]</w:t>
       </w:r>
     </w:p>
     <w:p>
@@ -35866,7 +36981,32 @@
           <w:color w:val="1A1A1A"/>
           <w:sz w:val="22"/>
         </w:rPr>
-        <w:t xml:space="preserve">：世界模型被列为 AGI 共识方向（智源 2026 十大趋势；机构报告，前沿未定）。但”方向共识”不等于”机制确证”——这与第 4.3 节起源之争、第 6.5 节审计是同一纪律：别拿趋势当定理。</w:t>
+        <w:t xml:space="preserve">：世界模型被列为 AGI 共识方向（机构报告，前沿未定）。</w:t>
+      </w:r>
+      <w:r>
+        <w:rPr>
+          <w:rFonts w:ascii="Calibri" w:hAnsi="Calibri" w:eastAsia="宋体"/>
+          <w:color w:val="1A1A1A"/>
+          <w:sz w:val="22"/>
+          <w:vertAlign w:val="superscript"/>
+        </w:rPr>
+        <w:t xml:space="preserve">[59]</w:t>
+      </w:r>
+      <w:r>
+        <w:rPr>
+          <w:rFonts w:ascii="Calibri" w:hAnsi="Calibri" w:eastAsia="宋体"/>
+          <w:color w:val="1A1A1A"/>
+          <w:sz w:val="22"/>
+        </w:rPr>
+        <w:t xml:space="preserve"> </w:t>
+      </w:r>
+      <w:r>
+        <w:rPr>
+          <w:rFonts w:ascii="Calibri" w:hAnsi="Calibri" w:eastAsia="宋体"/>
+          <w:color w:val="1A1A1A"/>
+          <w:sz w:val="22"/>
+        </w:rPr>
+        <w:t xml:space="preserve">但”方向共识”不等于”机制确证”——这与第 4.3 节起源之争、第 6.5 节审计是同一纪律：别拿趋势当定理。</w:t>
       </w:r>
     </w:p>
     <w:p>
@@ -35987,7 +37127,16 @@
           <w:color w:val="1A1A1A"/>
           <w:sz w:val="22"/>
         </w:rPr>
-        <w:t xml:space="preserve">：本章的五类上限。本书的立场是”规律图鉴先行，理论在后”：不宣称已经有了一门完整的深度学习科学，但每条规律都有证据分级、标得出失效条件，已经够当一张能用的图。要把它收敛成真理论，是下个阶段的事（方向见 There Will Be a Scientific Theory of Deep Learning，arXiv:2604.21691；仓库有 PDF）。</w:t>
+        <w:t xml:space="preserve">：本章的五类上限。本书的立场是”规律图鉴先行，理论在后”：不宣称已经有了一门完整的深度学习科学，但每条规律都有证据分级、标得出失效条件，已经够当一张能用的图。要把它收敛成真理论，是下个阶段的事。</w:t>
+      </w:r>
+      <w:r>
+        <w:rPr>
+          <w:rFonts w:ascii="Calibri" w:hAnsi="Calibri" w:eastAsia="宋体"/>
+          <w:color w:val="1A1A1A"/>
+          <w:sz w:val="22"/>
+          <w:vertAlign w:val="superscript"/>
+        </w:rPr>
+        <w:t xml:space="preserve">[60]</w:t>
       </w:r>
     </w:p>
     <w:p>
@@ -36550,31 +37699,33 @@
         </w:rPr>
         <w:t xml:space="preserve">：① 说出”理论给 AI 的四件东西”，并为每件举一个理论到产品的例子；② 把清单里的理论按”已成主流 / 正在路上”分档；③ 用”滞后-复用”图景解释为什么 2020 年代的大模型还在用 1948–1984 年的理论；④ 讲清 AI 与理论的双向回路（AlphaTensor、LLM 数学）；⑤ 用正-反-合讲清现代理论如何既驱动实践、又被实践约束与重塑（8.11）。</w:t>
       </w:r>
-      <w:r>
-        <w:rPr>
-          <w:rFonts w:ascii="Calibri" w:hAnsi="Calibri" w:eastAsia="宋体"/>
+    </w:p>
+    <w:p>
+      <w:pPr>
+        <w:pStyle w:val="BlockText"/>
+        <w:shd w:fill="FFF9E6" w:val="clear"/>
+        <w:spacing w:before="120" w:after="120" w:line="312" w:lineRule="auto"/>
+        <w:pBdr>
+          <w:left w:val="single" w:sz="18" w:space="8" w:color="E0A800"/>
+        </w:pBdr>
+      </w:pPr>
+      <w:r>
+        <w:rPr>
+          <w:bCs/>
+          <w:rFonts w:ascii="Calibri" w:hAnsi="Calibri" w:eastAsia="宋体"/>
+          <w:b/>
           <w:color w:val="555555"/>
           <w:sz w:val="21"/>
         </w:rPr>
-        <w:t xml:space="preserve"> </w:t>
-      </w:r>
-      <w:r>
-        <w:rPr>
-          <w:bCs/>
-          <w:rFonts w:ascii="Calibri" w:hAnsi="Calibri" w:eastAsia="宋体"/>
-          <w:b/>
+        <w:t xml:space="preserve">本章路线</w:t>
+      </w:r>
+      <w:r>
+        <w:rPr>
+          <w:rFonts w:ascii="Calibri" w:hAnsi="Calibri" w:eastAsia="宋体"/>
           <w:color w:val="555555"/>
           <w:sz w:val="21"/>
         </w:rPr>
-        <w:t xml:space="preserve">本章路线</w:t>
-      </w:r>
-      <w:r>
-        <w:rPr>
-          <w:rFonts w:ascii="Calibri" w:hAnsi="Calibri" w:eastAsia="宋体"/>
-          <w:color w:val="555555"/>
-          <w:sz w:val="21"/>
-        </w:rPr>
-        <w:t xml:space="preserve">：按“四路供水”读——§8.1–§8.3 词汇/算法/结构，§8.4–§8.9 表达、泛化、环境、因果、物理、认知；§8.10–§8.11 反哺回路与现代理论的辩证作用。各节均可独立查阅。</w:t>
+        <w:t xml:space="preserve">：按”四路供水”读——先看词汇、算法、结构，再看表达、泛化、环境、因果、物理、认知，最后看反哺回路与现代理论的辩证作用。各节均可独立查阅。</w:t>
       </w:r>
     </w:p>
     <w:bookmarkStart w:id="136" w:name="X95c2d6f466d657e4802b583738444d6d66e00a7"/>
@@ -38196,7 +39347,7 @@
           <w:color w:val="1A1A1A"/>
           <w:sz w:val="22"/>
         </w:rPr>
-        <w:t xml:space="preserve">低秩参数化（内在维度，Aghajanyan 等 2020）</w:t>
+        <w:t xml:space="preserve">低秩参数化（内在维度）</w:t>
       </w:r>
       <w:r>
         <w:rPr>
@@ -38205,6 +39356,15 @@
           <w:sz w:val="22"/>
         </w:rPr>
         <w:t xml:space="preserve">：预训练模型微调所需的更新落在低维子空间——这是 LoRA 这类”仅低秩增量”方法的真正来源；条件梯度（Frank-Wolfe）的”廉价约束步”只是直觉相似，不是直接来源。</w:t>
+      </w:r>
+      <w:r>
+        <w:rPr>
+          <w:rFonts w:ascii="Calibri" w:hAnsi="Calibri" w:eastAsia="宋体"/>
+          <w:color w:val="1A1A1A"/>
+          <w:sz w:val="22"/>
+          <w:vertAlign w:val="superscript"/>
+        </w:rPr>
+        <w:t xml:space="preserve">[67]</w:t>
       </w:r>
     </w:p>
     <w:p>
@@ -38339,7 +39499,7 @@
           <w:color w:val="1A1A1A"/>
           <w:sz w:val="22"/>
         </w:rPr>
-        <w:t xml:space="preserve">压缩感知与稀疏恢复（Donoho 2006；Candès 等 2006）</w:t>
+        <w:t xml:space="preserve">压缩感知与稀疏恢复</w:t>
       </w:r>
       <w:r>
         <w:rPr>
@@ -38380,6 +39540,15 @@
           <w:sz w:val="22"/>
         </w:rPr>
         <w:t xml:space="preserve">）。</w:t>
+      </w:r>
+      <w:r>
+        <w:rPr>
+          <w:rFonts w:ascii="Calibri" w:hAnsi="Calibri" w:eastAsia="宋体"/>
+          <w:color w:val="1A1A1A"/>
+          <w:sz w:val="22"/>
+          <w:vertAlign w:val="superscript"/>
+        </w:rPr>
+        <w:t xml:space="preserve">[70]</w:t>
       </w:r>
     </w:p>
     <w:p>
@@ -38600,6 +39769,132 @@
           <w:sz w:val="22"/>
         </w:rPr>
         <w:t xml:space="preserve">解放了架构焦虑——问题从”能不能表达”移到”用什么结构、什么优化去学到”。</w:t>
+      </w:r>
+    </w:p>
+    <w:p>
+      <w:pPr>
+        <w:numPr>
+          <w:ilvl w:val="0"/>
+          <w:numId w:val="1054"/>
+        </w:numPr>
+        <w:pStyle w:val="Compact"/>
+      </w:pPr>
+      <w:r>
+        <w:rPr>
+          <w:bCs/>
+          <w:rFonts w:ascii="Calibri" w:hAnsi="Calibri" w:eastAsia="宋体"/>
+          <w:b/>
+          <w:color w:val="1A1A1A"/>
+          <w:sz w:val="22"/>
+        </w:rPr>
+        <w:t xml:space="preserve">简洁性（succinctness；Bergsträßer 等 2025）</w:t>
+      </w:r>
+      <w:r>
+        <w:rPr>
+          <w:rFonts w:ascii="Calibri" w:hAnsi="Calibri" w:eastAsia="宋体"/>
+          <w:color w:val="1A1A1A"/>
+          <w:sz w:val="22"/>
+        </w:rPr>
+        <w:t xml:space="preserve">：表达力的第三问——不是”能不能表达”，而是</w:t>
+      </w:r>
+      <w:r>
+        <w:rPr>
+          <w:bCs/>
+          <w:rFonts w:ascii="Calibri" w:hAnsi="Calibri" w:eastAsia="宋体"/>
+          <w:b/>
+          <w:color w:val="1A1A1A"/>
+          <w:sz w:val="22"/>
+        </w:rPr>
+        <w:t xml:space="preserve">“</w:t>
+      </w:r>
+      <w:r>
+        <w:rPr>
+          <w:bCs/>
+          <w:rFonts w:ascii="Calibri" w:hAnsi="Calibri" w:eastAsia="宋体"/>
+          <w:b/>
+          <w:color w:val="1A1A1A"/>
+          <w:sz w:val="22"/>
+        </w:rPr>
+        <w:t xml:space="preserve">得多小的模型才装得下</w:t>
+      </w:r>
+      <w:r>
+        <w:rPr>
+          <w:bCs/>
+          <w:rFonts w:ascii="Calibri" w:hAnsi="Calibri" w:eastAsia="宋体"/>
+          <w:b/>
+          <w:color w:val="1A1A1A"/>
+          <w:sz w:val="22"/>
+        </w:rPr>
+        <w:t xml:space="preserve">”</w:t>
+      </w:r>
+      <w:r>
+        <w:rPr>
+          <w:rFonts w:ascii="Calibri" w:hAnsi="Calibri" w:eastAsia="宋体"/>
+          <w:color w:val="1A1A1A"/>
+          <w:sz w:val="22"/>
+        </w:rPr>
+        <w:t xml:space="preserve">。一条定理证明：即使取表达力最弱一档的固定精度 Transformer（硬注意力，论文称 UHAT，可跳过这个名字），它描述语言也比线性时序逻辑与循环类模型</w:t>
+      </w:r>
+      <w:r>
+        <w:rPr>
+          <w:bCs/>
+          <w:rFonts w:ascii="Calibri" w:hAnsi="Calibri" w:eastAsia="宋体"/>
+          <w:b/>
+          <w:color w:val="1A1A1A"/>
+          <w:sz w:val="22"/>
+        </w:rPr>
+        <w:t xml:space="preserve">指数级</w:t>
+      </w:r>
+      <w:r>
+        <w:rPr>
+          <w:rFonts w:ascii="Calibri" w:hAnsi="Calibri" w:eastAsia="宋体"/>
+          <w:color w:val="1A1A1A"/>
+          <w:sz w:val="22"/>
+        </w:rPr>
+        <w:t xml:space="preserve">更紧凑——语言复杂一步，传统描述成倍膨胀，它只多描几笔。极小的模型，盛极复杂的语言，不是口号，是证明。</w:t>
+      </w:r>
+      <w:r>
+        <w:rPr>
+          <w:rFonts w:ascii="Calibri" w:hAnsi="Calibri" w:eastAsia="宋体"/>
+          <w:color w:val="1A1A1A"/>
+          <w:sz w:val="22"/>
+          <w:vertAlign w:val="superscript"/>
+        </w:rPr>
+        <w:t xml:space="preserve">[93]</w:t>
+      </w:r>
+      <w:r>
+        <w:rPr>
+          <w:rFonts w:ascii="Calibri" w:hAnsi="Calibri" w:eastAsia="宋体"/>
+          <w:color w:val="1A1A1A"/>
+          <w:sz w:val="22"/>
+        </w:rPr>
+        <w:t xml:space="preserve"> </w:t>
+      </w:r>
+      <w:r>
+        <w:rPr>
+          <w:rFonts w:ascii="Calibri" w:hAnsi="Calibri" w:eastAsia="宋体"/>
+          <w:color w:val="1A1A1A"/>
+          <w:sz w:val="22"/>
+        </w:rPr>
+        <w:t xml:space="preserve">两个提醒：这是数学上的存在（理论上能构造出来），</w:t>
+      </w:r>
+      <w:r>
+        <w:rPr>
+          <w:bCs/>
+          <w:rFonts w:ascii="Calibri" w:hAnsi="Calibri" w:eastAsia="宋体"/>
+          <w:b/>
+          <w:color w:val="1A1A1A"/>
+          <w:sz w:val="22"/>
+        </w:rPr>
+        <w:t xml:space="preserve">不等于训练学得到</w:t>
+      </w:r>
+      <w:r>
+        <w:rPr>
+          <w:rFonts w:ascii="Calibri" w:hAnsi="Calibri" w:eastAsia="宋体"/>
+          <w:color w:val="1A1A1A"/>
+          <w:sz w:val="22"/>
+        </w:rPr>
+        <w:t xml:space="preserve">——可学习性是 §7.3 另一侧的边界；证明目前覆盖硬注意力类，日常最常用的 softmax 注意力（以及平均硬注意力）是否同样简洁，仍是开放问题（故标”定理/前沿”）。</w:t>
       </w:r>
     </w:p>
     <w:p>
@@ -38842,7 +40137,7 @@
           <w:color w:val="1A1A1A"/>
           <w:sz w:val="22"/>
         </w:rPr>
-        <w:t xml:space="preserve">算法对齐（Xu 等 2020；GNN）</w:t>
+        <w:t xml:space="preserve">算法对齐（GNN）</w:t>
       </w:r>
       <w:r>
         <w:rPr>
@@ -38851,6 +40146,15 @@
           <w:sz w:val="22"/>
         </w:rPr>
         <w:t xml:space="preserve">：把”网络内部能否模仿已知算法”形式化，指导可推广架构。</w:t>
+      </w:r>
+      <w:r>
+        <w:rPr>
+          <w:rFonts w:ascii="Calibri" w:hAnsi="Calibri" w:eastAsia="宋体"/>
+          <w:color w:val="1A1A1A"/>
+          <w:sz w:val="22"/>
+          <w:vertAlign w:val="superscript"/>
+        </w:rPr>
+        <w:t xml:space="preserve">[71]</w:t>
       </w:r>
     </w:p>
     <w:p>
@@ -39051,7 +40355,16 @@
           <w:color w:val="1A1A1A"/>
           <w:sz w:val="22"/>
         </w:rPr>
-        <w:t xml:space="preserve">：良性过拟合（Bartlett 等 2020 最小二乘插值）、双下降的统一数学（第 1.5 节）、隐式正则（梯度下降选低范数/最大间隔解）——把”VC 预言错”重释为”容量轴上的相变”，而不是丢理论。</w:t>
+        <w:t xml:space="preserve">：良性过拟合（最小二乘插值）、双下降的统一数学（第 1.5 节）、隐式正则（梯度下降选低范数/最大间隔解）——把”VC 预言错”重释为”容量轴上的相变”，而不是丢理论。</w:t>
+      </w:r>
+      <w:r>
+        <w:rPr>
+          <w:rFonts w:ascii="Calibri" w:hAnsi="Calibri" w:eastAsia="宋体"/>
+          <w:color w:val="1A1A1A"/>
+          <w:sz w:val="22"/>
+          <w:vertAlign w:val="superscript"/>
+        </w:rPr>
+        <w:t xml:space="preserve">[78]</w:t>
       </w:r>
     </w:p>
     <w:p>
@@ -39381,7 +40694,7 @@
           <w:color w:val="1A1A1A"/>
           <w:sz w:val="22"/>
         </w:rPr>
-        <w:t xml:space="preserve">不变性原理（IRM，Arjovsky 等 2019）</w:t>
+        <w:t xml:space="preserve">不变性原理（IRM）</w:t>
       </w:r>
       <w:r>
         <w:rPr>
@@ -39408,6 +40721,15 @@
           <w:sz w:val="22"/>
         </w:rPr>
         <w:t xml:space="preserve">（主流假说，其可测性与非线性适用条件仍在检验），与第 4 章”结构可分解、可恢复”、第 5 章”特征学没学”接上。</w:t>
+      </w:r>
+      <w:r>
+        <w:rPr>
+          <w:rFonts w:ascii="Calibri" w:hAnsi="Calibri" w:eastAsia="宋体"/>
+          <w:color w:val="1A1A1A"/>
+          <w:sz w:val="22"/>
+          <w:vertAlign w:val="superscript"/>
+        </w:rPr>
+        <w:t xml:space="preserve">[85]</w:t>
       </w:r>
     </w:p>
     <w:p>
@@ -39426,7 +40748,7 @@
           <w:color w:val="1A1A1A"/>
           <w:sz w:val="22"/>
         </w:rPr>
-        <w:t xml:space="preserve">因果表示学习（Schölkopf 等 2021）</w:t>
+        <w:t xml:space="preserve">因果表示学习</w:t>
       </w:r>
       <w:r>
         <w:rPr>
@@ -39435,6 +40757,15 @@
           <w:sz w:val="22"/>
         </w:rPr>
         <w:t xml:space="preserve">：把潜变量维度解释成原因而非特征——第 6 章叠加/SAE 恢复的方向，因果版本多问”哪个是原因、哪个是效果”。</w:t>
+      </w:r>
+      <w:r>
+        <w:rPr>
+          <w:rFonts w:ascii="Calibri" w:hAnsi="Calibri" w:eastAsia="宋体"/>
+          <w:color w:val="1A1A1A"/>
+          <w:sz w:val="22"/>
+          <w:vertAlign w:val="superscript"/>
+        </w:rPr>
+        <w:t xml:space="preserve">[85]</w:t>
       </w:r>
     </w:p>
     <w:bookmarkEnd w:id="143"/>
@@ -39565,7 +40896,7 @@
           <w:color w:val="1A1A1A"/>
           <w:sz w:val="22"/>
         </w:rPr>
-        <w:t xml:space="preserve">现代 Hopfield 网络=attention（Ramsauer 等 2020）</w:t>
+        <w:t xml:space="preserve">现代 Hopfield 网络=attention</w:t>
       </w:r>
       <w:r>
         <w:rPr>
@@ -39574,6 +40905,15 @@
           <w:sz w:val="22"/>
         </w:rPr>
         <w:t xml:space="preserve">——从能量函数/吸引子出发能严格恢复注意力更新式（数学同构，主流假说），是”1980 年代物理模型变成 2017 年架构”的绝佳例子。</w:t>
+      </w:r>
+      <w:r>
+        <w:rPr>
+          <w:rFonts w:ascii="Calibri" w:hAnsi="Calibri" w:eastAsia="宋体"/>
+          <w:color w:val="1A1A1A"/>
+          <w:sz w:val="22"/>
+          <w:vertAlign w:val="superscript"/>
+        </w:rPr>
+        <w:t xml:space="preserve">[86]</w:t>
       </w:r>
     </w:p>
     <w:p>
@@ -39872,7 +41212,7 @@
           <w:color w:val="1A1A1A"/>
           <w:sz w:val="22"/>
         </w:rPr>
-        <w:t xml:space="preserve">AlphaTensor（Fawzi 等，Nature 2022）</w:t>
+        <w:t xml:space="preserve">AlphaTensor</w:t>
       </w:r>
       <w:r>
         <w:rPr>
@@ -39881,6 +41221,15 @@
           <w:sz w:val="22"/>
         </w:rPr>
         <w:t xml:space="preserve">：强化学习在矩阵乘法算法空间搜索出更快的算法（部分方案可直接在 GPU/TPU 上运行，落地仍在探索）——其意义首先是”AI 能发现新算法”，并沿”理论（Strassen 谱系）→ AI（算力）→ 新算法 → 更快 AI”形成闭环愿景。</w:t>
+      </w:r>
+      <w:r>
+        <w:rPr>
+          <w:rFonts w:ascii="Calibri" w:hAnsi="Calibri" w:eastAsia="宋体"/>
+          <w:color w:val="1A1A1A"/>
+          <w:sz w:val="22"/>
+          <w:vertAlign w:val="superscript"/>
+        </w:rPr>
+        <w:t xml:space="preserve">[74]</w:t>
       </w:r>
     </w:p>
     <w:p>
@@ -46369,71 +47718,71 @@
           <w:color w:val="1A1A1A"/>
           <w:sz w:val="22"/>
         </w:rPr>
-        <w:t xml:space="preserve">- 双下降现象（Belkin 2019；经典）——§1.5，共识（现象）。</w:t>
-      </w:r>
-      <w:r>
-        <w:rPr>
-          <w:rFonts w:ascii="Calibri" w:hAnsi="Calibri" w:eastAsia="宋体"/>
-          <w:color w:val="1A1A1A"/>
-          <w:sz w:val="22"/>
-        </w:rPr>
-        <w:t xml:space="preserve"> </w:t>
-      </w:r>
-      <w:r>
-        <w:rPr>
-          <w:rFonts w:ascii="Calibri" w:hAnsi="Calibri" w:eastAsia="宋体"/>
-          <w:color w:val="1A1A1A"/>
-          <w:sz w:val="22"/>
-        </w:rPr>
-        <w:t xml:space="preserve">- 随机标签拟合（Zhang 2017）——§1.4，共识。</w:t>
-      </w:r>
-      <w:r>
-        <w:rPr>
-          <w:rFonts w:ascii="Calibri" w:hAnsi="Calibri" w:eastAsia="宋体"/>
-          <w:color w:val="1A1A1A"/>
-          <w:sz w:val="22"/>
-        </w:rPr>
-        <w:t xml:space="preserve"> </w:t>
-      </w:r>
-      <w:r>
-        <w:rPr>
-          <w:rFonts w:ascii="Calibri" w:hAnsi="Calibri" w:eastAsia="宋体"/>
-          <w:color w:val="1A1A1A"/>
-          <w:sz w:val="22"/>
-        </w:rPr>
-        <w:t xml:space="preserve">- Two Speeds of Learning（Chou 等，arXiv:2605.27078）——§1.6、§3，前沿未定（预印本，分量较高）。</w:t>
-      </w:r>
-      <w:r>
-        <w:rPr>
-          <w:rFonts w:ascii="Calibri" w:hAnsi="Calibri" w:eastAsia="宋体"/>
-          <w:color w:val="1A1A1A"/>
-          <w:sz w:val="22"/>
-        </w:rPr>
-        <w:t xml:space="preserve"> </w:t>
-      </w:r>
-      <w:r>
-        <w:rPr>
-          <w:rFonts w:ascii="Calibri" w:hAnsi="Calibri" w:eastAsia="宋体"/>
-          <w:color w:val="1A1A1A"/>
-          <w:sz w:val="22"/>
-        </w:rPr>
-        <w:t xml:space="preserve">- 模式连通（Garipov 2018、Draxler 2018）——§2.3，主流。</w:t>
-      </w:r>
-      <w:r>
-        <w:rPr>
-          <w:rFonts w:ascii="Calibri" w:hAnsi="Calibri" w:eastAsia="宋体"/>
-          <w:color w:val="1A1A1A"/>
-          <w:sz w:val="22"/>
-        </w:rPr>
-        <w:t xml:space="preserve"> </w:t>
-      </w:r>
-      <w:r>
-        <w:rPr>
-          <w:rFonts w:ascii="Calibri" w:hAnsi="Calibri" w:eastAsia="宋体"/>
-          <w:color w:val="1A1A1A"/>
-          <w:sz w:val="22"/>
-        </w:rPr>
-        <w:t xml:space="preserve">- 隐式正则化/最大间隔（Soudry 等 2018）——§1.7，主流假说。</w:t>
+        <w:t xml:space="preserve">- [1] 双下降现象（Belkin 2019；经典）——§1.5，共识（现象）。</w:t>
+      </w:r>
+      <w:r>
+        <w:rPr>
+          <w:rFonts w:ascii="Calibri" w:hAnsi="Calibri" w:eastAsia="宋体"/>
+          <w:color w:val="1A1A1A"/>
+          <w:sz w:val="22"/>
+        </w:rPr>
+        <w:t xml:space="preserve"> </w:t>
+      </w:r>
+      <w:r>
+        <w:rPr>
+          <w:rFonts w:ascii="Calibri" w:hAnsi="Calibri" w:eastAsia="宋体"/>
+          <w:color w:val="1A1A1A"/>
+          <w:sz w:val="22"/>
+        </w:rPr>
+        <w:t xml:space="preserve">- [2] 随机标签拟合（Zhang 2017）——§1.4，共识。</w:t>
+      </w:r>
+      <w:r>
+        <w:rPr>
+          <w:rFonts w:ascii="Calibri" w:hAnsi="Calibri" w:eastAsia="宋体"/>
+          <w:color w:val="1A1A1A"/>
+          <w:sz w:val="22"/>
+        </w:rPr>
+        <w:t xml:space="preserve"> </w:t>
+      </w:r>
+      <w:r>
+        <w:rPr>
+          <w:rFonts w:ascii="Calibri" w:hAnsi="Calibri" w:eastAsia="宋体"/>
+          <w:color w:val="1A1A1A"/>
+          <w:sz w:val="22"/>
+        </w:rPr>
+        <w:t xml:space="preserve">- [3] Two Speeds of Learning（Chou 等，arXiv:2605.27078）——§1.6、§3，前沿未定（预印本，分量较高）。</w:t>
+      </w:r>
+      <w:r>
+        <w:rPr>
+          <w:rFonts w:ascii="Calibri" w:hAnsi="Calibri" w:eastAsia="宋体"/>
+          <w:color w:val="1A1A1A"/>
+          <w:sz w:val="22"/>
+        </w:rPr>
+        <w:t xml:space="preserve"> </w:t>
+      </w:r>
+      <w:r>
+        <w:rPr>
+          <w:rFonts w:ascii="Calibri" w:hAnsi="Calibri" w:eastAsia="宋体"/>
+          <w:color w:val="1A1A1A"/>
+          <w:sz w:val="22"/>
+        </w:rPr>
+        <w:t xml:space="preserve">- [4] 模式连通（Garipov 2018、Draxler 2018）——§2.3，主流。</w:t>
+      </w:r>
+      <w:r>
+        <w:rPr>
+          <w:rFonts w:ascii="Calibri" w:hAnsi="Calibri" w:eastAsia="宋体"/>
+          <w:color w:val="1A1A1A"/>
+          <w:sz w:val="22"/>
+        </w:rPr>
+        <w:t xml:space="preserve"> </w:t>
+      </w:r>
+      <w:r>
+        <w:rPr>
+          <w:rFonts w:ascii="Calibri" w:hAnsi="Calibri" w:eastAsia="宋体"/>
+          <w:color w:val="1A1A1A"/>
+          <w:sz w:val="22"/>
+        </w:rPr>
+        <w:t xml:space="preserve">- [5] 隐式正则化/最大间隔（Soudry 等 2018）——§1.7，主流假说。</w:t>
       </w:r>
     </w:p>
     <w:p>
@@ -46464,71 +47813,71 @@
           <w:color w:val="1A1A1A"/>
           <w:sz w:val="22"/>
         </w:rPr>
-        <w:t xml:space="preserve">- 奇异值顺序学习（Saxe 2014）——§2.5，主流（白化设定精确）。</w:t>
-      </w:r>
-      <w:r>
-        <w:rPr>
-          <w:rFonts w:ascii="Calibri" w:hAnsi="Calibri" w:eastAsia="宋体"/>
-          <w:color w:val="1A1A1A"/>
-          <w:sz w:val="22"/>
-        </w:rPr>
-        <w:t xml:space="preserve"> </w:t>
-      </w:r>
-      <w:r>
-        <w:rPr>
-          <w:rFonts w:ascii="Calibri" w:hAnsi="Calibri" w:eastAsia="宋体"/>
-          <w:color w:val="1A1A1A"/>
-          <w:sz w:val="22"/>
-        </w:rPr>
-        <w:t xml:space="preserve">- 守恒量（Kunin 2021）——§2.5，主流。</w:t>
-      </w:r>
-      <w:r>
-        <w:rPr>
-          <w:rFonts w:ascii="Calibri" w:hAnsi="Calibri" w:eastAsia="宋体"/>
-          <w:color w:val="1A1A1A"/>
-          <w:sz w:val="22"/>
-        </w:rPr>
-        <w:t xml:space="preserve"> </w:t>
-      </w:r>
-      <w:r>
-        <w:rPr>
-          <w:rFonts w:ascii="Calibri" w:hAnsi="Calibri" w:eastAsia="宋体"/>
-          <w:color w:val="1A1A1A"/>
-          <w:sz w:val="22"/>
-        </w:rPr>
-        <w:t xml:space="preserve">- 渐进锐化与 EoS（Even 2023、Damian 2022、Cohen 2025）——§2.4，主流。</w:t>
-      </w:r>
-      <w:r>
-        <w:rPr>
-          <w:rFonts w:ascii="Calibri" w:hAnsi="Calibri" w:eastAsia="宋体"/>
-          <w:color w:val="1A1A1A"/>
-          <w:sz w:val="22"/>
-        </w:rPr>
-        <w:t xml:space="preserve"> </w:t>
-      </w:r>
-      <w:r>
-        <w:rPr>
-          <w:rFonts w:ascii="Calibri" w:hAnsi="Calibri" w:eastAsia="宋体"/>
-          <w:color w:val="1A1A1A"/>
-          <w:sz w:val="22"/>
-        </w:rPr>
-        <w:t xml:space="preserve">- 线性缩放律（Goyal 2017）、临界批大小（McCandlish 2018）——§2.6，共识。</w:t>
-      </w:r>
-      <w:r>
-        <w:rPr>
-          <w:rFonts w:ascii="Calibri" w:hAnsi="Calibri" w:eastAsia="宋体"/>
-          <w:color w:val="1A1A1A"/>
-          <w:sz w:val="22"/>
-        </w:rPr>
-        <w:t xml:space="preserve"> </w:t>
-      </w:r>
-      <w:r>
-        <w:rPr>
-          <w:rFonts w:ascii="Calibri" w:hAnsi="Calibri" w:eastAsia="宋体"/>
-          <w:color w:val="1A1A1A"/>
-          <w:sz w:val="22"/>
-        </w:rPr>
-        <w:t xml:space="preserve">- 随机场/鞍点（Bray &amp; Dean 2007）——§2.1，主流（高维极小值罕见）。</w:t>
+        <w:t xml:space="preserve">- [6] 奇异值顺序学习（Saxe 2014）——§2.5，主流（白化设定精确）。</w:t>
+      </w:r>
+      <w:r>
+        <w:rPr>
+          <w:rFonts w:ascii="Calibri" w:hAnsi="Calibri" w:eastAsia="宋体"/>
+          <w:color w:val="1A1A1A"/>
+          <w:sz w:val="22"/>
+        </w:rPr>
+        <w:t xml:space="preserve"> </w:t>
+      </w:r>
+      <w:r>
+        <w:rPr>
+          <w:rFonts w:ascii="Calibri" w:hAnsi="Calibri" w:eastAsia="宋体"/>
+          <w:color w:val="1A1A1A"/>
+          <w:sz w:val="22"/>
+        </w:rPr>
+        <w:t xml:space="preserve">- [7] 守恒量（Kunin 2021）——§2.5，主流。</w:t>
+      </w:r>
+      <w:r>
+        <w:rPr>
+          <w:rFonts w:ascii="Calibri" w:hAnsi="Calibri" w:eastAsia="宋体"/>
+          <w:color w:val="1A1A1A"/>
+          <w:sz w:val="22"/>
+        </w:rPr>
+        <w:t xml:space="preserve"> </w:t>
+      </w:r>
+      <w:r>
+        <w:rPr>
+          <w:rFonts w:ascii="Calibri" w:hAnsi="Calibri" w:eastAsia="宋体"/>
+          <w:color w:val="1A1A1A"/>
+          <w:sz w:val="22"/>
+        </w:rPr>
+        <w:t xml:space="preserve">- [8] 渐进锐化与 EoS（Even 2023、Damian 2022、Cohen 2025）——§2.4，主流。</w:t>
+      </w:r>
+      <w:r>
+        <w:rPr>
+          <w:rFonts w:ascii="Calibri" w:hAnsi="Calibri" w:eastAsia="宋体"/>
+          <w:color w:val="1A1A1A"/>
+          <w:sz w:val="22"/>
+        </w:rPr>
+        <w:t xml:space="preserve"> </w:t>
+      </w:r>
+      <w:r>
+        <w:rPr>
+          <w:rFonts w:ascii="Calibri" w:hAnsi="Calibri" w:eastAsia="宋体"/>
+          <w:color w:val="1A1A1A"/>
+          <w:sz w:val="22"/>
+        </w:rPr>
+        <w:t xml:space="preserve">- [9] 线性缩放律（Goyal 2017）、临界批大小（McCandlish 2018）——§2.6，共识。</w:t>
+      </w:r>
+      <w:r>
+        <w:rPr>
+          <w:rFonts w:ascii="Calibri" w:hAnsi="Calibri" w:eastAsia="宋体"/>
+          <w:color w:val="1A1A1A"/>
+          <w:sz w:val="22"/>
+        </w:rPr>
+        <w:t xml:space="preserve"> </w:t>
+      </w:r>
+      <w:r>
+        <w:rPr>
+          <w:rFonts w:ascii="Calibri" w:hAnsi="Calibri" w:eastAsia="宋体"/>
+          <w:color w:val="1A1A1A"/>
+          <w:sz w:val="22"/>
+        </w:rPr>
+        <w:t xml:space="preserve">- [10] 随机场/鞍点（Bray &amp; Dean 2007）——§2.1，主流（高维极小值罕见）。</w:t>
       </w:r>
     </w:p>
     <w:p>
@@ -46559,103 +47908,103 @@
           <w:color w:val="1A1A1A"/>
           <w:sz w:val="22"/>
         </w:rPr>
-        <w:t xml:space="preserve">- To Grok Grokking（Xu/Vardi/Safran，arXiv:2601.19791，ICML 2026 Oral）——§3.3，主流假说。</w:t>
-      </w:r>
-      <w:r>
-        <w:rPr>
-          <w:rFonts w:ascii="Calibri" w:hAnsi="Calibri" w:eastAsia="宋体"/>
-          <w:color w:val="1A1A1A"/>
-          <w:sz w:val="22"/>
-        </w:rPr>
-        <w:t xml:space="preserve"> </w:t>
-      </w:r>
-      <w:r>
-        <w:rPr>
-          <w:rFonts w:ascii="Calibri" w:hAnsi="Calibri" w:eastAsia="宋体"/>
-          <w:color w:val="1A1A1A"/>
-          <w:sz w:val="22"/>
-        </w:rPr>
-        <w:t xml:space="preserve">- Grokking Nucleation Theorem（Zenodo 21223240，2026-07）——§3.2，前沿未定。★</w:t>
-      </w:r>
-      <w:r>
-        <w:rPr>
-          <w:rFonts w:ascii="Calibri" w:hAnsi="Calibri" w:eastAsia="宋体"/>
-          <w:color w:val="1A1A1A"/>
-          <w:sz w:val="22"/>
-        </w:rPr>
-        <w:t xml:space="preserve"> </w:t>
-      </w:r>
-      <w:r>
-        <w:rPr>
-          <w:rFonts w:ascii="Calibri" w:hAnsi="Calibri" w:eastAsia="宋体"/>
-          <w:color w:val="1A1A1A"/>
-          <w:sz w:val="22"/>
-        </w:rPr>
-        <w:t xml:space="preserve">- 奇点学习理论（Watanabe 框架，SLT）——§3.3，主流假说（成熟数学，应用是近年）。</w:t>
-      </w:r>
-      <w:r>
-        <w:rPr>
-          <w:rFonts w:ascii="Calibri" w:hAnsi="Calibri" w:eastAsia="宋体"/>
-          <w:color w:val="1A1A1A"/>
-          <w:sz w:val="22"/>
-        </w:rPr>
-        <w:t xml:space="preserve"> </w:t>
-      </w:r>
-      <w:r>
-        <w:rPr>
-          <w:rFonts w:ascii="Calibri" w:hAnsi="Calibri" w:eastAsia="宋体"/>
-          <w:color w:val="1A1A1A"/>
-          <w:sz w:val="22"/>
-        </w:rPr>
-        <w:t xml:space="preserve">- 玻璃弛豫 Is Grokking a Computational Glass Relaxation?（NeurIPS 2025）——§3.3，前沿未定。</w:t>
-      </w:r>
-      <w:r>
-        <w:rPr>
-          <w:rFonts w:ascii="Calibri" w:hAnsi="Calibri" w:eastAsia="宋体"/>
-          <w:color w:val="1A1A1A"/>
-          <w:sz w:val="22"/>
-        </w:rPr>
-        <w:t xml:space="preserve"> </w:t>
-      </w:r>
-      <w:r>
-        <w:rPr>
-          <w:rFonts w:ascii="Calibri" w:hAnsi="Calibri" w:eastAsia="宋体"/>
-          <w:color w:val="1A1A1A"/>
-          <w:sz w:val="22"/>
-        </w:rPr>
-        <w:t xml:space="preserve">- 渗流式涌现（Lubana 2025，arXiv:2405.12617）——§3.4，前沿未定。</w:t>
-      </w:r>
-      <w:r>
-        <w:rPr>
-          <w:rFonts w:ascii="Calibri" w:hAnsi="Calibri" w:eastAsia="宋体"/>
-          <w:color w:val="1A1A1A"/>
-          <w:sz w:val="22"/>
-        </w:rPr>
-        <w:t xml:space="preserve"> </w:t>
-      </w:r>
-      <w:r>
-        <w:rPr>
-          <w:rFonts w:ascii="Calibri" w:hAnsi="Calibri" w:eastAsia="宋体"/>
-          <w:color w:val="1A1A1A"/>
-          <w:sz w:val="22"/>
-        </w:rPr>
-        <w:t xml:space="preserve">- Where to Find Grokking in LLM Pretraining（arXiv:2506.21551）——§3.6，前沿未定（迹象级）。</w:t>
-      </w:r>
-      <w:r>
-        <w:rPr>
-          <w:rFonts w:ascii="Calibri" w:hAnsi="Calibri" w:eastAsia="宋体"/>
-          <w:color w:val="1A1A1A"/>
-          <w:sz w:val="22"/>
-        </w:rPr>
-        <w:t xml:space="preserve"> </w:t>
-      </w:r>
-      <w:r>
-        <w:rPr>
-          <w:rFonts w:ascii="Calibri" w:hAnsi="Calibri" w:eastAsia="宋体"/>
-          <w:color w:val="1A1A1A"/>
-          <w:sz w:val="22"/>
-        </w:rPr>
-        <w:t xml:space="preserve">- grokking 命名（Power 等 2022，</w:t>
+        <w:t xml:space="preserve">- [11] To Grok Grokking（Xu/Vardi/Safran，arXiv:2601.19791，ICML 2026）——§3.3，主流假说。</w:t>
+      </w:r>
+      <w:r>
+        <w:rPr>
+          <w:rFonts w:ascii="Calibri" w:hAnsi="Calibri" w:eastAsia="宋体"/>
+          <w:color w:val="1A1A1A"/>
+          <w:sz w:val="22"/>
+        </w:rPr>
+        <w:t xml:space="preserve"> </w:t>
+      </w:r>
+      <w:r>
+        <w:rPr>
+          <w:rFonts w:ascii="Calibri" w:hAnsi="Calibri" w:eastAsia="宋体"/>
+          <w:color w:val="1A1A1A"/>
+          <w:sz w:val="22"/>
+        </w:rPr>
+        <w:t xml:space="preserve">- [12] Grokking Nucleation Theorem（Zenodo 21223240，2026-07）——§3.2，前沿未定。★</w:t>
+      </w:r>
+      <w:r>
+        <w:rPr>
+          <w:rFonts w:ascii="Calibri" w:hAnsi="Calibri" w:eastAsia="宋体"/>
+          <w:color w:val="1A1A1A"/>
+          <w:sz w:val="22"/>
+        </w:rPr>
+        <w:t xml:space="preserve"> </w:t>
+      </w:r>
+      <w:r>
+        <w:rPr>
+          <w:rFonts w:ascii="Calibri" w:hAnsi="Calibri" w:eastAsia="宋体"/>
+          <w:color w:val="1A1A1A"/>
+          <w:sz w:val="22"/>
+        </w:rPr>
+        <w:t xml:space="preserve">- [13] 奇点学习理论（Watanabe 框架，SLT）——§3.3，主流假说（成熟数学，应用是近年）。</w:t>
+      </w:r>
+      <w:r>
+        <w:rPr>
+          <w:rFonts w:ascii="Calibri" w:hAnsi="Calibri" w:eastAsia="宋体"/>
+          <w:color w:val="1A1A1A"/>
+          <w:sz w:val="22"/>
+        </w:rPr>
+        <w:t xml:space="preserve"> </w:t>
+      </w:r>
+      <w:r>
+        <w:rPr>
+          <w:rFonts w:ascii="Calibri" w:hAnsi="Calibri" w:eastAsia="宋体"/>
+          <w:color w:val="1A1A1A"/>
+          <w:sz w:val="22"/>
+        </w:rPr>
+        <w:t xml:space="preserve">- [14] 玻璃弛豫 Is Grokking a Computational Glass Relaxation?（NeurIPS 2025）——§3.3，前沿未定。</w:t>
+      </w:r>
+      <w:r>
+        <w:rPr>
+          <w:rFonts w:ascii="Calibri" w:hAnsi="Calibri" w:eastAsia="宋体"/>
+          <w:color w:val="1A1A1A"/>
+          <w:sz w:val="22"/>
+        </w:rPr>
+        <w:t xml:space="preserve"> </w:t>
+      </w:r>
+      <w:r>
+        <w:rPr>
+          <w:rFonts w:ascii="Calibri" w:hAnsi="Calibri" w:eastAsia="宋体"/>
+          <w:color w:val="1A1A1A"/>
+          <w:sz w:val="22"/>
+        </w:rPr>
+        <w:t xml:space="preserve">- [15] 渗流式涌现（Lubana 2025，arXiv:2405.12617）——§3.4，前沿未定。</w:t>
+      </w:r>
+      <w:r>
+        <w:rPr>
+          <w:rFonts w:ascii="Calibri" w:hAnsi="Calibri" w:eastAsia="宋体"/>
+          <w:color w:val="1A1A1A"/>
+          <w:sz w:val="22"/>
+        </w:rPr>
+        <w:t xml:space="preserve"> </w:t>
+      </w:r>
+      <w:r>
+        <w:rPr>
+          <w:rFonts w:ascii="Calibri" w:hAnsi="Calibri" w:eastAsia="宋体"/>
+          <w:color w:val="1A1A1A"/>
+          <w:sz w:val="22"/>
+        </w:rPr>
+        <w:t xml:space="preserve">- [16] Where to Find Grokking in LLM Pretraining（arXiv:2506.21551）——§3.6，前沿未定（迹象级）。</w:t>
+      </w:r>
+      <w:r>
+        <w:rPr>
+          <w:rFonts w:ascii="Calibri" w:hAnsi="Calibri" w:eastAsia="宋体"/>
+          <w:color w:val="1A1A1A"/>
+          <w:sz w:val="22"/>
+        </w:rPr>
+        <w:t xml:space="preserve"> </w:t>
+      </w:r>
+      <w:r>
+        <w:rPr>
+          <w:rFonts w:ascii="Calibri" w:hAnsi="Calibri" w:eastAsia="宋体"/>
+          <w:color w:val="1A1A1A"/>
+          <w:sz w:val="22"/>
+        </w:rPr>
+        <w:t xml:space="preserve">- [17] grokking 命名（Power 等 2022，</w:t>
       </w:r>
       <w:r>
         <w:rPr>
@@ -46689,23 +48038,23 @@
           <w:color w:val="1A1A1A"/>
           <w:sz w:val="22"/>
         </w:rPr>
-        <w:t xml:space="preserve">- 涌现度量依赖（Wei 等 2022 二值指标 vs Schaeffer 等 2023 连续指标）——§3.4，主流/前沿未定。</w:t>
-      </w:r>
-      <w:r>
-        <w:rPr>
-          <w:rFonts w:ascii="Calibri" w:hAnsi="Calibri" w:eastAsia="宋体"/>
-          <w:color w:val="1A1A1A"/>
-          <w:sz w:val="22"/>
-        </w:rPr>
-        <w:t xml:space="preserve"> </w:t>
-      </w:r>
-      <w:r>
-        <w:rPr>
-          <w:rFonts w:ascii="Calibri" w:hAnsi="Calibri" w:eastAsia="宋体"/>
-          <w:color w:val="1A1A1A"/>
-          <w:sz w:val="22"/>
-        </w:rPr>
-        <w:t xml:space="preserve">- 神经坍缩（Papyan 等 2020）——§3.5，主流（现象级）。</w:t>
+        <w:t xml:space="preserve">- [18] 涌现度量依赖（Wei 等 2022 二值指标 vs Schaeffer 等 2023 连续指标）——§3.4，主流/前沿未定。</w:t>
+      </w:r>
+      <w:r>
+        <w:rPr>
+          <w:rFonts w:ascii="Calibri" w:hAnsi="Calibri" w:eastAsia="宋体"/>
+          <w:color w:val="1A1A1A"/>
+          <w:sz w:val="22"/>
+        </w:rPr>
+        <w:t xml:space="preserve"> </w:t>
+      </w:r>
+      <w:r>
+        <w:rPr>
+          <w:rFonts w:ascii="Calibri" w:hAnsi="Calibri" w:eastAsia="宋体"/>
+          <w:color w:val="1A1A1A"/>
+          <w:sz w:val="22"/>
+        </w:rPr>
+        <w:t xml:space="preserve">- [19] 神经坍缩（Papyan 等 2020）——§3.5，主流（现象级）。</w:t>
       </w:r>
     </w:p>
     <w:p>
@@ -46761,103 +48110,103 @@
           <w:color w:val="1A1A1A"/>
           <w:sz w:val="22"/>
         </w:rPr>
-        <w:t xml:space="preserve">- 神经正切核（Jacot 2018，NTK）——§5.2，严格数学（无限宽极限）。</w:t>
-      </w:r>
-      <w:r>
-        <w:rPr>
-          <w:rFonts w:ascii="Calibri" w:hAnsi="Calibri" w:eastAsia="宋体"/>
-          <w:color w:val="1A1A1A"/>
-          <w:sz w:val="22"/>
-        </w:rPr>
-        <w:t xml:space="preserve"> </w:t>
-      </w:r>
-      <w:r>
-        <w:rPr>
-          <w:rFonts w:ascii="Calibri" w:hAnsi="Calibri" w:eastAsia="宋体"/>
-          <w:color w:val="1A1A1A"/>
-          <w:sz w:val="22"/>
-        </w:rPr>
-        <w:t xml:space="preserve">- Lazy Training（Chizat 2019）——§5.1/4.2，主流。</w:t>
-      </w:r>
-      <w:r>
-        <w:rPr>
-          <w:rFonts w:ascii="Calibri" w:hAnsi="Calibri" w:eastAsia="宋体"/>
-          <w:color w:val="1A1A1A"/>
-          <w:sz w:val="22"/>
-        </w:rPr>
-        <w:t xml:space="preserve"> </w:t>
-      </w:r>
-      <w:r>
-        <w:rPr>
-          <w:rFonts w:ascii="Calibri" w:hAnsi="Calibri" w:eastAsia="宋体"/>
-          <w:color w:val="1A1A1A"/>
-          <w:sz w:val="22"/>
-        </w:rPr>
-        <w:t xml:space="preserve">- From Lazy to Rich（ICLR 2025 深线性）——§5.2，主流假说。</w:t>
-      </w:r>
-      <w:r>
-        <w:rPr>
-          <w:rFonts w:ascii="Calibri" w:hAnsi="Calibri" w:eastAsia="宋体"/>
-          <w:color w:val="1A1A1A"/>
-          <w:sz w:val="22"/>
-        </w:rPr>
-        <w:t xml:space="preserve"> </w:t>
-      </w:r>
-      <w:r>
-        <w:rPr>
-          <w:rFonts w:ascii="Calibri" w:hAnsi="Calibri" w:eastAsia="宋体"/>
-          <w:color w:val="1A1A1A"/>
-          <w:sz w:val="22"/>
-        </w:rPr>
-        <w:t xml:space="preserve">- Neural Low-Degree Filtering（arXiv:2605.13612）——§5.2，前沿未定。</w:t>
-      </w:r>
-      <w:r>
-        <w:rPr>
-          <w:rFonts w:ascii="Calibri" w:hAnsi="Calibri" w:eastAsia="宋体"/>
-          <w:color w:val="1A1A1A"/>
-          <w:sz w:val="22"/>
-        </w:rPr>
-        <w:t xml:space="preserve"> </w:t>
-      </w:r>
-      <w:r>
-        <w:rPr>
-          <w:rFonts w:ascii="Calibri" w:hAnsi="Calibri" w:eastAsia="宋体"/>
-          <w:color w:val="1A1A1A"/>
-          <w:sz w:val="22"/>
-        </w:rPr>
-        <w:t xml:space="preserve">- Beyond Lazy-Rich（arXiv:2503.18114）；统一 RNN/DNN（arXiv:2602.15593）——§5.2，前沿未定。</w:t>
-      </w:r>
-      <w:r>
-        <w:rPr>
-          <w:rFonts w:ascii="Calibri" w:hAnsi="Calibri" w:eastAsia="宋体"/>
-          <w:color w:val="1A1A1A"/>
-          <w:sz w:val="22"/>
-        </w:rPr>
-        <w:t xml:space="preserve"> </w:t>
-      </w:r>
-      <w:r>
-        <w:rPr>
-          <w:rFonts w:ascii="Calibri" w:hAnsi="Calibri" w:eastAsia="宋体"/>
-          <w:color w:val="1A1A1A"/>
-          <w:sz w:val="22"/>
-        </w:rPr>
-        <w:t xml:space="preserve">- Tensor Programs V（Yang 等，arXiv:2203.03466）——§5.3，主流。</w:t>
-      </w:r>
-      <w:r>
-        <w:rPr>
-          <w:rFonts w:ascii="Calibri" w:hAnsi="Calibri" w:eastAsia="宋体"/>
-          <w:color w:val="1A1A1A"/>
-          <w:sz w:val="22"/>
-        </w:rPr>
-        <w:t xml:space="preserve"> </w:t>
-      </w:r>
-      <w:r>
-        <w:rPr>
-          <w:rFonts w:ascii="Calibri" w:hAnsi="Calibri" w:eastAsia="宋体"/>
-          <w:color w:val="1A1A1A"/>
-          <w:sz w:val="22"/>
-        </w:rPr>
-        <w:t xml:space="preserve">-</w:t>
+        <w:t xml:space="preserve">- [20] 神经正切核（Jacot 2018，NTK）——§5.2，严格数学（无限宽极限）。</w:t>
+      </w:r>
+      <w:r>
+        <w:rPr>
+          <w:rFonts w:ascii="Calibri" w:hAnsi="Calibri" w:eastAsia="宋体"/>
+          <w:color w:val="1A1A1A"/>
+          <w:sz w:val="22"/>
+        </w:rPr>
+        <w:t xml:space="preserve"> </w:t>
+      </w:r>
+      <w:r>
+        <w:rPr>
+          <w:rFonts w:ascii="Calibri" w:hAnsi="Calibri" w:eastAsia="宋体"/>
+          <w:color w:val="1A1A1A"/>
+          <w:sz w:val="22"/>
+        </w:rPr>
+        <w:t xml:space="preserve">- [21] Lazy Training（Chizat 2019）——§5.1/4.2，主流。</w:t>
+      </w:r>
+      <w:r>
+        <w:rPr>
+          <w:rFonts w:ascii="Calibri" w:hAnsi="Calibri" w:eastAsia="宋体"/>
+          <w:color w:val="1A1A1A"/>
+          <w:sz w:val="22"/>
+        </w:rPr>
+        <w:t xml:space="preserve"> </w:t>
+      </w:r>
+      <w:r>
+        <w:rPr>
+          <w:rFonts w:ascii="Calibri" w:hAnsi="Calibri" w:eastAsia="宋体"/>
+          <w:color w:val="1A1A1A"/>
+          <w:sz w:val="22"/>
+        </w:rPr>
+        <w:t xml:space="preserve">- [22] From Lazy to Rich（ICLR 2025 深线性）——§5.2，主流假说。</w:t>
+      </w:r>
+      <w:r>
+        <w:rPr>
+          <w:rFonts w:ascii="Calibri" w:hAnsi="Calibri" w:eastAsia="宋体"/>
+          <w:color w:val="1A1A1A"/>
+          <w:sz w:val="22"/>
+        </w:rPr>
+        <w:t xml:space="preserve"> </w:t>
+      </w:r>
+      <w:r>
+        <w:rPr>
+          <w:rFonts w:ascii="Calibri" w:hAnsi="Calibri" w:eastAsia="宋体"/>
+          <w:color w:val="1A1A1A"/>
+          <w:sz w:val="22"/>
+        </w:rPr>
+        <w:t xml:space="preserve">- [23] Neural Low-Degree Filtering（arXiv:2605.13612）——§5.2，前沿未定。</w:t>
+      </w:r>
+      <w:r>
+        <w:rPr>
+          <w:rFonts w:ascii="Calibri" w:hAnsi="Calibri" w:eastAsia="宋体"/>
+          <w:color w:val="1A1A1A"/>
+          <w:sz w:val="22"/>
+        </w:rPr>
+        <w:t xml:space="preserve"> </w:t>
+      </w:r>
+      <w:r>
+        <w:rPr>
+          <w:rFonts w:ascii="Calibri" w:hAnsi="Calibri" w:eastAsia="宋体"/>
+          <w:color w:val="1A1A1A"/>
+          <w:sz w:val="22"/>
+        </w:rPr>
+        <w:t xml:space="preserve">- [24] Beyond Lazy-Rich（arXiv:2503.18114）；统一 RNN/DNN（arXiv:2602.15593）——§5.2，前沿未定。</w:t>
+      </w:r>
+      <w:r>
+        <w:rPr>
+          <w:rFonts w:ascii="Calibri" w:hAnsi="Calibri" w:eastAsia="宋体"/>
+          <w:color w:val="1A1A1A"/>
+          <w:sz w:val="22"/>
+        </w:rPr>
+        <w:t xml:space="preserve"> </w:t>
+      </w:r>
+      <w:r>
+        <w:rPr>
+          <w:rFonts w:ascii="Calibri" w:hAnsi="Calibri" w:eastAsia="宋体"/>
+          <w:color w:val="1A1A1A"/>
+          <w:sz w:val="22"/>
+        </w:rPr>
+        <w:t xml:space="preserve">- [25] Tensor Programs V（Yang 等，arXiv:2203.03466）——§5.3，主流。</w:t>
+      </w:r>
+      <w:r>
+        <w:rPr>
+          <w:rFonts w:ascii="Calibri" w:hAnsi="Calibri" w:eastAsia="宋体"/>
+          <w:color w:val="1A1A1A"/>
+          <w:sz w:val="22"/>
+        </w:rPr>
+        <w:t xml:space="preserve"> </w:t>
+      </w:r>
+      <w:r>
+        <w:rPr>
+          <w:rFonts w:ascii="Calibri" w:hAnsi="Calibri" w:eastAsia="宋体"/>
+          <w:color w:val="1A1A1A"/>
+          <w:sz w:val="22"/>
+        </w:rPr>
+        <w:t xml:space="preserve">- [26]</w:t>
       </w:r>
       <w:r>
         <w:rPr>
@@ -46894,23 +48243,23 @@
           <w:color w:val="1A1A1A"/>
           <w:sz w:val="22"/>
         </w:rPr>
-        <w:t xml:space="preserve">- Hyperparameter Transfer 综述（arXiv:2601.01306）——§5.3，共识。</w:t>
-      </w:r>
-      <w:r>
-        <w:rPr>
-          <w:rFonts w:ascii="Calibri" w:hAnsi="Calibri" w:eastAsia="宋体"/>
-          <w:color w:val="1A1A1A"/>
-          <w:sz w:val="22"/>
-        </w:rPr>
-        <w:t xml:space="preserve"> </w:t>
-      </w:r>
-      <w:r>
-        <w:rPr>
-          <w:rFonts w:ascii="Calibri" w:hAnsi="Calibri" w:eastAsia="宋体"/>
-          <w:color w:val="1A1A1A"/>
-          <w:sz w:val="22"/>
-        </w:rPr>
-        <w:t xml:space="preserve">-</w:t>
+        <w:t xml:space="preserve">- [27] Hyperparameter Transfer 综述（arXiv:2601.01306）——§5.3，共识。</w:t>
+      </w:r>
+      <w:r>
+        <w:rPr>
+          <w:rFonts w:ascii="Calibri" w:hAnsi="Calibri" w:eastAsia="宋体"/>
+          <w:color w:val="1A1A1A"/>
+          <w:sz w:val="22"/>
+        </w:rPr>
+        <w:t xml:space="preserve"> </w:t>
+      </w:r>
+      <w:r>
+        <w:rPr>
+          <w:rFonts w:ascii="Calibri" w:hAnsi="Calibri" w:eastAsia="宋体"/>
+          <w:color w:val="1A1A1A"/>
+          <w:sz w:val="22"/>
+        </w:rPr>
+        <w:t xml:space="preserve">- [28]</w:t>
       </w:r>
       <w:r>
         <w:rPr>
@@ -46962,167 +48311,167 @@
           <w:color w:val="1A1A1A"/>
           <w:sz w:val="22"/>
         </w:rPr>
-        <w:t xml:space="preserve">- Kaplan 2020、Chinchilla 2022——§4.1，共识（现象；《基座》§2.3 已述）。</w:t>
-      </w:r>
-      <w:r>
-        <w:rPr>
-          <w:rFonts w:ascii="Calibri" w:hAnsi="Calibri" w:eastAsia="宋体"/>
-          <w:color w:val="1A1A1A"/>
-          <w:sz w:val="22"/>
-        </w:rPr>
-        <w:t xml:space="preserve"> </w:t>
-      </w:r>
-      <w:r>
-        <w:rPr>
-          <w:rFonts w:ascii="Calibri" w:hAnsi="Calibri" w:eastAsia="宋体"/>
-          <w:color w:val="1A1A1A"/>
-          <w:sz w:val="22"/>
-        </w:rPr>
-        <w:t xml:space="preserve">- Sharma &amp; Kaplan 可解模型（arXiv:2210.16859）——§4.2，主流假说（演示⑦ 载体）。</w:t>
-      </w:r>
-      <w:r>
-        <w:rPr>
-          <w:rFonts w:ascii="Calibri" w:hAnsi="Calibri" w:eastAsia="宋体"/>
-          <w:color w:val="1A1A1A"/>
-          <w:sz w:val="22"/>
-        </w:rPr>
-        <w:t xml:space="preserve"> </w:t>
-      </w:r>
-      <w:r>
-        <w:rPr>
-          <w:rFonts w:ascii="Calibri" w:hAnsi="Calibri" w:eastAsia="宋体"/>
-          <w:color w:val="1A1A1A"/>
-          <w:sz w:val="22"/>
-        </w:rPr>
-        <w:t xml:space="preserve">- Superposition Yields Robust Neural Scaling（NeurIPS 2025）——§4.3，主流假说。</w:t>
-      </w:r>
-      <w:r>
-        <w:rPr>
-          <w:rFonts w:ascii="Calibri" w:hAnsi="Calibri" w:eastAsia="宋体"/>
-          <w:color w:val="1A1A1A"/>
-          <w:sz w:val="22"/>
-        </w:rPr>
-        <w:t xml:space="preserve"> </w:t>
-      </w:r>
-      <w:r>
-        <w:rPr>
-          <w:rFonts w:ascii="Calibri" w:hAnsi="Calibri" w:eastAsia="宋体"/>
-          <w:color w:val="1A1A1A"/>
-          <w:sz w:val="22"/>
-        </w:rPr>
-        <w:t xml:space="preserve">- 神经缩放的随机图起源（Barkeshli 等，arXiv:2601.10684，ICML 2026）——§4.3，前沿未定。</w:t>
-      </w:r>
-      <w:r>
-        <w:rPr>
-          <w:rFonts w:ascii="Calibri" w:hAnsi="Calibri" w:eastAsia="宋体"/>
-          <w:color w:val="1A1A1A"/>
-          <w:sz w:val="22"/>
-        </w:rPr>
-        <w:t xml:space="preserve"> </w:t>
-      </w:r>
-      <w:r>
-        <w:rPr>
-          <w:rFonts w:ascii="Calibri" w:hAnsi="Calibri" w:eastAsia="宋体"/>
-          <w:color w:val="1A1A1A"/>
-          <w:sz w:val="22"/>
-        </w:rPr>
-        <w:t xml:space="preserve">- UNSL（Caballero，Mila+DeepMind，arXiv:2605.26248）——§4.3，前沿未定。★</w:t>
-      </w:r>
-      <w:r>
-        <w:rPr>
-          <w:rFonts w:ascii="Calibri" w:hAnsi="Calibri" w:eastAsia="宋体"/>
-          <w:color w:val="1A1A1A"/>
-          <w:sz w:val="22"/>
-        </w:rPr>
-        <w:t xml:space="preserve"> </w:t>
-      </w:r>
-      <w:r>
-        <w:rPr>
-          <w:rFonts w:ascii="Calibri" w:hAnsi="Calibri" w:eastAsia="宋体"/>
-          <w:color w:val="1A1A1A"/>
-          <w:sz w:val="22"/>
-        </w:rPr>
-        <w:t xml:space="preserve">- Practical Scaling Laws（Bryant-Liu）——§4.4，共识（方向）。</w:t>
-      </w:r>
-      <w:r>
-        <w:rPr>
-          <w:rFonts w:ascii="Calibri" w:hAnsi="Calibri" w:eastAsia="宋体"/>
-          <w:color w:val="1A1A1A"/>
-          <w:sz w:val="22"/>
-        </w:rPr>
-        <w:t xml:space="preserve"> </w:t>
-      </w:r>
-      <w:r>
-        <w:rPr>
-          <w:rFonts w:ascii="Calibri" w:hAnsi="Calibri" w:eastAsia="宋体"/>
-          <w:color w:val="1A1A1A"/>
-          <w:sz w:val="22"/>
-        </w:rPr>
-        <w:t xml:space="preserve">- Predictable Scaling Laws of Optimal Hyperparams（Zhou-Diao）——§4.4，主流假说。</w:t>
-      </w:r>
-      <w:r>
-        <w:rPr>
-          <w:rFonts w:ascii="Calibri" w:hAnsi="Calibri" w:eastAsia="宋体"/>
-          <w:color w:val="1A1A1A"/>
-          <w:sz w:val="22"/>
-        </w:rPr>
-        <w:t xml:space="preserve"> </w:t>
-      </w:r>
-      <w:r>
-        <w:rPr>
-          <w:rFonts w:ascii="Calibri" w:hAnsi="Calibri" w:eastAsia="宋体"/>
-          <w:color w:val="1A1A1A"/>
-          <w:sz w:val="22"/>
-        </w:rPr>
-        <w:t xml:space="preserve">- Provable TTC Scaling（NeurIPS 2025）——§4.5，主流假说。</w:t>
-      </w:r>
-      <w:r>
-        <w:rPr>
-          <w:rFonts w:ascii="Calibri" w:hAnsi="Calibri" w:eastAsia="宋体"/>
-          <w:color w:val="1A1A1A"/>
-          <w:sz w:val="22"/>
-        </w:rPr>
-        <w:t xml:space="preserve"> </w:t>
-      </w:r>
-      <w:r>
-        <w:rPr>
-          <w:rFonts w:ascii="Calibri" w:hAnsi="Calibri" w:eastAsia="宋体"/>
-          <w:color w:val="1A1A1A"/>
-          <w:sz w:val="22"/>
-        </w:rPr>
-        <w:t xml:space="preserve">- Kinetics（arXiv:2506.05333）、ROC-n-reroll（MPI）——§4.5，主流假说。</w:t>
-      </w:r>
-      <w:r>
-        <w:rPr>
-          <w:rFonts w:ascii="Calibri" w:hAnsi="Calibri" w:eastAsia="宋体"/>
-          <w:color w:val="1A1A1A"/>
-          <w:sz w:val="22"/>
-        </w:rPr>
-        <w:t xml:space="preserve"> </w:t>
-      </w:r>
-      <w:r>
-        <w:rPr>
-          <w:rFonts w:ascii="Calibri" w:hAnsi="Calibri" w:eastAsia="宋体"/>
-          <w:color w:val="1A1A1A"/>
-          <w:sz w:val="22"/>
-        </w:rPr>
-        <w:t xml:space="preserve">- L2M 互信息缩放（arXiv:2503.04725，MIT，NeurIPS 2025）——§4.5，主流假说。</w:t>
-      </w:r>
-      <w:r>
-        <w:rPr>
-          <w:rFonts w:ascii="Calibri" w:hAnsi="Calibri" w:eastAsia="宋体"/>
-          <w:color w:val="1A1A1A"/>
-          <w:sz w:val="22"/>
-        </w:rPr>
-        <w:t xml:space="preserve"> </w:t>
-      </w:r>
-      <w:r>
-        <w:rPr>
-          <w:rFonts w:ascii="Calibri" w:hAnsi="Calibri" w:eastAsia="宋体"/>
-          <w:color w:val="1A1A1A"/>
-          <w:sz w:val="22"/>
-        </w:rPr>
-        <w:t xml:space="preserve">- 模型崩塌（Shumailov 2024）、数据墙（Epoch AI）——§4.5，共识方向。</w:t>
+        <w:t xml:space="preserve">- [29] Kaplan 2020、Chinchilla 2022——§4.1，共识（现象；《基座》§2.3 已述）。</w:t>
+      </w:r>
+      <w:r>
+        <w:rPr>
+          <w:rFonts w:ascii="Calibri" w:hAnsi="Calibri" w:eastAsia="宋体"/>
+          <w:color w:val="1A1A1A"/>
+          <w:sz w:val="22"/>
+        </w:rPr>
+        <w:t xml:space="preserve"> </w:t>
+      </w:r>
+      <w:r>
+        <w:rPr>
+          <w:rFonts w:ascii="Calibri" w:hAnsi="Calibri" w:eastAsia="宋体"/>
+          <w:color w:val="1A1A1A"/>
+          <w:sz w:val="22"/>
+        </w:rPr>
+        <w:t xml:space="preserve">- [30] Sharma &amp; Kaplan 可解模型（arXiv:2210.16859）——§4.2，主流假说（演示⑦ 载体）。</w:t>
+      </w:r>
+      <w:r>
+        <w:rPr>
+          <w:rFonts w:ascii="Calibri" w:hAnsi="Calibri" w:eastAsia="宋体"/>
+          <w:color w:val="1A1A1A"/>
+          <w:sz w:val="22"/>
+        </w:rPr>
+        <w:t xml:space="preserve"> </w:t>
+      </w:r>
+      <w:r>
+        <w:rPr>
+          <w:rFonts w:ascii="Calibri" w:hAnsi="Calibri" w:eastAsia="宋体"/>
+          <w:color w:val="1A1A1A"/>
+          <w:sz w:val="22"/>
+        </w:rPr>
+        <w:t xml:space="preserve">- [31] Superposition Yields Robust Neural Scaling（NeurIPS 2025）——§4.3，主流假说。</w:t>
+      </w:r>
+      <w:r>
+        <w:rPr>
+          <w:rFonts w:ascii="Calibri" w:hAnsi="Calibri" w:eastAsia="宋体"/>
+          <w:color w:val="1A1A1A"/>
+          <w:sz w:val="22"/>
+        </w:rPr>
+        <w:t xml:space="preserve"> </w:t>
+      </w:r>
+      <w:r>
+        <w:rPr>
+          <w:rFonts w:ascii="Calibri" w:hAnsi="Calibri" w:eastAsia="宋体"/>
+          <w:color w:val="1A1A1A"/>
+          <w:sz w:val="22"/>
+        </w:rPr>
+        <w:t xml:space="preserve">- [32] 神经缩放的随机图起源（Barkeshli 等，arXiv:2601.10684，ICML 2026）——§4.3，前沿未定。</w:t>
+      </w:r>
+      <w:r>
+        <w:rPr>
+          <w:rFonts w:ascii="Calibri" w:hAnsi="Calibri" w:eastAsia="宋体"/>
+          <w:color w:val="1A1A1A"/>
+          <w:sz w:val="22"/>
+        </w:rPr>
+        <w:t xml:space="preserve"> </w:t>
+      </w:r>
+      <w:r>
+        <w:rPr>
+          <w:rFonts w:ascii="Calibri" w:hAnsi="Calibri" w:eastAsia="宋体"/>
+          <w:color w:val="1A1A1A"/>
+          <w:sz w:val="22"/>
+        </w:rPr>
+        <w:t xml:space="preserve">- [33] UNSL（Caballero，Mila+DeepMind，arXiv:2605.26248）——§4.3，前沿未定。★</w:t>
+      </w:r>
+      <w:r>
+        <w:rPr>
+          <w:rFonts w:ascii="Calibri" w:hAnsi="Calibri" w:eastAsia="宋体"/>
+          <w:color w:val="1A1A1A"/>
+          <w:sz w:val="22"/>
+        </w:rPr>
+        <w:t xml:space="preserve"> </w:t>
+      </w:r>
+      <w:r>
+        <w:rPr>
+          <w:rFonts w:ascii="Calibri" w:hAnsi="Calibri" w:eastAsia="宋体"/>
+          <w:color w:val="1A1A1A"/>
+          <w:sz w:val="22"/>
+        </w:rPr>
+        <w:t xml:space="preserve">- [34] Practical Scaling Laws（Bryant-Liu）——§4.4，共识（方向）。</w:t>
+      </w:r>
+      <w:r>
+        <w:rPr>
+          <w:rFonts w:ascii="Calibri" w:hAnsi="Calibri" w:eastAsia="宋体"/>
+          <w:color w:val="1A1A1A"/>
+          <w:sz w:val="22"/>
+        </w:rPr>
+        <w:t xml:space="preserve"> </w:t>
+      </w:r>
+      <w:r>
+        <w:rPr>
+          <w:rFonts w:ascii="Calibri" w:hAnsi="Calibri" w:eastAsia="宋体"/>
+          <w:color w:val="1A1A1A"/>
+          <w:sz w:val="22"/>
+        </w:rPr>
+        <w:t xml:space="preserve">- [35] Predictable Scaling Laws of Optimal Hyperparams（Zhou-Diao）——§4.4，主流假说。</w:t>
+      </w:r>
+      <w:r>
+        <w:rPr>
+          <w:rFonts w:ascii="Calibri" w:hAnsi="Calibri" w:eastAsia="宋体"/>
+          <w:color w:val="1A1A1A"/>
+          <w:sz w:val="22"/>
+        </w:rPr>
+        <w:t xml:space="preserve"> </w:t>
+      </w:r>
+      <w:r>
+        <w:rPr>
+          <w:rFonts w:ascii="Calibri" w:hAnsi="Calibri" w:eastAsia="宋体"/>
+          <w:color w:val="1A1A1A"/>
+          <w:sz w:val="22"/>
+        </w:rPr>
+        <w:t xml:space="preserve">- [36] Provable TTC Scaling（NeurIPS 2025）——§4.5，主流假说。</w:t>
+      </w:r>
+      <w:r>
+        <w:rPr>
+          <w:rFonts w:ascii="Calibri" w:hAnsi="Calibri" w:eastAsia="宋体"/>
+          <w:color w:val="1A1A1A"/>
+          <w:sz w:val="22"/>
+        </w:rPr>
+        <w:t xml:space="preserve"> </w:t>
+      </w:r>
+      <w:r>
+        <w:rPr>
+          <w:rFonts w:ascii="Calibri" w:hAnsi="Calibri" w:eastAsia="宋体"/>
+          <w:color w:val="1A1A1A"/>
+          <w:sz w:val="22"/>
+        </w:rPr>
+        <w:t xml:space="preserve">- [37] Kinetics（arXiv:2506.05333）、ROC-n-reroll（MPI）——§4.5，主流假说。</w:t>
+      </w:r>
+      <w:r>
+        <w:rPr>
+          <w:rFonts w:ascii="Calibri" w:hAnsi="Calibri" w:eastAsia="宋体"/>
+          <w:color w:val="1A1A1A"/>
+          <w:sz w:val="22"/>
+        </w:rPr>
+        <w:t xml:space="preserve"> </w:t>
+      </w:r>
+      <w:r>
+        <w:rPr>
+          <w:rFonts w:ascii="Calibri" w:hAnsi="Calibri" w:eastAsia="宋体"/>
+          <w:color w:val="1A1A1A"/>
+          <w:sz w:val="22"/>
+        </w:rPr>
+        <w:t xml:space="preserve">- [38] L2M 互信息缩放（arXiv:2503.04725，MIT，NeurIPS 2025）——§4.5，主流假说。</w:t>
+      </w:r>
+      <w:r>
+        <w:rPr>
+          <w:rFonts w:ascii="Calibri" w:hAnsi="Calibri" w:eastAsia="宋体"/>
+          <w:color w:val="1A1A1A"/>
+          <w:sz w:val="22"/>
+        </w:rPr>
+        <w:t xml:space="preserve"> </w:t>
+      </w:r>
+      <w:r>
+        <w:rPr>
+          <w:rFonts w:ascii="Calibri" w:hAnsi="Calibri" w:eastAsia="宋体"/>
+          <w:color w:val="1A1A1A"/>
+          <w:sz w:val="22"/>
+        </w:rPr>
+        <w:t xml:space="preserve">- [39] 模型崩塌（Shumailov 2024）、数据墙（Epoch AI）——§4.5，共识方向。</w:t>
       </w:r>
     </w:p>
     <w:p>
@@ -47153,103 +48502,103 @@
           <w:color w:val="1A1A1A"/>
           <w:sz w:val="22"/>
         </w:rPr>
-        <w:t xml:space="preserve">- How Correlations Shape Superposition（ICLR 2026）——§6.3，主流假说。</w:t>
-      </w:r>
-      <w:r>
-        <w:rPr>
-          <w:rFonts w:ascii="Calibri" w:hAnsi="Calibri" w:eastAsia="宋体"/>
-          <w:color w:val="1A1A1A"/>
-          <w:sz w:val="22"/>
-        </w:rPr>
-        <w:t xml:space="preserve"> </w:t>
-      </w:r>
-      <w:r>
-        <w:rPr>
-          <w:rFonts w:ascii="Calibri" w:hAnsi="Calibri" w:eastAsia="宋体"/>
-          <w:color w:val="1A1A1A"/>
-          <w:sz w:val="22"/>
-        </w:rPr>
-        <w:t xml:space="preserve">- Limits of SAE（ICLR 2026）——§6.5，主流假说。</w:t>
-      </w:r>
-      <w:r>
-        <w:rPr>
-          <w:rFonts w:ascii="Calibri" w:hAnsi="Calibri" w:eastAsia="宋体"/>
-          <w:color w:val="1A1A1A"/>
-          <w:sz w:val="22"/>
-        </w:rPr>
-        <w:t xml:space="preserve"> </w:t>
-      </w:r>
-      <w:r>
-        <w:rPr>
-          <w:rFonts w:ascii="Calibri" w:hAnsi="Calibri" w:eastAsia="宋体"/>
-          <w:color w:val="1A1A1A"/>
-          <w:sz w:val="22"/>
-        </w:rPr>
-        <w:t xml:space="preserve">- Polysemantic Interference（ICLR 2026）——§6.5，前沿未定。</w:t>
-      </w:r>
-      <w:r>
-        <w:rPr>
-          <w:rFonts w:ascii="Calibri" w:hAnsi="Calibri" w:eastAsia="宋体"/>
-          <w:color w:val="1A1A1A"/>
-          <w:sz w:val="22"/>
-        </w:rPr>
-        <w:t xml:space="preserve"> </w:t>
-      </w:r>
-      <w:r>
-        <w:rPr>
-          <w:rFonts w:ascii="Calibri" w:hAnsi="Calibri" w:eastAsia="宋体"/>
-          <w:color w:val="1A1A1A"/>
-          <w:sz w:val="22"/>
-        </w:rPr>
-        <w:t xml:space="preserve">- 可复现审计（A Reproducible Audit of SAE Features，arXiv:2607.12166）——§6.5，主流假说。</w:t>
-      </w:r>
-      <w:r>
-        <w:rPr>
-          <w:rFonts w:ascii="Calibri" w:hAnsi="Calibri" w:eastAsia="宋体"/>
-          <w:color w:val="1A1A1A"/>
-          <w:sz w:val="22"/>
-        </w:rPr>
-        <w:t xml:space="preserve"> </w:t>
-      </w:r>
-      <w:r>
-        <w:rPr>
-          <w:rFonts w:ascii="Calibri" w:hAnsi="Calibri" w:eastAsia="宋体"/>
-          <w:color w:val="1A1A1A"/>
-          <w:sz w:val="22"/>
-        </w:rPr>
-        <w:t xml:space="preserve">- 线性注意力 ICL 渐近理论（arXiv:2405.11751，PNAS 2025）——§6.4，主流假说。</w:t>
-      </w:r>
-      <w:r>
-        <w:rPr>
-          <w:rFonts w:ascii="Calibri" w:hAnsi="Calibri" w:eastAsia="宋体"/>
-          <w:color w:val="1A1A1A"/>
-          <w:sz w:val="22"/>
-        </w:rPr>
-        <w:t xml:space="preserve"> </w:t>
-      </w:r>
-      <w:r>
-        <w:rPr>
-          <w:rFonts w:ascii="Calibri" w:hAnsi="Calibri" w:eastAsia="宋体"/>
-          <w:color w:val="1A1A1A"/>
-          <w:sz w:val="22"/>
-        </w:rPr>
-        <w:t xml:space="preserve">- Emergent ICL 动力学（UCL 10222775）、隐式 ICL 动力学（arXiv:2507.16003）——§6.4，前沿未定。</w:t>
-      </w:r>
-      <w:r>
-        <w:rPr>
-          <w:rFonts w:ascii="Calibri" w:hAnsi="Calibri" w:eastAsia="宋体"/>
-          <w:color w:val="1A1A1A"/>
-          <w:sz w:val="22"/>
-        </w:rPr>
-        <w:t xml:space="preserve"> </w:t>
-      </w:r>
-      <w:r>
-        <w:rPr>
-          <w:rFonts w:ascii="Calibri" w:hAnsi="Calibri" w:eastAsia="宋体"/>
-          <w:color w:val="1A1A1A"/>
-          <w:sz w:val="22"/>
-        </w:rPr>
-        <w:t xml:space="preserve">- Distinct mechanisms underlying ICL（Gibson-Cui）——§6.4，主流假说。</w:t>
+        <w:t xml:space="preserve">- [40] How Correlations Shape Superposition（ICLR 2026）——§6.3，主流假说。</w:t>
+      </w:r>
+      <w:r>
+        <w:rPr>
+          <w:rFonts w:ascii="Calibri" w:hAnsi="Calibri" w:eastAsia="宋体"/>
+          <w:color w:val="1A1A1A"/>
+          <w:sz w:val="22"/>
+        </w:rPr>
+        <w:t xml:space="preserve"> </w:t>
+      </w:r>
+      <w:r>
+        <w:rPr>
+          <w:rFonts w:ascii="Calibri" w:hAnsi="Calibri" w:eastAsia="宋体"/>
+          <w:color w:val="1A1A1A"/>
+          <w:sz w:val="22"/>
+        </w:rPr>
+        <w:t xml:space="preserve">- [41] Limits of SAE（ICLR 2026）——§6.5，主流假说。</w:t>
+      </w:r>
+      <w:r>
+        <w:rPr>
+          <w:rFonts w:ascii="Calibri" w:hAnsi="Calibri" w:eastAsia="宋体"/>
+          <w:color w:val="1A1A1A"/>
+          <w:sz w:val="22"/>
+        </w:rPr>
+        <w:t xml:space="preserve"> </w:t>
+      </w:r>
+      <w:r>
+        <w:rPr>
+          <w:rFonts w:ascii="Calibri" w:hAnsi="Calibri" w:eastAsia="宋体"/>
+          <w:color w:val="1A1A1A"/>
+          <w:sz w:val="22"/>
+        </w:rPr>
+        <w:t xml:space="preserve">- [42] Polysemantic Interference（ICLR 2026）——§6.5，前沿未定。</w:t>
+      </w:r>
+      <w:r>
+        <w:rPr>
+          <w:rFonts w:ascii="Calibri" w:hAnsi="Calibri" w:eastAsia="宋体"/>
+          <w:color w:val="1A1A1A"/>
+          <w:sz w:val="22"/>
+        </w:rPr>
+        <w:t xml:space="preserve"> </w:t>
+      </w:r>
+      <w:r>
+        <w:rPr>
+          <w:rFonts w:ascii="Calibri" w:hAnsi="Calibri" w:eastAsia="宋体"/>
+          <w:color w:val="1A1A1A"/>
+          <w:sz w:val="22"/>
+        </w:rPr>
+        <w:t xml:space="preserve">- [43] 可复现审计（A Reproducible Audit of SAE Features，arXiv:2607.12166）——§6.5，主流假说。</w:t>
+      </w:r>
+      <w:r>
+        <w:rPr>
+          <w:rFonts w:ascii="Calibri" w:hAnsi="Calibri" w:eastAsia="宋体"/>
+          <w:color w:val="1A1A1A"/>
+          <w:sz w:val="22"/>
+        </w:rPr>
+        <w:t xml:space="preserve"> </w:t>
+      </w:r>
+      <w:r>
+        <w:rPr>
+          <w:rFonts w:ascii="Calibri" w:hAnsi="Calibri" w:eastAsia="宋体"/>
+          <w:color w:val="1A1A1A"/>
+          <w:sz w:val="22"/>
+        </w:rPr>
+        <w:t xml:space="preserve">- [44] 线性注意力 ICL 渐近理论（arXiv:2405.11751，PNAS 2025）——§6.4，主流假说。</w:t>
+      </w:r>
+      <w:r>
+        <w:rPr>
+          <w:rFonts w:ascii="Calibri" w:hAnsi="Calibri" w:eastAsia="宋体"/>
+          <w:color w:val="1A1A1A"/>
+          <w:sz w:val="22"/>
+        </w:rPr>
+        <w:t xml:space="preserve"> </w:t>
+      </w:r>
+      <w:r>
+        <w:rPr>
+          <w:rFonts w:ascii="Calibri" w:hAnsi="Calibri" w:eastAsia="宋体"/>
+          <w:color w:val="1A1A1A"/>
+          <w:sz w:val="22"/>
+        </w:rPr>
+        <w:t xml:space="preserve">- [45] Emergent ICL 动力学（UCL 10222775）、隐式 ICL 动力学（arXiv:2507.16003）——§6.4，前沿未定。</w:t>
+      </w:r>
+      <w:r>
+        <w:rPr>
+          <w:rFonts w:ascii="Calibri" w:hAnsi="Calibri" w:eastAsia="宋体"/>
+          <w:color w:val="1A1A1A"/>
+          <w:sz w:val="22"/>
+        </w:rPr>
+        <w:t xml:space="preserve"> </w:t>
+      </w:r>
+      <w:r>
+        <w:rPr>
+          <w:rFonts w:ascii="Calibri" w:hAnsi="Calibri" w:eastAsia="宋体"/>
+          <w:color w:val="1A1A1A"/>
+          <w:sz w:val="22"/>
+        </w:rPr>
+        <w:t xml:space="preserve">- [46] Distinct mechanisms underlying ICL（Gibson-Cui）——§6.4，主流假说。</w:t>
       </w:r>
     </w:p>
     <w:p>
@@ -47280,215 +48629,215 @@
           <w:color w:val="1A1A1A"/>
           <w:sz w:val="22"/>
         </w:rPr>
-        <w:t xml:space="preserve">- Item-level Benchmark（arXiv:2604.03244）——§7.1，方向共识。</w:t>
-      </w:r>
-      <w:r>
-        <w:rPr>
-          <w:rFonts w:ascii="Calibri" w:hAnsi="Calibri" w:eastAsia="宋体"/>
-          <w:color w:val="1A1A1A"/>
-          <w:sz w:val="22"/>
-        </w:rPr>
-        <w:t xml:space="preserve"> </w:t>
-      </w:r>
-      <w:r>
-        <w:rPr>
-          <w:rFonts w:ascii="Calibri" w:hAnsi="Calibri" w:eastAsia="宋体"/>
-          <w:color w:val="1A1A1A"/>
-          <w:sz w:val="22"/>
-        </w:rPr>
-        <w:t xml:space="preserve">- From Benchmarks to Skills（TACL 低秩分解）——§7.1/7.2，主流假说（演示⑬ 载体）。</w:t>
-      </w:r>
-      <w:r>
-        <w:rPr>
-          <w:rFonts w:ascii="Calibri" w:hAnsi="Calibri" w:eastAsia="宋体"/>
-          <w:color w:val="1A1A1A"/>
-          <w:sz w:val="22"/>
-        </w:rPr>
-        <w:t xml:space="preserve"> </w:t>
-      </w:r>
-      <w:r>
-        <w:rPr>
-          <w:rFonts w:ascii="Calibri" w:hAnsi="Calibri" w:eastAsia="宋体"/>
-          <w:color w:val="1A1A1A"/>
-          <w:sz w:val="22"/>
-        </w:rPr>
-        <w:t xml:space="preserve">- General scales（Nature 2026）——§7.1，方向共识、方案未定。★（proof 版）</w:t>
-      </w:r>
-      <w:r>
-        <w:rPr>
-          <w:rFonts w:ascii="Calibri" w:hAnsi="Calibri" w:eastAsia="宋体"/>
-          <w:color w:val="1A1A1A"/>
-          <w:sz w:val="22"/>
-        </w:rPr>
-        <w:t xml:space="preserve"> </w:t>
-      </w:r>
-      <w:r>
-        <w:rPr>
-          <w:rFonts w:ascii="Calibri" w:hAnsi="Calibri" w:eastAsia="宋体"/>
-          <w:color w:val="1A1A1A"/>
-          <w:sz w:val="22"/>
-        </w:rPr>
-        <w:t xml:space="preserve">- 图灵完备（arXiv:2506.12027）、CoT 表达力（arXiv:2402.12875）——§7.3，正向结果。</w:t>
-      </w:r>
-      <w:r>
-        <w:rPr>
-          <w:rFonts w:ascii="Calibri" w:hAnsi="Calibri" w:eastAsia="宋体"/>
-          <w:color w:val="1A1A1A"/>
-          <w:sz w:val="22"/>
-        </w:rPr>
-        <w:t xml:space="preserve"> </w:t>
-      </w:r>
-      <w:r>
-        <w:rPr>
-          <w:rFonts w:ascii="Calibri" w:hAnsi="Calibri" w:eastAsia="宋体"/>
-          <w:color w:val="1A1A1A"/>
-          <w:sz w:val="22"/>
-        </w:rPr>
-        <w:t xml:space="preserve">- 不可幻觉无免费午餐（arXiv:2410.19217，ICLR 2025）；模型证伪极限（arXiv:2502.06765）——§7.3，主流（定理层）。</w:t>
-      </w:r>
-      <w:r>
-        <w:rPr>
-          <w:rFonts w:ascii="Calibri" w:hAnsi="Calibri" w:eastAsia="宋体"/>
-          <w:color w:val="1A1A1A"/>
-          <w:sz w:val="22"/>
-        </w:rPr>
-        <w:t xml:space="preserve"> </w:t>
-      </w:r>
-      <w:r>
-        <w:rPr>
-          <w:rFonts w:ascii="Calibri" w:hAnsi="Calibri" w:eastAsia="宋体"/>
-          <w:color w:val="1A1A1A"/>
-          <w:sz w:val="22"/>
-        </w:rPr>
-        <w:t xml:space="preserve">- NN 验证 NP-hard（Katz 2017 起）；MPNN 不可验证——§7.3，定理。</w:t>
-      </w:r>
-      <w:r>
-        <w:rPr>
-          <w:rFonts w:ascii="Calibri" w:hAnsi="Calibri" w:eastAsia="宋体"/>
-          <w:color w:val="1A1A1A"/>
-          <w:sz w:val="22"/>
-        </w:rPr>
-        <w:t xml:space="preserve"> </w:t>
-      </w:r>
-      <w:r>
-        <w:rPr>
-          <w:rFonts w:ascii="Calibri" w:hAnsi="Calibri" w:eastAsia="宋体"/>
-          <w:color w:val="1A1A1A"/>
-          <w:sz w:val="22"/>
-        </w:rPr>
-        <w:t xml:space="preserve">- 内对齐不可判定（arXiv:2408.08995；Scientific Reports 2025 跟进）——§7.3，定理。</w:t>
-      </w:r>
-      <w:r>
-        <w:rPr>
-          <w:rFonts w:ascii="Calibri" w:hAnsi="Calibri" w:eastAsia="宋体"/>
-          <w:color w:val="1A1A1A"/>
-          <w:sz w:val="22"/>
-        </w:rPr>
-        <w:t xml:space="preserve"> </w:t>
-      </w:r>
-      <w:r>
-        <w:rPr>
-          <w:rFonts w:ascii="Calibri" w:hAnsi="Calibri" w:eastAsia="宋体"/>
-          <w:color w:val="1A1A1A"/>
-          <w:sz w:val="22"/>
-        </w:rPr>
-        <w:t xml:space="preserve">- Benchmark 饱和（arXiv:2602.16763）；Benchmark Ceiling（arXiv:2607.01254）——§7.3，实证。</w:t>
-      </w:r>
-      <w:r>
-        <w:rPr>
-          <w:rFonts w:ascii="Calibri" w:hAnsi="Calibri" w:eastAsia="宋体"/>
-          <w:color w:val="1A1A1A"/>
-          <w:sz w:val="22"/>
-        </w:rPr>
-        <w:t xml:space="preserve"> </w:t>
-      </w:r>
-      <w:r>
-        <w:rPr>
-          <w:rFonts w:ascii="Calibri" w:hAnsi="Calibri" w:eastAsia="宋体"/>
-          <w:color w:val="1A1A1A"/>
-          <w:sz w:val="22"/>
-        </w:rPr>
-        <w:t xml:space="preserve">- Theoretical Limits of LM Alignment（arXiv:2605.07105）——§7.4，选读候选。</w:t>
-      </w:r>
-      <w:r>
-        <w:rPr>
-          <w:rFonts w:ascii="Calibri" w:hAnsi="Calibri" w:eastAsia="宋体"/>
-          <w:color w:val="1A1A1A"/>
-          <w:sz w:val="22"/>
-        </w:rPr>
-        <w:t xml:space="preserve"> </w:t>
-      </w:r>
-      <w:r>
-        <w:rPr>
-          <w:rFonts w:ascii="Calibri" w:hAnsi="Calibri" w:eastAsia="宋体"/>
-          <w:color w:val="1A1A1A"/>
-          <w:sz w:val="22"/>
-        </w:rPr>
-        <w:t xml:space="preserve">- When Best-of-N is Worse——§7.4，主流假说。</w:t>
-      </w:r>
-      <w:r>
-        <w:rPr>
-          <w:rFonts w:ascii="Calibri" w:hAnsi="Calibri" w:eastAsia="宋体"/>
-          <w:color w:val="1A1A1A"/>
-          <w:sz w:val="22"/>
-        </w:rPr>
-        <w:t xml:space="preserve"> </w:t>
-      </w:r>
-      <w:r>
-        <w:rPr>
-          <w:rFonts w:ascii="Calibri" w:hAnsi="Calibri" w:eastAsia="宋体"/>
-          <w:color w:val="1A1A1A"/>
-          <w:sz w:val="22"/>
-        </w:rPr>
-        <w:t xml:space="preserve">- Take Goodhart Seriously（arXiv:2510.02840）——§7.4，注记级。</w:t>
-      </w:r>
-      <w:r>
-        <w:rPr>
-          <w:rFonts w:ascii="Calibri" w:hAnsi="Calibri" w:eastAsia="宋体"/>
-          <w:color w:val="1A1A1A"/>
-          <w:sz w:val="22"/>
-        </w:rPr>
-        <w:t xml:space="preserve"> </w:t>
-      </w:r>
-      <w:r>
-        <w:rPr>
-          <w:rFonts w:ascii="Calibri" w:hAnsi="Calibri" w:eastAsia="宋体"/>
-          <w:color w:val="1A1A1A"/>
-          <w:sz w:val="22"/>
-        </w:rPr>
-        <w:t xml:space="preserve">- From Tokens to States（arXiv:2606.28127）；Path-Space 预测（arXiv:2606.28751）——§7.5，注记级/前沿未定。</w:t>
-      </w:r>
-      <w:r>
-        <w:rPr>
-          <w:rFonts w:ascii="Calibri" w:hAnsi="Calibri" w:eastAsia="宋体"/>
-          <w:color w:val="1A1A1A"/>
-          <w:sz w:val="22"/>
-        </w:rPr>
-        <w:t xml:space="preserve"> </w:t>
-      </w:r>
-      <w:r>
-        <w:rPr>
-          <w:rFonts w:ascii="Calibri" w:hAnsi="Calibri" w:eastAsia="宋体"/>
-          <w:color w:val="1A1A1A"/>
-          <w:sz w:val="22"/>
-        </w:rPr>
-        <w:t xml:space="preserve">- 智源 2026 十大趋势——§7.5，前沿未定（机构报告）。</w:t>
-      </w:r>
-      <w:r>
-        <w:rPr>
-          <w:rFonts w:ascii="Calibri" w:hAnsi="Calibri" w:eastAsia="宋体"/>
-          <w:color w:val="1A1A1A"/>
-          <w:sz w:val="22"/>
-        </w:rPr>
-        <w:t xml:space="preserve"> </w:t>
-      </w:r>
-      <w:r>
-        <w:rPr>
-          <w:rFonts w:ascii="Calibri" w:hAnsi="Calibri" w:eastAsia="宋体"/>
-          <w:color w:val="1A1A1A"/>
-          <w:sz w:val="22"/>
-        </w:rPr>
-        <w:t xml:space="preserve">- There Will Be a Scientific Theory of Deep Learning（arXiv:2604.21691）——全书总纲；全文见本地资料目录 references/（不入版本库）。</w:t>
+        <w:t xml:space="preserve">- [47] Item-level Benchmark（arXiv:2604.03244）——§7.1，方向共识。</w:t>
+      </w:r>
+      <w:r>
+        <w:rPr>
+          <w:rFonts w:ascii="Calibri" w:hAnsi="Calibri" w:eastAsia="宋体"/>
+          <w:color w:val="1A1A1A"/>
+          <w:sz w:val="22"/>
+        </w:rPr>
+        <w:t xml:space="preserve"> </w:t>
+      </w:r>
+      <w:r>
+        <w:rPr>
+          <w:rFonts w:ascii="Calibri" w:hAnsi="Calibri" w:eastAsia="宋体"/>
+          <w:color w:val="1A1A1A"/>
+          <w:sz w:val="22"/>
+        </w:rPr>
+        <w:t xml:space="preserve">- [48] From Benchmarks to Skills（TACL 低秩分解）——§7.1/7.2，主流假说（演示⑬ 载体）。</w:t>
+      </w:r>
+      <w:r>
+        <w:rPr>
+          <w:rFonts w:ascii="Calibri" w:hAnsi="Calibri" w:eastAsia="宋体"/>
+          <w:color w:val="1A1A1A"/>
+          <w:sz w:val="22"/>
+        </w:rPr>
+        <w:t xml:space="preserve"> </w:t>
+      </w:r>
+      <w:r>
+        <w:rPr>
+          <w:rFonts w:ascii="Calibri" w:hAnsi="Calibri" w:eastAsia="宋体"/>
+          <w:color w:val="1A1A1A"/>
+          <w:sz w:val="22"/>
+        </w:rPr>
+        <w:t xml:space="preserve">- [49] General scales（Nature 2026）——§7.1，方向共识、方案未定。★（proof 版）</w:t>
+      </w:r>
+      <w:r>
+        <w:rPr>
+          <w:rFonts w:ascii="Calibri" w:hAnsi="Calibri" w:eastAsia="宋体"/>
+          <w:color w:val="1A1A1A"/>
+          <w:sz w:val="22"/>
+        </w:rPr>
+        <w:t xml:space="preserve"> </w:t>
+      </w:r>
+      <w:r>
+        <w:rPr>
+          <w:rFonts w:ascii="Calibri" w:hAnsi="Calibri" w:eastAsia="宋体"/>
+          <w:color w:val="1A1A1A"/>
+          <w:sz w:val="22"/>
+        </w:rPr>
+        <w:t xml:space="preserve">- [50] 图灵完备（arXiv:2506.12027）、CoT 表达力（arXiv:2402.12875）——§7.3，正向结果。</w:t>
+      </w:r>
+      <w:r>
+        <w:rPr>
+          <w:rFonts w:ascii="Calibri" w:hAnsi="Calibri" w:eastAsia="宋体"/>
+          <w:color w:val="1A1A1A"/>
+          <w:sz w:val="22"/>
+        </w:rPr>
+        <w:t xml:space="preserve"> </w:t>
+      </w:r>
+      <w:r>
+        <w:rPr>
+          <w:rFonts w:ascii="Calibri" w:hAnsi="Calibri" w:eastAsia="宋体"/>
+          <w:color w:val="1A1A1A"/>
+          <w:sz w:val="22"/>
+        </w:rPr>
+        <w:t xml:space="preserve">- [51] 不可幻觉无免费午餐（arXiv:2410.19217，ICLR 2025）；模型证伪极限（arXiv:2502.06765）——§7.3，主流（定理层）。</w:t>
+      </w:r>
+      <w:r>
+        <w:rPr>
+          <w:rFonts w:ascii="Calibri" w:hAnsi="Calibri" w:eastAsia="宋体"/>
+          <w:color w:val="1A1A1A"/>
+          <w:sz w:val="22"/>
+        </w:rPr>
+        <w:t xml:space="preserve"> </w:t>
+      </w:r>
+      <w:r>
+        <w:rPr>
+          <w:rFonts w:ascii="Calibri" w:hAnsi="Calibri" w:eastAsia="宋体"/>
+          <w:color w:val="1A1A1A"/>
+          <w:sz w:val="22"/>
+        </w:rPr>
+        <w:t xml:space="preserve">- [52] NN 验证 NP-hard（Katz 2017 起）；MPNN 不可验证——§7.3，定理。</w:t>
+      </w:r>
+      <w:r>
+        <w:rPr>
+          <w:rFonts w:ascii="Calibri" w:hAnsi="Calibri" w:eastAsia="宋体"/>
+          <w:color w:val="1A1A1A"/>
+          <w:sz w:val="22"/>
+        </w:rPr>
+        <w:t xml:space="preserve"> </w:t>
+      </w:r>
+      <w:r>
+        <w:rPr>
+          <w:rFonts w:ascii="Calibri" w:hAnsi="Calibri" w:eastAsia="宋体"/>
+          <w:color w:val="1A1A1A"/>
+          <w:sz w:val="22"/>
+        </w:rPr>
+        <w:t xml:space="preserve">- [53] 内对齐不可判定（arXiv:2408.08995；Scientific Reports 2025 跟进）——§7.3，定理。</w:t>
+      </w:r>
+      <w:r>
+        <w:rPr>
+          <w:rFonts w:ascii="Calibri" w:hAnsi="Calibri" w:eastAsia="宋体"/>
+          <w:color w:val="1A1A1A"/>
+          <w:sz w:val="22"/>
+        </w:rPr>
+        <w:t xml:space="preserve"> </w:t>
+      </w:r>
+      <w:r>
+        <w:rPr>
+          <w:rFonts w:ascii="Calibri" w:hAnsi="Calibri" w:eastAsia="宋体"/>
+          <w:color w:val="1A1A1A"/>
+          <w:sz w:val="22"/>
+        </w:rPr>
+        <w:t xml:space="preserve">- [54] Benchmark 饱和（arXiv:2602.16763）；Benchmark Ceiling（arXiv:2607.01254）——§7.3，实证。</w:t>
+      </w:r>
+      <w:r>
+        <w:rPr>
+          <w:rFonts w:ascii="Calibri" w:hAnsi="Calibri" w:eastAsia="宋体"/>
+          <w:color w:val="1A1A1A"/>
+          <w:sz w:val="22"/>
+        </w:rPr>
+        <w:t xml:space="preserve"> </w:t>
+      </w:r>
+      <w:r>
+        <w:rPr>
+          <w:rFonts w:ascii="Calibri" w:hAnsi="Calibri" w:eastAsia="宋体"/>
+          <w:color w:val="1A1A1A"/>
+          <w:sz w:val="22"/>
+        </w:rPr>
+        <w:t xml:space="preserve">- [55] Theoretical Limits of LM Alignment（arXiv:2605.07105）——§7.4，选读候选。</w:t>
+      </w:r>
+      <w:r>
+        <w:rPr>
+          <w:rFonts w:ascii="Calibri" w:hAnsi="Calibri" w:eastAsia="宋体"/>
+          <w:color w:val="1A1A1A"/>
+          <w:sz w:val="22"/>
+        </w:rPr>
+        <w:t xml:space="preserve"> </w:t>
+      </w:r>
+      <w:r>
+        <w:rPr>
+          <w:rFonts w:ascii="Calibri" w:hAnsi="Calibri" w:eastAsia="宋体"/>
+          <w:color w:val="1A1A1A"/>
+          <w:sz w:val="22"/>
+        </w:rPr>
+        <w:t xml:space="preserve">- [56] When Best-of-N is Worse——§7.4，主流假说。</w:t>
+      </w:r>
+      <w:r>
+        <w:rPr>
+          <w:rFonts w:ascii="Calibri" w:hAnsi="Calibri" w:eastAsia="宋体"/>
+          <w:color w:val="1A1A1A"/>
+          <w:sz w:val="22"/>
+        </w:rPr>
+        <w:t xml:space="preserve"> </w:t>
+      </w:r>
+      <w:r>
+        <w:rPr>
+          <w:rFonts w:ascii="Calibri" w:hAnsi="Calibri" w:eastAsia="宋体"/>
+          <w:color w:val="1A1A1A"/>
+          <w:sz w:val="22"/>
+        </w:rPr>
+        <w:t xml:space="preserve">- [57] Take Goodhart Seriously（arXiv:2510.02840）——§7.4，注记级。</w:t>
+      </w:r>
+      <w:r>
+        <w:rPr>
+          <w:rFonts w:ascii="Calibri" w:hAnsi="Calibri" w:eastAsia="宋体"/>
+          <w:color w:val="1A1A1A"/>
+          <w:sz w:val="22"/>
+        </w:rPr>
+        <w:t xml:space="preserve"> </w:t>
+      </w:r>
+      <w:r>
+        <w:rPr>
+          <w:rFonts w:ascii="Calibri" w:hAnsi="Calibri" w:eastAsia="宋体"/>
+          <w:color w:val="1A1A1A"/>
+          <w:sz w:val="22"/>
+        </w:rPr>
+        <w:t xml:space="preserve">- [58] From Tokens to States（arXiv:2606.28127）；Path-Space 预测（arXiv:2606.28751）——§7.5，注记级/前沿未定。</w:t>
+      </w:r>
+      <w:r>
+        <w:rPr>
+          <w:rFonts w:ascii="Calibri" w:hAnsi="Calibri" w:eastAsia="宋体"/>
+          <w:color w:val="1A1A1A"/>
+          <w:sz w:val="22"/>
+        </w:rPr>
+        <w:t xml:space="preserve"> </w:t>
+      </w:r>
+      <w:r>
+        <w:rPr>
+          <w:rFonts w:ascii="Calibri" w:hAnsi="Calibri" w:eastAsia="宋体"/>
+          <w:color w:val="1A1A1A"/>
+          <w:sz w:val="22"/>
+        </w:rPr>
+        <w:t xml:space="preserve">- [59] 智源 2026 十大趋势——§7.5，前沿未定（机构报告）。</w:t>
+      </w:r>
+      <w:r>
+        <w:rPr>
+          <w:rFonts w:ascii="Calibri" w:hAnsi="Calibri" w:eastAsia="宋体"/>
+          <w:color w:val="1A1A1A"/>
+          <w:sz w:val="22"/>
+        </w:rPr>
+        <w:t xml:space="preserve"> </w:t>
+      </w:r>
+      <w:r>
+        <w:rPr>
+          <w:rFonts w:ascii="Calibri" w:hAnsi="Calibri" w:eastAsia="宋体"/>
+          <w:color w:val="1A1A1A"/>
+          <w:sz w:val="22"/>
+        </w:rPr>
+        <w:t xml:space="preserve">- [60] There Will Be a Scientific Theory of Deep Learning（arXiv:2604.21691）——全书总纲；全文见本地资料目录 references/（不入版本库）。</w:t>
       </w:r>
     </w:p>
     <w:p>
@@ -47519,487 +48868,487 @@
           <w:color w:val="1A1A1A"/>
           <w:sz w:val="22"/>
         </w:rPr>
-        <w:t xml:space="preserve">- 信息论：Shannon（1948，熵/交叉熵）；MDL（Rissanen 1978）——8.0/8.1，定理/奠基。</w:t>
-      </w:r>
-      <w:r>
-        <w:rPr>
-          <w:rFonts w:ascii="Calibri" w:hAnsi="Calibri" w:eastAsia="宋体"/>
-          <w:color w:val="1A1A1A"/>
-          <w:sz w:val="22"/>
-        </w:rPr>
-        <w:t xml:space="preserve"> </w:t>
-      </w:r>
-      <w:r>
-        <w:rPr>
-          <w:rFonts w:ascii="Calibri" w:hAnsi="Calibri" w:eastAsia="宋体"/>
-          <w:color w:val="1A1A1A"/>
-          <w:sz w:val="22"/>
-        </w:rPr>
-        <w:t xml:space="preserve">- 算法信息论与归纳：Solomonoff（1964）、Kolmogorov（1963）——8.1，理论。</w:t>
-      </w:r>
-      <w:r>
-        <w:rPr>
-          <w:rFonts w:ascii="Calibri" w:hAnsi="Calibri" w:eastAsia="宋体"/>
-          <w:color w:val="1A1A1A"/>
-          <w:sz w:val="22"/>
-        </w:rPr>
-        <w:t xml:space="preserve"> </w:t>
-      </w:r>
-      <w:r>
-        <w:rPr>
-          <w:rFonts w:ascii="Calibri" w:hAnsi="Calibri" w:eastAsia="宋体"/>
-          <w:color w:val="1A1A1A"/>
-          <w:sz w:val="22"/>
-        </w:rPr>
-        <w:t xml:space="preserve">- 贝叶斯与统计决策：Bayes（1763）、Wald（1950）；无限宽↔高斯过程（Neal 1996）——8.1，主流。</w:t>
-      </w:r>
-      <w:r>
-        <w:rPr>
-          <w:rFonts w:ascii="Calibri" w:hAnsi="Calibri" w:eastAsia="宋体"/>
-          <w:color w:val="1A1A1A"/>
-          <w:sz w:val="22"/>
-        </w:rPr>
-        <w:t xml:space="preserve"> </w:t>
-      </w:r>
-      <w:r>
-        <w:rPr>
-          <w:rFonts w:ascii="Calibri" w:hAnsi="Calibri" w:eastAsia="宋体"/>
-          <w:color w:val="1A1A1A"/>
-          <w:sz w:val="22"/>
-        </w:rPr>
-        <w:t xml:space="preserve">- 随机逼近：Robbins &amp; Monro（1951）——8.2，定理（奠基）。</w:t>
-      </w:r>
-      <w:r>
-        <w:rPr>
-          <w:rFonts w:ascii="Calibri" w:hAnsi="Calibri" w:eastAsia="宋体"/>
-          <w:color w:val="1A1A1A"/>
-          <w:sz w:val="22"/>
-        </w:rPr>
-        <w:t xml:space="preserve"> </w:t>
-      </w:r>
-      <w:r>
-        <w:rPr>
-          <w:rFonts w:ascii="Calibri" w:hAnsi="Calibri" w:eastAsia="宋体"/>
-          <w:color w:val="1A1A1A"/>
-          <w:sz w:val="22"/>
-        </w:rPr>
-        <w:t xml:space="preserve">- 动量与加速：Polyak（1964）、Nesterov（1983）→ Adam（Kingma &amp; Ba 2015）——8.2，主流。</w:t>
-      </w:r>
-      <w:r>
-        <w:rPr>
-          <w:rFonts w:ascii="Calibri" w:hAnsi="Calibri" w:eastAsia="宋体"/>
-          <w:color w:val="1A1A1A"/>
-          <w:sz w:val="22"/>
-        </w:rPr>
-        <w:t xml:space="preserve"> </w:t>
-      </w:r>
-      <w:r>
-        <w:rPr>
-          <w:rFonts w:ascii="Calibri" w:hAnsi="Calibri" w:eastAsia="宋体"/>
-          <w:color w:val="1A1A1A"/>
-          <w:sz w:val="22"/>
-        </w:rPr>
-        <w:t xml:space="preserve">- 自然梯度与信息几何：Amari（1998）；SGLD（Welling &amp; Teh 2011）——8.2，主流。</w:t>
-      </w:r>
-      <w:r>
-        <w:rPr>
-          <w:rFonts w:ascii="Calibri" w:hAnsi="Calibri" w:eastAsia="宋体"/>
-          <w:color w:val="1A1A1A"/>
-          <w:sz w:val="22"/>
-        </w:rPr>
-        <w:t xml:space="preserve"> </w:t>
-      </w:r>
-      <w:r>
-        <w:rPr>
-          <w:rFonts w:ascii="Calibri" w:hAnsi="Calibri" w:eastAsia="宋体"/>
-          <w:color w:val="1A1A1A"/>
-          <w:sz w:val="22"/>
-        </w:rPr>
-        <w:t xml:space="preserve">- 低秩参数化/内在维度：Aghajanyan 等（2020）——8.2，主流假说。</w:t>
-      </w:r>
-      <w:r>
-        <w:rPr>
-          <w:rFonts w:ascii="Calibri" w:hAnsi="Calibri" w:eastAsia="宋体"/>
-          <w:color w:val="1A1A1A"/>
-          <w:sz w:val="22"/>
-        </w:rPr>
-        <w:t xml:space="preserve"> </w:t>
-      </w:r>
-      <w:r>
-        <w:rPr>
-          <w:rFonts w:ascii="Calibri" w:hAnsi="Calibri" w:eastAsia="宋体"/>
-          <w:color w:val="1A1A1A"/>
-          <w:sz w:val="22"/>
-        </w:rPr>
-        <w:t xml:space="preserve">- 群论/等变：CNN（LeCun 1989）；Group-Equivariant CNN（Cohen &amp; Welling 2016）——8.3，主流假说。</w:t>
-      </w:r>
-      <w:r>
-        <w:rPr>
-          <w:rFonts w:ascii="Calibri" w:hAnsi="Calibri" w:eastAsia="宋体"/>
-          <w:color w:val="1A1A1A"/>
-          <w:sz w:val="22"/>
-        </w:rPr>
-        <w:t xml:space="preserve"> </w:t>
-      </w:r>
-      <w:r>
-        <w:rPr>
-          <w:rFonts w:ascii="Calibri" w:hAnsi="Calibri" w:eastAsia="宋体"/>
-          <w:color w:val="1A1A1A"/>
-          <w:sz w:val="22"/>
-        </w:rPr>
-        <w:t xml:space="preserve">- 谱论/随机矩阵/低秩：NTK（Jacot 2018，§5 复用）；LoRA（Hu 等 2021）——8.3，主流。</w:t>
-      </w:r>
-      <w:r>
-        <w:rPr>
-          <w:rFonts w:ascii="Calibri" w:hAnsi="Calibri" w:eastAsia="宋体"/>
-          <w:color w:val="1A1A1A"/>
-          <w:sz w:val="22"/>
-        </w:rPr>
-        <w:t xml:space="preserve"> </w:t>
-      </w:r>
-      <w:r>
-        <w:rPr>
-          <w:rFonts w:ascii="Calibri" w:hAnsi="Calibri" w:eastAsia="宋体"/>
-          <w:color w:val="1A1A1A"/>
-          <w:sz w:val="22"/>
-        </w:rPr>
-        <w:t xml:space="preserve">- 压缩感知与稀疏恢复：Donoho（2006）、Candès 等（2006）——8.3，主流（§6 复用）。</w:t>
-      </w:r>
-      <w:r>
-        <w:rPr>
-          <w:rFonts w:ascii="Calibri" w:hAnsi="Calibri" w:eastAsia="宋体"/>
-          <w:color w:val="1A1A1A"/>
-          <w:sz w:val="22"/>
-        </w:rPr>
-        <w:t xml:space="preserve"> </w:t>
-      </w:r>
-      <w:r>
-        <w:rPr>
-          <w:rFonts w:ascii="Calibri" w:hAnsi="Calibri" w:eastAsia="宋体"/>
-          <w:color w:val="1A1A1A"/>
-          <w:sz w:val="22"/>
-        </w:rPr>
-        <w:t xml:space="preserve">- 傅里叶/散射：Mallat（2012）——8.3，主流。</w:t>
-      </w:r>
-      <w:r>
-        <w:rPr>
-          <w:rFonts w:ascii="Calibri" w:hAnsi="Calibri" w:eastAsia="宋体"/>
-          <w:color w:val="1A1A1A"/>
-          <w:sz w:val="22"/>
-        </w:rPr>
-        <w:t xml:space="preserve"> </w:t>
-      </w:r>
-      <w:r>
-        <w:rPr>
-          <w:rFonts w:ascii="Calibri" w:hAnsi="Calibri" w:eastAsia="宋体"/>
-          <w:color w:val="1A1A1A"/>
-          <w:sz w:val="22"/>
-        </w:rPr>
-        <w:t xml:space="preserve">- 自动机与形式语言：Turing（1936）、Chomsky（1956）——8.4。</w:t>
-      </w:r>
-      <w:r>
-        <w:rPr>
-          <w:rFonts w:ascii="Calibri" w:hAnsi="Calibri" w:eastAsia="宋体"/>
-          <w:color w:val="1A1A1A"/>
-          <w:sz w:val="22"/>
-        </w:rPr>
-        <w:t xml:space="preserve"> </w:t>
-      </w:r>
-      <w:r>
-        <w:rPr>
-          <w:rFonts w:ascii="Calibri" w:hAnsi="Calibri" w:eastAsia="宋体"/>
-          <w:color w:val="1A1A1A"/>
-          <w:sz w:val="22"/>
-        </w:rPr>
-        <w:t xml:space="preserve">- 通用逼近：Cybenko（1989）、Hornik（1991）——8.4，正向结果（表达）。</w:t>
-      </w:r>
-      <w:r>
-        <w:rPr>
-          <w:rFonts w:ascii="Calibri" w:hAnsi="Calibri" w:eastAsia="宋体"/>
-          <w:color w:val="1A1A1A"/>
-          <w:sz w:val="22"/>
-        </w:rPr>
-        <w:t xml:space="preserve"> </w:t>
-      </w:r>
-      <w:r>
-        <w:rPr>
-          <w:rFonts w:ascii="Calibri" w:hAnsi="Calibri" w:eastAsia="宋体"/>
-          <w:color w:val="1A1A1A"/>
-          <w:sz w:val="22"/>
-        </w:rPr>
-        <w:t xml:space="preserve">- 矩阵乘法复杂度：Strassen（1969）→ AlphaTensor（Fawzi 等，Nature 2022）——8.4/8.10，定理/前沿。</w:t>
-      </w:r>
-      <w:r>
-        <w:rPr>
-          <w:rFonts w:ascii="Calibri" w:hAnsi="Calibri" w:eastAsia="宋体"/>
-          <w:color w:val="1A1A1A"/>
-          <w:sz w:val="22"/>
-        </w:rPr>
-        <w:t xml:space="preserve"> </w:t>
-      </w:r>
-      <w:r>
-        <w:rPr>
-          <w:rFonts w:ascii="Calibri" w:hAnsi="Calibri" w:eastAsia="宋体"/>
-          <w:color w:val="1A1A1A"/>
-          <w:sz w:val="22"/>
-        </w:rPr>
-        <w:t xml:space="preserve">- 统计学习：Vapnik-Chervonenkis（1971）、Valiant（1984，PAC）——8.5，定理（§1.3/§7.3 复用）。</w:t>
-      </w:r>
-      <w:r>
-        <w:rPr>
-          <w:rFonts w:ascii="Calibri" w:hAnsi="Calibri" w:eastAsia="宋体"/>
-          <w:color w:val="1A1A1A"/>
-          <w:sz w:val="22"/>
-        </w:rPr>
-        <w:t xml:space="preserve"> </w:t>
-      </w:r>
-      <w:r>
-        <w:rPr>
-          <w:rFonts w:ascii="Calibri" w:hAnsi="Calibri" w:eastAsia="宋体"/>
-          <w:color w:val="1A1A1A"/>
-          <w:sz w:val="22"/>
-        </w:rPr>
-        <w:t xml:space="preserve">- 心理测量：因子分析（Spearman 1904）、项目反应理论 IRT（Rasch 1960）——8.5，主流（§7.1/§7.2 谱系源头）。</w:t>
-      </w:r>
-      <w:r>
-        <w:rPr>
-          <w:rFonts w:ascii="Calibri" w:hAnsi="Calibri" w:eastAsia="宋体"/>
-          <w:color w:val="1A1A1A"/>
-          <w:sz w:val="22"/>
-        </w:rPr>
-        <w:t xml:space="preserve"> </w:t>
-      </w:r>
-      <w:r>
-        <w:rPr>
-          <w:rFonts w:ascii="Calibri" w:hAnsi="Calibri" w:eastAsia="宋体"/>
-          <w:color w:val="1A1A1A"/>
-          <w:sz w:val="22"/>
-        </w:rPr>
-        <w:t xml:space="preserve">- PAC-Bayes：McAllester（1998）；均匀稳定性（Bousquet &amp; Elisseeff 2002）——8.5，主流。</w:t>
-      </w:r>
-      <w:r>
-        <w:rPr>
-          <w:rFonts w:ascii="Calibri" w:hAnsi="Calibri" w:eastAsia="宋体"/>
-          <w:color w:val="1A1A1A"/>
-          <w:sz w:val="22"/>
-        </w:rPr>
-        <w:t xml:space="preserve"> </w:t>
-      </w:r>
-      <w:r>
-        <w:rPr>
-          <w:rFonts w:ascii="Calibri" w:hAnsi="Calibri" w:eastAsia="宋体"/>
-          <w:color w:val="1A1A1A"/>
-          <w:sz w:val="22"/>
-        </w:rPr>
-        <w:t xml:space="preserve">- 良性过拟合：Bartlett 等（2020）；平滑分析（Spielman &amp; Teng 2009）——8.5，主流。</w:t>
-      </w:r>
-      <w:r>
-        <w:rPr>
-          <w:rFonts w:ascii="Calibri" w:hAnsi="Calibri" w:eastAsia="宋体"/>
-          <w:color w:val="1A1A1A"/>
-          <w:sz w:val="22"/>
-        </w:rPr>
-        <w:t xml:space="preserve"> </w:t>
-      </w:r>
-      <w:r>
-        <w:rPr>
-          <w:rFonts w:ascii="Calibri" w:hAnsi="Calibri" w:eastAsia="宋体"/>
-          <w:color w:val="1A1A1A"/>
-          <w:sz w:val="22"/>
-        </w:rPr>
-        <w:t xml:space="preserve">- 动态规划/MDP：Bellman（1957）、Howard（1960）→ DQN（Mnih 2015）——8.6。</w:t>
-      </w:r>
-      <w:r>
-        <w:rPr>
-          <w:rFonts w:ascii="Calibri" w:hAnsi="Calibri" w:eastAsia="宋体"/>
-          <w:color w:val="1A1A1A"/>
-          <w:sz w:val="22"/>
-        </w:rPr>
-        <w:t xml:space="preserve"> </w:t>
-      </w:r>
-      <w:r>
-        <w:rPr>
-          <w:rFonts w:ascii="Calibri" w:hAnsi="Calibri" w:eastAsia="宋体"/>
-          <w:color w:val="1A1A1A"/>
-          <w:sz w:val="22"/>
-        </w:rPr>
-        <w:t xml:space="preserve">- 最优控制：Pontryagin（1956）；策略梯度来源（Williams 1992）——8.6。</w:t>
-      </w:r>
-      <w:r>
-        <w:rPr>
-          <w:rFonts w:ascii="Calibri" w:hAnsi="Calibri" w:eastAsia="宋体"/>
-          <w:color w:val="1A1A1A"/>
-          <w:sz w:val="22"/>
-        </w:rPr>
-        <w:t xml:space="preserve"> </w:t>
-      </w:r>
-      <w:r>
-        <w:rPr>
-          <w:rFonts w:ascii="Calibri" w:hAnsi="Calibri" w:eastAsia="宋体"/>
-          <w:color w:val="1A1A1A"/>
-          <w:sz w:val="22"/>
-        </w:rPr>
-        <w:t xml:space="preserve">- POMDP：Kaelbling 等（1998）——8.6（《用好AI》第 2 章复用）。</w:t>
-      </w:r>
-      <w:r>
-        <w:rPr>
-          <w:rFonts w:ascii="Calibri" w:hAnsi="Calibri" w:eastAsia="宋体"/>
-          <w:color w:val="1A1A1A"/>
-          <w:sz w:val="22"/>
-        </w:rPr>
-        <w:t xml:space="preserve"> </w:t>
-      </w:r>
-      <w:r>
-        <w:rPr>
-          <w:rFonts w:ascii="Calibri" w:hAnsi="Calibri" w:eastAsia="宋体"/>
-          <w:color w:val="1A1A1A"/>
-          <w:sz w:val="22"/>
-        </w:rPr>
-        <w:t xml:space="preserve">- 博弈论：von Neumann（1928）、Nash（1950）→ AlphaZero（Silver 等 2017/18）——8.6。</w:t>
-      </w:r>
-      <w:r>
-        <w:rPr>
-          <w:rFonts w:ascii="Calibri" w:hAnsi="Calibri" w:eastAsia="宋体"/>
-          <w:color w:val="1A1A1A"/>
-          <w:sz w:val="22"/>
-        </w:rPr>
-        <w:t xml:space="preserve"> </w:t>
-      </w:r>
-      <w:r>
-        <w:rPr>
-          <w:rFonts w:ascii="Calibri" w:hAnsi="Calibri" w:eastAsia="宋体"/>
-          <w:color w:val="1A1A1A"/>
-          <w:sz w:val="22"/>
-        </w:rPr>
-        <w:t xml:space="preserve">- 逆强化学习/偏好学习：Ng &amp; Russell（2000）→ RLHF（Christiano 等 2017）——8.6（《基座模型》第 3 章复用）。</w:t>
-      </w:r>
-      <w:r>
-        <w:rPr>
-          <w:rFonts w:ascii="Calibri" w:hAnsi="Calibri" w:eastAsia="宋体"/>
-          <w:color w:val="1A1A1A"/>
-          <w:sz w:val="22"/>
-        </w:rPr>
-        <w:t xml:space="preserve"> </w:t>
-      </w:r>
-      <w:r>
-        <w:rPr>
-          <w:rFonts w:ascii="Calibri" w:hAnsi="Calibri" w:eastAsia="宋体"/>
-          <w:color w:val="1A1A1A"/>
-          <w:sz w:val="22"/>
-        </w:rPr>
-        <w:t xml:space="preserve">- 机制设计/社会选择：Arrow（1951）、Maskin（1977）——8.6，主流。</w:t>
-      </w:r>
-      <w:r>
-        <w:rPr>
-          <w:rFonts w:ascii="Calibri" w:hAnsi="Calibri" w:eastAsia="宋体"/>
-          <w:color w:val="1A1A1A"/>
-          <w:sz w:val="22"/>
-        </w:rPr>
-        <w:t xml:space="preserve"> </w:t>
-      </w:r>
-      <w:r>
-        <w:rPr>
-          <w:rFonts w:ascii="Calibri" w:hAnsi="Calibri" w:eastAsia="宋体"/>
-          <w:color w:val="1A1A1A"/>
-          <w:sz w:val="22"/>
-        </w:rPr>
-        <w:t xml:space="preserve">- 因果：Pearl（2000/09）do 演算；IRM（Arjovsky 等 2019）；因果表示学习（Schölkopf 等 2021）——8.7。</w:t>
-      </w:r>
-      <w:r>
-        <w:rPr>
-          <w:rFonts w:ascii="Calibri" w:hAnsi="Calibri" w:eastAsia="宋体"/>
-          <w:color w:val="1A1A1A"/>
-          <w:sz w:val="22"/>
-        </w:rPr>
-        <w:t xml:space="preserve"> </w:t>
-      </w:r>
-      <w:r>
-        <w:rPr>
-          <w:rFonts w:ascii="Calibri" w:hAnsi="Calibri" w:eastAsia="宋体"/>
-          <w:color w:val="1A1A1A"/>
-          <w:sz w:val="22"/>
-        </w:rPr>
-        <w:t xml:space="preserve">- 相变/统计力学：mean-field（1940s 起）；能量模型 Hopfield（1982）→ 现代 Hopfield=attention（Ramsauer 等 2020）——8.8。</w:t>
-      </w:r>
-      <w:r>
-        <w:rPr>
-          <w:rFonts w:ascii="Calibri" w:hAnsi="Calibri" w:eastAsia="宋体"/>
-          <w:color w:val="1A1A1A"/>
-          <w:sz w:val="22"/>
-        </w:rPr>
-        <w:t xml:space="preserve"> </w:t>
-      </w:r>
-      <w:r>
-        <w:rPr>
-          <w:rFonts w:ascii="Calibri" w:hAnsi="Calibri" w:eastAsia="宋体"/>
-          <w:color w:val="1A1A1A"/>
-          <w:sz w:val="22"/>
-        </w:rPr>
-        <w:t xml:space="preserve">- 变分自由能/ELBO：Feynman（1972，泛函积分）、Neal &amp; Hinton（1998）——8.8（《扩散》支流）。</w:t>
-      </w:r>
-      <w:r>
-        <w:rPr>
-          <w:rFonts w:ascii="Calibri" w:hAnsi="Calibri" w:eastAsia="宋体"/>
-          <w:color w:val="1A1A1A"/>
-          <w:sz w:val="22"/>
-        </w:rPr>
-        <w:t xml:space="preserve"> </w:t>
-      </w:r>
-      <w:r>
-        <w:rPr>
-          <w:rFonts w:ascii="Calibri" w:hAnsi="Calibri" w:eastAsia="宋体"/>
-          <w:color w:val="1A1A1A"/>
-          <w:sz w:val="22"/>
-        </w:rPr>
-        <w:t xml:space="preserve">- 信息瓶颈（Tishby 1999）——8.10，主流假说（表示压缩的源头）。</w:t>
-      </w:r>
-      <w:r>
-        <w:rPr>
-          <w:rFonts w:ascii="Calibri" w:hAnsi="Calibri" w:eastAsia="宋体"/>
-          <w:color w:val="1A1A1A"/>
-          <w:sz w:val="22"/>
-        </w:rPr>
-        <w:t xml:space="preserve"> </w:t>
-      </w:r>
-      <w:r>
-        <w:rPr>
-          <w:rFonts w:ascii="Calibri" w:hAnsi="Calibri" w:eastAsia="宋体"/>
-          <w:color w:val="1A1A1A"/>
-          <w:sz w:val="22"/>
-        </w:rPr>
-        <w:t xml:space="preserve">- 纠错码/鲁棒性（Hamming 1950）——8.4，主流。</w:t>
-      </w:r>
-      <w:r>
-        <w:rPr>
-          <w:rFonts w:ascii="Calibri" w:hAnsi="Calibri" w:eastAsia="宋体"/>
-          <w:color w:val="1A1A1A"/>
-          <w:sz w:val="22"/>
-        </w:rPr>
-        <w:t xml:space="preserve"> </w:t>
-      </w:r>
-      <w:r>
-        <w:rPr>
-          <w:rFonts w:ascii="Calibri" w:hAnsi="Calibri" w:eastAsia="宋体"/>
-          <w:color w:val="1A1A1A"/>
-          <w:sz w:val="22"/>
-        </w:rPr>
-        <w:t xml:space="preserve">- 认知/神经：双系统（Stanovich &amp; West 1990s；Kahneman 2011 通俗化）；工作记忆（Baddeley 1974）；经验回放（Lin 1992；Mnih 2015）；预测编码（Rao &amp; Ballard 1999）；稀疏编码（Olshausen &amp; Field 1996）；反向传播（Rumelhart 1986）——8.9。</w:t>
-      </w:r>
-      <w:r>
-        <w:rPr>
-          <w:rFonts w:ascii="Calibri" w:hAnsi="Calibri" w:eastAsia="宋体"/>
-          <w:color w:val="1A1A1A"/>
-          <w:sz w:val="22"/>
-        </w:rPr>
-        <w:t xml:space="preserve"> </w:t>
-      </w:r>
-      <w:r>
-        <w:rPr>
-          <w:rFonts w:ascii="Calibri" w:hAnsi="Calibri" w:eastAsia="宋体"/>
-          <w:color w:val="1A1A1A"/>
-          <w:sz w:val="22"/>
-        </w:rPr>
-        <w:t xml:space="preserve">- 图灵完备 / 无 CoT 限 TC</w:t>
+        <w:t xml:space="preserve">- [61] 信息论：Shannon（1948，熵/交叉熵）；MDL（Rissanen 1978）——8.0/8.1，定理/奠基。</w:t>
+      </w:r>
+      <w:r>
+        <w:rPr>
+          <w:rFonts w:ascii="Calibri" w:hAnsi="Calibri" w:eastAsia="宋体"/>
+          <w:color w:val="1A1A1A"/>
+          <w:sz w:val="22"/>
+        </w:rPr>
+        <w:t xml:space="preserve"> </w:t>
+      </w:r>
+      <w:r>
+        <w:rPr>
+          <w:rFonts w:ascii="Calibri" w:hAnsi="Calibri" w:eastAsia="宋体"/>
+          <w:color w:val="1A1A1A"/>
+          <w:sz w:val="22"/>
+        </w:rPr>
+        <w:t xml:space="preserve">- [62] 算法信息论与归纳：Solomonoff（1964）、Kolmogorov（1963）——8.1，理论。</w:t>
+      </w:r>
+      <w:r>
+        <w:rPr>
+          <w:rFonts w:ascii="Calibri" w:hAnsi="Calibri" w:eastAsia="宋体"/>
+          <w:color w:val="1A1A1A"/>
+          <w:sz w:val="22"/>
+        </w:rPr>
+        <w:t xml:space="preserve"> </w:t>
+      </w:r>
+      <w:r>
+        <w:rPr>
+          <w:rFonts w:ascii="Calibri" w:hAnsi="Calibri" w:eastAsia="宋体"/>
+          <w:color w:val="1A1A1A"/>
+          <w:sz w:val="22"/>
+        </w:rPr>
+        <w:t xml:space="preserve">- [63] 贝叶斯与统计决策：Bayes（1763）、Wald（1950）；无限宽↔高斯过程（Neal 1996）——8.1，主流。</w:t>
+      </w:r>
+      <w:r>
+        <w:rPr>
+          <w:rFonts w:ascii="Calibri" w:hAnsi="Calibri" w:eastAsia="宋体"/>
+          <w:color w:val="1A1A1A"/>
+          <w:sz w:val="22"/>
+        </w:rPr>
+        <w:t xml:space="preserve"> </w:t>
+      </w:r>
+      <w:r>
+        <w:rPr>
+          <w:rFonts w:ascii="Calibri" w:hAnsi="Calibri" w:eastAsia="宋体"/>
+          <w:color w:val="1A1A1A"/>
+          <w:sz w:val="22"/>
+        </w:rPr>
+        <w:t xml:space="preserve">- [64] 随机逼近：Robbins &amp; Monro（1951）——8.2，定理（奠基）。</w:t>
+      </w:r>
+      <w:r>
+        <w:rPr>
+          <w:rFonts w:ascii="Calibri" w:hAnsi="Calibri" w:eastAsia="宋体"/>
+          <w:color w:val="1A1A1A"/>
+          <w:sz w:val="22"/>
+        </w:rPr>
+        <w:t xml:space="preserve"> </w:t>
+      </w:r>
+      <w:r>
+        <w:rPr>
+          <w:rFonts w:ascii="Calibri" w:hAnsi="Calibri" w:eastAsia="宋体"/>
+          <w:color w:val="1A1A1A"/>
+          <w:sz w:val="22"/>
+        </w:rPr>
+        <w:t xml:space="preserve">- [65] 动量与加速：Polyak（1964）、Nesterov（1983）→ Adam（Kingma &amp; Ba 2015）——8.2，主流。</w:t>
+      </w:r>
+      <w:r>
+        <w:rPr>
+          <w:rFonts w:ascii="Calibri" w:hAnsi="Calibri" w:eastAsia="宋体"/>
+          <w:color w:val="1A1A1A"/>
+          <w:sz w:val="22"/>
+        </w:rPr>
+        <w:t xml:space="preserve"> </w:t>
+      </w:r>
+      <w:r>
+        <w:rPr>
+          <w:rFonts w:ascii="Calibri" w:hAnsi="Calibri" w:eastAsia="宋体"/>
+          <w:color w:val="1A1A1A"/>
+          <w:sz w:val="22"/>
+        </w:rPr>
+        <w:t xml:space="preserve">- [66] 自然梯度与信息几何：Amari（1998）；SGLD（Welling &amp; Teh 2011）——8.2，主流。</w:t>
+      </w:r>
+      <w:r>
+        <w:rPr>
+          <w:rFonts w:ascii="Calibri" w:hAnsi="Calibri" w:eastAsia="宋体"/>
+          <w:color w:val="1A1A1A"/>
+          <w:sz w:val="22"/>
+        </w:rPr>
+        <w:t xml:space="preserve"> </w:t>
+      </w:r>
+      <w:r>
+        <w:rPr>
+          <w:rFonts w:ascii="Calibri" w:hAnsi="Calibri" w:eastAsia="宋体"/>
+          <w:color w:val="1A1A1A"/>
+          <w:sz w:val="22"/>
+        </w:rPr>
+        <w:t xml:space="preserve">- [67] 低秩参数化/内在维度：Aghajanyan 等（2020）——8.2，主流假说。</w:t>
+      </w:r>
+      <w:r>
+        <w:rPr>
+          <w:rFonts w:ascii="Calibri" w:hAnsi="Calibri" w:eastAsia="宋体"/>
+          <w:color w:val="1A1A1A"/>
+          <w:sz w:val="22"/>
+        </w:rPr>
+        <w:t xml:space="preserve"> </w:t>
+      </w:r>
+      <w:r>
+        <w:rPr>
+          <w:rFonts w:ascii="Calibri" w:hAnsi="Calibri" w:eastAsia="宋体"/>
+          <w:color w:val="1A1A1A"/>
+          <w:sz w:val="22"/>
+        </w:rPr>
+        <w:t xml:space="preserve">- [68] 群论/等变：CNN（LeCun 1989）；Group-Equivariant CNN（Cohen &amp; Welling 2016）——8.3，主流假说。</w:t>
+      </w:r>
+      <w:r>
+        <w:rPr>
+          <w:rFonts w:ascii="Calibri" w:hAnsi="Calibri" w:eastAsia="宋体"/>
+          <w:color w:val="1A1A1A"/>
+          <w:sz w:val="22"/>
+        </w:rPr>
+        <w:t xml:space="preserve"> </w:t>
+      </w:r>
+      <w:r>
+        <w:rPr>
+          <w:rFonts w:ascii="Calibri" w:hAnsi="Calibri" w:eastAsia="宋体"/>
+          <w:color w:val="1A1A1A"/>
+          <w:sz w:val="22"/>
+        </w:rPr>
+        <w:t xml:space="preserve">- [69] 谱论/随机矩阵/低秩：NTK（Jacot 2018，§5 复用）；LoRA（Hu 等 2021）——8.3，主流。</w:t>
+      </w:r>
+      <w:r>
+        <w:rPr>
+          <w:rFonts w:ascii="Calibri" w:hAnsi="Calibri" w:eastAsia="宋体"/>
+          <w:color w:val="1A1A1A"/>
+          <w:sz w:val="22"/>
+        </w:rPr>
+        <w:t xml:space="preserve"> </w:t>
+      </w:r>
+      <w:r>
+        <w:rPr>
+          <w:rFonts w:ascii="Calibri" w:hAnsi="Calibri" w:eastAsia="宋体"/>
+          <w:color w:val="1A1A1A"/>
+          <w:sz w:val="22"/>
+        </w:rPr>
+        <w:t xml:space="preserve">- [70] 压缩感知与稀疏恢复：Donoho（2006）、Candès 等（2006）——8.3，主流（§6 复用）。</w:t>
+      </w:r>
+      <w:r>
+        <w:rPr>
+          <w:rFonts w:ascii="Calibri" w:hAnsi="Calibri" w:eastAsia="宋体"/>
+          <w:color w:val="1A1A1A"/>
+          <w:sz w:val="22"/>
+        </w:rPr>
+        <w:t xml:space="preserve"> </w:t>
+      </w:r>
+      <w:r>
+        <w:rPr>
+          <w:rFonts w:ascii="Calibri" w:hAnsi="Calibri" w:eastAsia="宋体"/>
+          <w:color w:val="1A1A1A"/>
+          <w:sz w:val="22"/>
+        </w:rPr>
+        <w:t xml:space="preserve">- [71] 傅里叶/散射：Mallat（2012）——8.3，主流。</w:t>
+      </w:r>
+      <w:r>
+        <w:rPr>
+          <w:rFonts w:ascii="Calibri" w:hAnsi="Calibri" w:eastAsia="宋体"/>
+          <w:color w:val="1A1A1A"/>
+          <w:sz w:val="22"/>
+        </w:rPr>
+        <w:t xml:space="preserve"> </w:t>
+      </w:r>
+      <w:r>
+        <w:rPr>
+          <w:rFonts w:ascii="Calibri" w:hAnsi="Calibri" w:eastAsia="宋体"/>
+          <w:color w:val="1A1A1A"/>
+          <w:sz w:val="22"/>
+        </w:rPr>
+        <w:t xml:space="preserve">- [72] 自动机与形式语言：Turing（1936）、Chomsky（1956）——8.4。</w:t>
+      </w:r>
+      <w:r>
+        <w:rPr>
+          <w:rFonts w:ascii="Calibri" w:hAnsi="Calibri" w:eastAsia="宋体"/>
+          <w:color w:val="1A1A1A"/>
+          <w:sz w:val="22"/>
+        </w:rPr>
+        <w:t xml:space="preserve"> </w:t>
+      </w:r>
+      <w:r>
+        <w:rPr>
+          <w:rFonts w:ascii="Calibri" w:hAnsi="Calibri" w:eastAsia="宋体"/>
+          <w:color w:val="1A1A1A"/>
+          <w:sz w:val="22"/>
+        </w:rPr>
+        <w:t xml:space="preserve">- [73] 通用逼近：Cybenko（1989）、Hornik（1991）——8.4，正向结果（表达）。</w:t>
+      </w:r>
+      <w:r>
+        <w:rPr>
+          <w:rFonts w:ascii="Calibri" w:hAnsi="Calibri" w:eastAsia="宋体"/>
+          <w:color w:val="1A1A1A"/>
+          <w:sz w:val="22"/>
+        </w:rPr>
+        <w:t xml:space="preserve"> </w:t>
+      </w:r>
+      <w:r>
+        <w:rPr>
+          <w:rFonts w:ascii="Calibri" w:hAnsi="Calibri" w:eastAsia="宋体"/>
+          <w:color w:val="1A1A1A"/>
+          <w:sz w:val="22"/>
+        </w:rPr>
+        <w:t xml:space="preserve">- [74] 矩阵乘法复杂度：Strassen（1969）→ AlphaTensor（Fawzi 等，Nature 2022）——8.4/8.10，定理/前沿。</w:t>
+      </w:r>
+      <w:r>
+        <w:rPr>
+          <w:rFonts w:ascii="Calibri" w:hAnsi="Calibri" w:eastAsia="宋体"/>
+          <w:color w:val="1A1A1A"/>
+          <w:sz w:val="22"/>
+        </w:rPr>
+        <w:t xml:space="preserve"> </w:t>
+      </w:r>
+      <w:r>
+        <w:rPr>
+          <w:rFonts w:ascii="Calibri" w:hAnsi="Calibri" w:eastAsia="宋体"/>
+          <w:color w:val="1A1A1A"/>
+          <w:sz w:val="22"/>
+        </w:rPr>
+        <w:t xml:space="preserve">- [75] 统计学习：Vapnik-Chervonenkis（1971）、Valiant（1984，PAC）——8.5，定理（§1.3/§7.3 复用）。</w:t>
+      </w:r>
+      <w:r>
+        <w:rPr>
+          <w:rFonts w:ascii="Calibri" w:hAnsi="Calibri" w:eastAsia="宋体"/>
+          <w:color w:val="1A1A1A"/>
+          <w:sz w:val="22"/>
+        </w:rPr>
+        <w:t xml:space="preserve"> </w:t>
+      </w:r>
+      <w:r>
+        <w:rPr>
+          <w:rFonts w:ascii="Calibri" w:hAnsi="Calibri" w:eastAsia="宋体"/>
+          <w:color w:val="1A1A1A"/>
+          <w:sz w:val="22"/>
+        </w:rPr>
+        <w:t xml:space="preserve">- [76] 心理测量：因子分析（Spearman 1904）、项目反应理论 IRT（Rasch 1960）——8.5，主流（§7.1/§7.2 谱系源头）。</w:t>
+      </w:r>
+      <w:r>
+        <w:rPr>
+          <w:rFonts w:ascii="Calibri" w:hAnsi="Calibri" w:eastAsia="宋体"/>
+          <w:color w:val="1A1A1A"/>
+          <w:sz w:val="22"/>
+        </w:rPr>
+        <w:t xml:space="preserve"> </w:t>
+      </w:r>
+      <w:r>
+        <w:rPr>
+          <w:rFonts w:ascii="Calibri" w:hAnsi="Calibri" w:eastAsia="宋体"/>
+          <w:color w:val="1A1A1A"/>
+          <w:sz w:val="22"/>
+        </w:rPr>
+        <w:t xml:space="preserve">- [77] PAC-Bayes：McAllester（1998）；均匀稳定性（Bousquet &amp; Elisseeff 2002）——8.5，主流。</w:t>
+      </w:r>
+      <w:r>
+        <w:rPr>
+          <w:rFonts w:ascii="Calibri" w:hAnsi="Calibri" w:eastAsia="宋体"/>
+          <w:color w:val="1A1A1A"/>
+          <w:sz w:val="22"/>
+        </w:rPr>
+        <w:t xml:space="preserve"> </w:t>
+      </w:r>
+      <w:r>
+        <w:rPr>
+          <w:rFonts w:ascii="Calibri" w:hAnsi="Calibri" w:eastAsia="宋体"/>
+          <w:color w:val="1A1A1A"/>
+          <w:sz w:val="22"/>
+        </w:rPr>
+        <w:t xml:space="preserve">- [78] 良性过拟合：Bartlett 等（2020）；平滑分析（Spielman &amp; Teng 2009）——8.5，主流。</w:t>
+      </w:r>
+      <w:r>
+        <w:rPr>
+          <w:rFonts w:ascii="Calibri" w:hAnsi="Calibri" w:eastAsia="宋体"/>
+          <w:color w:val="1A1A1A"/>
+          <w:sz w:val="22"/>
+        </w:rPr>
+        <w:t xml:space="preserve"> </w:t>
+      </w:r>
+      <w:r>
+        <w:rPr>
+          <w:rFonts w:ascii="Calibri" w:hAnsi="Calibri" w:eastAsia="宋体"/>
+          <w:color w:val="1A1A1A"/>
+          <w:sz w:val="22"/>
+        </w:rPr>
+        <w:t xml:space="preserve">- [79] 动态规划/MDP：Bellman（1957）、Howard（1960）→ DQN（Mnih 2015）——8.6。</w:t>
+      </w:r>
+      <w:r>
+        <w:rPr>
+          <w:rFonts w:ascii="Calibri" w:hAnsi="Calibri" w:eastAsia="宋体"/>
+          <w:color w:val="1A1A1A"/>
+          <w:sz w:val="22"/>
+        </w:rPr>
+        <w:t xml:space="preserve"> </w:t>
+      </w:r>
+      <w:r>
+        <w:rPr>
+          <w:rFonts w:ascii="Calibri" w:hAnsi="Calibri" w:eastAsia="宋体"/>
+          <w:color w:val="1A1A1A"/>
+          <w:sz w:val="22"/>
+        </w:rPr>
+        <w:t xml:space="preserve">- [80] 最优控制：Pontryagin（1956）；策略梯度来源（Williams 1992）——8.6。</w:t>
+      </w:r>
+      <w:r>
+        <w:rPr>
+          <w:rFonts w:ascii="Calibri" w:hAnsi="Calibri" w:eastAsia="宋体"/>
+          <w:color w:val="1A1A1A"/>
+          <w:sz w:val="22"/>
+        </w:rPr>
+        <w:t xml:space="preserve"> </w:t>
+      </w:r>
+      <w:r>
+        <w:rPr>
+          <w:rFonts w:ascii="Calibri" w:hAnsi="Calibri" w:eastAsia="宋体"/>
+          <w:color w:val="1A1A1A"/>
+          <w:sz w:val="22"/>
+        </w:rPr>
+        <w:t xml:space="preserve">- [81] POMDP：Kaelbling 等（1998）——8.6（《用好AI》第 2 章复用）。</w:t>
+      </w:r>
+      <w:r>
+        <w:rPr>
+          <w:rFonts w:ascii="Calibri" w:hAnsi="Calibri" w:eastAsia="宋体"/>
+          <w:color w:val="1A1A1A"/>
+          <w:sz w:val="22"/>
+        </w:rPr>
+        <w:t xml:space="preserve"> </w:t>
+      </w:r>
+      <w:r>
+        <w:rPr>
+          <w:rFonts w:ascii="Calibri" w:hAnsi="Calibri" w:eastAsia="宋体"/>
+          <w:color w:val="1A1A1A"/>
+          <w:sz w:val="22"/>
+        </w:rPr>
+        <w:t xml:space="preserve">- [82] 博弈论：von Neumann（1928）、Nash（1950）→ AlphaZero（Silver 等 2017/18）——8.6。</w:t>
+      </w:r>
+      <w:r>
+        <w:rPr>
+          <w:rFonts w:ascii="Calibri" w:hAnsi="Calibri" w:eastAsia="宋体"/>
+          <w:color w:val="1A1A1A"/>
+          <w:sz w:val="22"/>
+        </w:rPr>
+        <w:t xml:space="preserve"> </w:t>
+      </w:r>
+      <w:r>
+        <w:rPr>
+          <w:rFonts w:ascii="Calibri" w:hAnsi="Calibri" w:eastAsia="宋体"/>
+          <w:color w:val="1A1A1A"/>
+          <w:sz w:val="22"/>
+        </w:rPr>
+        <w:t xml:space="preserve">- [83] 逆强化学习/偏好学习：Ng &amp; Russell（2000）→ RLHF（Christiano 等 2017）——8.6（《基座模型》第 3 章复用）。</w:t>
+      </w:r>
+      <w:r>
+        <w:rPr>
+          <w:rFonts w:ascii="Calibri" w:hAnsi="Calibri" w:eastAsia="宋体"/>
+          <w:color w:val="1A1A1A"/>
+          <w:sz w:val="22"/>
+        </w:rPr>
+        <w:t xml:space="preserve"> </w:t>
+      </w:r>
+      <w:r>
+        <w:rPr>
+          <w:rFonts w:ascii="Calibri" w:hAnsi="Calibri" w:eastAsia="宋体"/>
+          <w:color w:val="1A1A1A"/>
+          <w:sz w:val="22"/>
+        </w:rPr>
+        <w:t xml:space="preserve">- [84] 机制设计/社会选择：Arrow（1951）、Maskin（1977）——8.6，主流。</w:t>
+      </w:r>
+      <w:r>
+        <w:rPr>
+          <w:rFonts w:ascii="Calibri" w:hAnsi="Calibri" w:eastAsia="宋体"/>
+          <w:color w:val="1A1A1A"/>
+          <w:sz w:val="22"/>
+        </w:rPr>
+        <w:t xml:space="preserve"> </w:t>
+      </w:r>
+      <w:r>
+        <w:rPr>
+          <w:rFonts w:ascii="Calibri" w:hAnsi="Calibri" w:eastAsia="宋体"/>
+          <w:color w:val="1A1A1A"/>
+          <w:sz w:val="22"/>
+        </w:rPr>
+        <w:t xml:space="preserve">- [85] 因果：Pearl（2000/09）do 演算；IRM（Arjovsky 等 2019）；因果表示学习（Schölkopf 等 2021）——8.7。</w:t>
+      </w:r>
+      <w:r>
+        <w:rPr>
+          <w:rFonts w:ascii="Calibri" w:hAnsi="Calibri" w:eastAsia="宋体"/>
+          <w:color w:val="1A1A1A"/>
+          <w:sz w:val="22"/>
+        </w:rPr>
+        <w:t xml:space="preserve"> </w:t>
+      </w:r>
+      <w:r>
+        <w:rPr>
+          <w:rFonts w:ascii="Calibri" w:hAnsi="Calibri" w:eastAsia="宋体"/>
+          <w:color w:val="1A1A1A"/>
+          <w:sz w:val="22"/>
+        </w:rPr>
+        <w:t xml:space="preserve">- [86] 相变/统计力学：mean-field（1940s 起）；能量模型 Hopfield（1982）→ 现代 Hopfield=attention（Ramsauer 等 2020）——8.8。</w:t>
+      </w:r>
+      <w:r>
+        <w:rPr>
+          <w:rFonts w:ascii="Calibri" w:hAnsi="Calibri" w:eastAsia="宋体"/>
+          <w:color w:val="1A1A1A"/>
+          <w:sz w:val="22"/>
+        </w:rPr>
+        <w:t xml:space="preserve"> </w:t>
+      </w:r>
+      <w:r>
+        <w:rPr>
+          <w:rFonts w:ascii="Calibri" w:hAnsi="Calibri" w:eastAsia="宋体"/>
+          <w:color w:val="1A1A1A"/>
+          <w:sz w:val="22"/>
+        </w:rPr>
+        <w:t xml:space="preserve">- [87] 变分自由能/ELBO：Feynman（1972，泛函积分）、Neal &amp; Hinton（1998）——8.8（《扩散》支流）。</w:t>
+      </w:r>
+      <w:r>
+        <w:rPr>
+          <w:rFonts w:ascii="Calibri" w:hAnsi="Calibri" w:eastAsia="宋体"/>
+          <w:color w:val="1A1A1A"/>
+          <w:sz w:val="22"/>
+        </w:rPr>
+        <w:t xml:space="preserve"> </w:t>
+      </w:r>
+      <w:r>
+        <w:rPr>
+          <w:rFonts w:ascii="Calibri" w:hAnsi="Calibri" w:eastAsia="宋体"/>
+          <w:color w:val="1A1A1A"/>
+          <w:sz w:val="22"/>
+        </w:rPr>
+        <w:t xml:space="preserve">- [88] 信息瓶颈（Tishby 1999）——8.10，主流假说（表示压缩的源头）。</w:t>
+      </w:r>
+      <w:r>
+        <w:rPr>
+          <w:rFonts w:ascii="Calibri" w:hAnsi="Calibri" w:eastAsia="宋体"/>
+          <w:color w:val="1A1A1A"/>
+          <w:sz w:val="22"/>
+        </w:rPr>
+        <w:t xml:space="preserve"> </w:t>
+      </w:r>
+      <w:r>
+        <w:rPr>
+          <w:rFonts w:ascii="Calibri" w:hAnsi="Calibri" w:eastAsia="宋体"/>
+          <w:color w:val="1A1A1A"/>
+          <w:sz w:val="22"/>
+        </w:rPr>
+        <w:t xml:space="preserve">- [89] 纠错码/鲁棒性（Hamming 1950）——8.4，主流。</w:t>
+      </w:r>
+      <w:r>
+        <w:rPr>
+          <w:rFonts w:ascii="Calibri" w:hAnsi="Calibri" w:eastAsia="宋体"/>
+          <w:color w:val="1A1A1A"/>
+          <w:sz w:val="22"/>
+        </w:rPr>
+        <w:t xml:space="preserve"> </w:t>
+      </w:r>
+      <w:r>
+        <w:rPr>
+          <w:rFonts w:ascii="Calibri" w:hAnsi="Calibri" w:eastAsia="宋体"/>
+          <w:color w:val="1A1A1A"/>
+          <w:sz w:val="22"/>
+        </w:rPr>
+        <w:t xml:space="preserve">- [90] 认知/神经：双系统（Stanovich &amp; West 1990s；Kahneman 2011 通俗化）；工作记忆（Baddeley 1974）；经验回放（Lin 1992；Mnih 2015）；预测编码（Rao &amp; Ballard 1999）；稀疏编码（Olshausen &amp; Field 1996）；反向传播（Rumelhart 1986）——8.9。</w:t>
+      </w:r>
+      <w:r>
+        <w:rPr>
+          <w:rFonts w:ascii="Calibri" w:hAnsi="Calibri" w:eastAsia="宋体"/>
+          <w:color w:val="1A1A1A"/>
+          <w:sz w:val="22"/>
+        </w:rPr>
+        <w:t xml:space="preserve"> </w:t>
+      </w:r>
+      <w:r>
+        <w:rPr>
+          <w:rFonts w:ascii="Calibri" w:hAnsi="Calibri" w:eastAsia="宋体"/>
+          <w:color w:val="1A1A1A"/>
+          <w:sz w:val="22"/>
+        </w:rPr>
+        <w:t xml:space="preserve">- [91] 图灵完备 / 无 CoT 限 TC</w:t>
       </w:r>
       <m:oMath>
         <m:sSup>
@@ -48045,7 +49394,49 @@
           <w:color w:val="1A1A1A"/>
           <w:sz w:val="22"/>
         </w:rPr>
-        <w:t xml:space="preserve">- 现代理论的辩证作用（综合 §3.4 涌现度量、§4.5 尺度断点、§5.2 NTK 边界、§6.5 SAE 边界、§7.1/§7.6 测量与方法论）——8.11，综合立场（共识/前沿未定）。</w:t>
+        <w:t xml:space="preserve">- [92] 现代理论的辩证作用（综合 §3.4 涌现度量、§4.5 尺度断点、§5.2 NTK 边界、§6.5 SAE 边界、§7.1/§7.6 测量与方法论）——8.11，综合立场（共识/前沿未定）。</w:t>
+      </w:r>
+      <w:r>
+        <w:rPr>
+          <w:rFonts w:ascii="Calibri" w:hAnsi="Calibri" w:eastAsia="宋体"/>
+          <w:color w:val="1A1A1A"/>
+          <w:sz w:val="22"/>
+        </w:rPr>
+        <w:t xml:space="preserve"> </w:t>
+      </w:r>
+      <w:r>
+        <w:rPr>
+          <w:rFonts w:ascii="Calibri" w:hAnsi="Calibri" w:eastAsia="宋体"/>
+          <w:color w:val="1A1A1A"/>
+          <w:sz w:val="22"/>
+        </w:rPr>
+        <w:t xml:space="preserve">- [93] Bergsträßer 等 2025.</w:t>
+      </w:r>
+      <w:r>
+        <w:rPr>
+          <w:rFonts w:ascii="Calibri" w:hAnsi="Calibri" w:eastAsia="宋体"/>
+          <w:color w:val="1A1A1A"/>
+          <w:sz w:val="22"/>
+        </w:rPr>
+        <w:t xml:space="preserve"> </w:t>
+      </w:r>
+      <w:r>
+        <w:rPr>
+          <w:iCs/>
+          <w:rFonts w:ascii="Calibri" w:hAnsi="Calibri" w:eastAsia="宋体"/>
+          <w:i/>
+          <w:color w:val="1A1A1A"/>
+          <w:sz w:val="22"/>
+        </w:rPr>
+        <w:t xml:space="preserve">Transformers are Inherently Succinct</w:t>
+      </w:r>
+      <w:r>
+        <w:rPr>
+          <w:rFonts w:ascii="Calibri" w:hAnsi="Calibri" w:eastAsia="宋体"/>
+          <w:color w:val="1A1A1A"/>
+          <w:sz w:val="22"/>
+        </w:rPr>
+        <w:t xml:space="preserve">. ICLR 2026. arXiv:2510.19315. —— §7.3/§8.4，定理/前沿（固定精度类内定理；softmax 与平均硬注意力的简洁性留待后续）。</w:t>
       </w:r>
     </w:p>
     <w:bookmarkEnd w:id="169"/>
@@ -51877,7 +53268,7 @@
           <w:color w:val="1A1A1A"/>
           <w:sz w:val="21"/>
         </w:rPr>
-        <w:t xml:space="preserve">P 的超参迁移在 embedding 层失效——token 输入是一维稀疏向量，梯度统计与连续层不同，embedding 学习率需单独放大（Kalra 和 Barkeshli 等，arXiv:2605.21486；前沿未定：单篇预印本、新发现、可能被修正）。适用边界：参数化理论在同质连续特征层严格成立，异构结构（embedding/attention/MoE/归一化）要逐层核对。（§5.4）</w:t>
+        <w:t xml:space="preserve">P 的超参迁移在 embedding 层失效——token 输入是一维稀疏向量，梯度统计与连续层不同，embedding 学习率需单独放大（[28]；前沿未定：单篇预印本、新发现、可能被修正）。适用边界：参数化理论在同质连续特征层严格成立，异构结构（embedding/attention/MoE/归一化）要逐层核对。（§5.4）</w:t>
       </w:r>
       <w:r>
         <w:rPr>
